--- a/ОТЧЁТ.docx
+++ b/ОТЧЁТ.docx
@@ -196,7 +196,7 @@
     </w:p>
     <w:p>
       <w:pPr>
-        <w:pStyle w:val="1019"/>
+        <w:pStyle w:val="1035"/>
         <w:pBdr/>
         <w:spacing/>
         <w:ind/>
@@ -227,7 +227,7 @@
     </w:p>
     <w:p>
       <w:pPr>
-        <w:pStyle w:val="1019"/>
+        <w:pStyle w:val="1035"/>
         <w:pBdr/>
         <w:spacing/>
         <w:ind/>
@@ -258,7 +258,7 @@
     </w:p>
     <w:p>
       <w:pPr>
-        <w:pStyle w:val="1019"/>
+        <w:pStyle w:val="1035"/>
         <w:pBdr/>
         <w:spacing/>
         <w:ind/>
@@ -289,7 +289,7 @@
     </w:p>
     <w:p>
       <w:pPr>
-        <w:pStyle w:val="1019"/>
+        <w:pStyle w:val="1035"/>
         <w:pBdr/>
         <w:spacing/>
         <w:ind/>
@@ -320,7 +320,7 @@
     </w:p>
     <w:p>
       <w:pPr>
-        <w:pStyle w:val="1019"/>
+        <w:pStyle w:val="1035"/>
         <w:pBdr/>
         <w:spacing/>
         <w:ind/>
@@ -351,7 +351,7 @@
     </w:p>
     <w:p>
       <w:pPr>
-        <w:pStyle w:val="1019"/>
+        <w:pStyle w:val="1035"/>
         <w:pBdr/>
         <w:spacing/>
         <w:ind/>
@@ -381,7 +381,7 @@
     </w:p>
     <w:p>
       <w:pPr>
-        <w:pStyle w:val="1019"/>
+        <w:pStyle w:val="1035"/>
         <w:pBdr/>
         <w:spacing/>
         <w:ind/>
@@ -517,7 +517,7 @@
     </w:p>
     <w:p>
       <w:pPr>
-        <w:pStyle w:val="1019"/>
+        <w:pStyle w:val="1035"/>
         <w:pBdr/>
         <w:spacing/>
         <w:ind/>
@@ -580,7 +580,7 @@
     </w:p>
     <w:p>
       <w:pPr>
-        <w:pStyle w:val="1019"/>
+        <w:pStyle w:val="1035"/>
         <w:pBdr/>
         <w:spacing/>
         <w:ind/>
@@ -1328,7 +1328,7 @@
     </w:p>
     <w:p>
       <w:pPr>
-        <w:pStyle w:val="1019"/>
+        <w:pStyle w:val="1035"/>
         <w:pBdr/>
         <w:spacing/>
         <w:ind/>
@@ -1339,7 +1339,7 @@
     </w:p>
     <w:p>
       <w:pPr>
-        <w:pStyle w:val="1019"/>
+        <w:pStyle w:val="1035"/>
         <w:pBdr/>
         <w:spacing/>
         <w:ind/>
@@ -1440,7 +1440,7 @@
     </w:p>
     <w:p>
       <w:pPr>
-        <w:pStyle w:val="1019"/>
+        <w:pStyle w:val="1035"/>
         <w:pBdr/>
         <w:spacing/>
         <w:ind/>
@@ -1902,7 +1902,7 @@
     </w:p>
     <w:p>
       <w:pPr>
-        <w:pStyle w:val="1019"/>
+        <w:pStyle w:val="1035"/>
         <w:pBdr/>
         <w:spacing/>
         <w:ind/>
@@ -1933,7 +1933,7 @@
     </w:p>
     <w:p>
       <w:pPr>
-        <w:pStyle w:val="1019"/>
+        <w:pStyle w:val="1035"/>
         <w:pBdr/>
         <w:spacing/>
         <w:ind/>
@@ -2081,7 +2081,7 @@
     </w:p>
     <w:tbl>
       <w:tblPr>
-        <w:tblStyle w:val="1017"/>
+        <w:tblStyle w:val="1033"/>
         <w:tblW w:w="0" w:type="auto"/>
         <w:tblBorders/>
         <w:tblLook w:val="04A0" w:firstRow="1" w:lastRow="0" w:firstColumn="1" w:lastColumn="0" w:noHBand="0" w:noVBand="1"/>
@@ -2984,7 +2984,7 @@
     </w:p>
     <w:p>
       <w:pPr>
-        <w:pStyle w:val="1020"/>
+        <w:pStyle w:val="1036"/>
         <w:pBdr/>
         <w:spacing/>
         <w:ind/>
@@ -2995,7 +2995,7 @@
     </w:p>
     <w:p>
       <w:pPr>
-        <w:pStyle w:val="1020"/>
+        <w:pStyle w:val="1036"/>
         <w:pBdr/>
         <w:spacing/>
         <w:ind/>
@@ -3542,7 +3542,7 @@
           </w:tcPr>
           <w:p>
             <w:pPr>
-              <w:pStyle w:val="1018"/>
+              <w:pStyle w:val="1034"/>
               <w:pBdr/>
               <w:spacing/>
               <w:ind/>
@@ -3573,7 +3573,7 @@
           </w:p>
           <w:p>
             <w:pPr>
-              <w:pStyle w:val="1018"/>
+              <w:pStyle w:val="1034"/>
               <w:pBdr/>
               <w:spacing/>
               <w:ind/>
@@ -3713,7 +3713,7 @@
           </w:tcPr>
           <w:p>
             <w:pPr>
-              <w:pStyle w:val="1018"/>
+              <w:pStyle w:val="1034"/>
               <w:pBdr/>
               <w:spacing/>
               <w:ind/>
@@ -3853,7 +3853,7 @@
           </w:tcPr>
           <w:p>
             <w:pPr>
-              <w:pStyle w:val="1018"/>
+              <w:pStyle w:val="1034"/>
               <w:pBdr/>
               <w:spacing/>
               <w:ind/>
@@ -4020,7 +4020,7 @@
           </w:tcPr>
           <w:p>
             <w:pPr>
-              <w:pStyle w:val="1018"/>
+              <w:pStyle w:val="1034"/>
               <w:pBdr/>
               <w:spacing/>
               <w:ind/>
@@ -4187,7 +4187,7 @@
           </w:tcPr>
           <w:p>
             <w:pPr>
-              <w:pStyle w:val="1018"/>
+              <w:pStyle w:val="1034"/>
               <w:pBdr/>
               <w:spacing/>
               <w:ind/>
@@ -4312,7 +4312,7 @@
     </w:p>
     <w:p>
       <w:pPr>
-        <w:pStyle w:val="1020"/>
+        <w:pStyle w:val="1036"/>
         <w:pBdr/>
         <w:spacing/>
         <w:ind/>
@@ -4323,7 +4323,7 @@
     </w:p>
     <w:p>
       <w:pPr>
-        <w:pStyle w:val="1020"/>
+        <w:pStyle w:val="1036"/>
         <w:pBdr/>
         <w:spacing/>
         <w:ind/>
@@ -4918,7 +4918,7 @@
     </w:p>
     <w:tbl>
       <w:tblPr>
-        <w:tblStyle w:val="1017"/>
+        <w:tblStyle w:val="1033"/>
         <w:tblW w:w="0" w:type="auto"/>
         <w:tblBorders/>
         <w:tblLook w:val="04A0" w:firstRow="1" w:lastRow="0" w:firstColumn="1" w:lastColumn="0" w:noHBand="0" w:noVBand="1"/>
@@ -5074,7 +5074,7 @@
           </w:tcPr>
           <w:p>
             <w:pPr>
-              <w:pStyle w:val="1009"/>
+              <w:pStyle w:val="1025"/>
               <w:numPr>
                 <w:ilvl w:val="0"/>
                 <w:numId w:val="34"/>
@@ -5291,7 +5291,7 @@
           </w:tcPr>
           <w:p>
             <w:pPr>
-              <w:pStyle w:val="1009"/>
+              <w:pStyle w:val="1025"/>
               <w:numPr>
                 <w:ilvl w:val="0"/>
                 <w:numId w:val="34"/>
@@ -5500,7 +5500,7 @@
           </w:tcPr>
           <w:p>
             <w:pPr>
-              <w:pStyle w:val="1009"/>
+              <w:pStyle w:val="1025"/>
               <w:numPr>
                 <w:ilvl w:val="0"/>
                 <w:numId w:val="34"/>
@@ -5709,7 +5709,7 @@
           </w:tcPr>
           <w:p>
             <w:pPr>
-              <w:pStyle w:val="1009"/>
+              <w:pStyle w:val="1025"/>
               <w:numPr>
                 <w:ilvl w:val="0"/>
                 <w:numId w:val="34"/>
@@ -5918,7 +5918,7 @@
           </w:tcPr>
           <w:p>
             <w:pPr>
-              <w:pStyle w:val="1009"/>
+              <w:pStyle w:val="1025"/>
               <w:numPr>
                 <w:ilvl w:val="0"/>
                 <w:numId w:val="34"/>
@@ -6127,7 +6127,7 @@
           </w:tcPr>
           <w:p>
             <w:pPr>
-              <w:pStyle w:val="1009"/>
+              <w:pStyle w:val="1025"/>
               <w:numPr>
                 <w:ilvl w:val="0"/>
                 <w:numId w:val="34"/>
@@ -6379,7 +6379,7 @@
     </w:p>
     <w:tbl>
       <w:tblPr>
-        <w:tblStyle w:val="1017"/>
+        <w:tblStyle w:val="1033"/>
         <w:tblW w:w="9351" w:type="dxa"/>
         <w:tblBorders/>
         <w:tblLayout w:type="fixed"/>
@@ -6769,7 +6769,7 @@
           </w:tcPr>
           <w:p>
             <w:pPr>
-              <w:pStyle w:val="1009"/>
+              <w:pStyle w:val="1025"/>
               <w:numPr>
                 <w:ilvl w:val="0"/>
                 <w:numId w:val="33"/>
@@ -6997,7 +6997,7 @@
           </w:tcPr>
           <w:p>
             <w:pPr>
-              <w:pStyle w:val="1009"/>
+              <w:pStyle w:val="1025"/>
               <w:numPr>
                 <w:ilvl w:val="0"/>
                 <w:numId w:val="33"/>
@@ -7206,7 +7206,7 @@
           </w:tcPr>
           <w:p>
             <w:pPr>
-              <w:pStyle w:val="1009"/>
+              <w:pStyle w:val="1025"/>
               <w:numPr>
                 <w:ilvl w:val="0"/>
                 <w:numId w:val="33"/>
@@ -7415,7 +7415,7 @@
           </w:tcPr>
           <w:p>
             <w:pPr>
-              <w:pStyle w:val="1009"/>
+              <w:pStyle w:val="1025"/>
               <w:numPr>
                 <w:ilvl w:val="0"/>
                 <w:numId w:val="33"/>
@@ -7624,7 +7624,7 @@
           </w:tcPr>
           <w:p>
             <w:pPr>
-              <w:pStyle w:val="1009"/>
+              <w:pStyle w:val="1025"/>
               <w:numPr>
                 <w:ilvl w:val="0"/>
                 <w:numId w:val="33"/>
@@ -7833,7 +7833,7 @@
           </w:tcPr>
           <w:p>
             <w:pPr>
-              <w:pStyle w:val="1009"/>
+              <w:pStyle w:val="1025"/>
               <w:numPr>
                 <w:ilvl w:val="0"/>
                 <w:numId w:val="33"/>
@@ -8190,7 +8190,7 @@
     </w:p>
     <w:p>
       <w:pPr>
-        <w:pStyle w:val="1019"/>
+        <w:pStyle w:val="1035"/>
         <w:pBdr/>
         <w:spacing/>
         <w:ind/>
@@ -8202,7 +8202,7 @@
     </w:p>
     <w:p>
       <w:pPr>
-        <w:pStyle w:val="1019"/>
+        <w:pStyle w:val="1035"/>
         <w:pBdr/>
         <w:spacing/>
         <w:ind/>
@@ -8216,7 +8216,7 @@
     </w:p>
     <w:p>
       <w:pPr>
-        <w:pStyle w:val="1019"/>
+        <w:pStyle w:val="1035"/>
         <w:pBdr/>
         <w:spacing/>
         <w:ind/>
@@ -8321,7 +8321,7 @@
     </w:p>
     <w:p>
       <w:pPr>
-        <w:pStyle w:val="1019"/>
+        <w:pStyle w:val="1035"/>
         <w:pBdr/>
         <w:spacing/>
         <w:ind/>
@@ -8348,7 +8348,7 @@
     </w:p>
     <w:p>
       <w:pPr>
-        <w:pStyle w:val="1019"/>
+        <w:pStyle w:val="1035"/>
         <w:pBdr/>
         <w:spacing/>
         <w:ind/>
@@ -8949,7 +8949,7 @@
     </w:p>
     <w:p>
       <w:pPr>
-        <w:pStyle w:val="1019"/>
+        <w:pStyle w:val="1035"/>
         <w:pBdr/>
         <w:spacing/>
         <w:ind/>
@@ -8980,7 +8980,7 @@
     </w:p>
     <w:p>
       <w:pPr>
-        <w:pStyle w:val="1019"/>
+        <w:pStyle w:val="1035"/>
         <w:pBdr/>
         <w:spacing/>
         <w:ind/>
@@ -9008,7 +9008,7 @@
     </w:p>
     <w:p>
       <w:pPr>
-        <w:pStyle w:val="1019"/>
+        <w:pStyle w:val="1035"/>
         <w:pBdr/>
         <w:spacing/>
         <w:ind/>
@@ -9036,7 +9036,7 @@
     </w:p>
     <w:p>
       <w:pPr>
-        <w:pStyle w:val="1019"/>
+        <w:pStyle w:val="1035"/>
         <w:pBdr/>
         <w:spacing/>
         <w:ind/>
@@ -9064,7 +9064,7 @@
     </w:p>
     <w:p>
       <w:pPr>
-        <w:pStyle w:val="1019"/>
+        <w:pStyle w:val="1035"/>
         <w:pBdr/>
         <w:spacing/>
         <w:ind/>
@@ -9266,7 +9266,7 @@
     </w:p>
     <w:p>
       <w:pPr>
-        <w:pStyle w:val="1009"/>
+        <w:pStyle w:val="1025"/>
         <w:numPr>
           <w:ilvl w:val="0"/>
           <w:numId w:val="35"/>
@@ -9310,7 +9310,7 @@
     </w:p>
     <w:p>
       <w:pPr>
-        <w:pStyle w:val="1009"/>
+        <w:pStyle w:val="1025"/>
         <w:pBdr/>
         <w:spacing w:after="0" w:line="240" w:lineRule="auto"/>
         <w:ind/>
@@ -9573,7 +9573,7 @@
     </w:p>
     <w:p>
       <w:pPr>
-        <w:pStyle w:val="1009"/>
+        <w:pStyle w:val="1025"/>
         <w:numPr>
           <w:ilvl w:val="0"/>
           <w:numId w:val="35"/>
@@ -9617,7 +9617,7 @@
     </w:p>
     <w:p>
       <w:pPr>
-        <w:pStyle w:val="1009"/>
+        <w:pStyle w:val="1025"/>
         <w:pBdr/>
         <w:spacing w:after="0" w:line="240" w:lineRule="auto"/>
         <w:ind/>
@@ -9855,7 +9855,7 @@
     </w:p>
     <w:p>
       <w:pPr>
-        <w:pStyle w:val="1009"/>
+        <w:pStyle w:val="1025"/>
         <w:numPr>
           <w:ilvl w:val="0"/>
           <w:numId w:val="35"/>
@@ -9899,7 +9899,7 @@
     </w:p>
     <w:p>
       <w:pPr>
-        <w:pStyle w:val="1009"/>
+        <w:pStyle w:val="1025"/>
         <w:pBdr/>
         <w:spacing w:after="0" w:line="240" w:lineRule="auto"/>
         <w:ind/>
@@ -12021,1154 +12021,596 @@
     <w:p>
       <w:pPr>
         <w:pBdr/>
+        <w:spacing w:after="480" w:before="0" w:line="360" w:lineRule="auto"/>
+        <w:ind/>
+        <w:jc w:val="center"/>
+        <w:rPr/>
+      </w:pPr>
+      <w:r>
+        <w:rPr>
+          <w:rFonts w:ascii="Times New Roman" w:hAnsi="Times New Roman" w:eastAsia="Times New Roman" w:cs="Times New Roman"/>
+          <w:b/>
+          <w:bCs/>
+          <w:sz w:val="32"/>
+          <w:szCs w:val="32"/>
+        </w:rPr>
+        <w:t xml:space="preserve">СОДЕРЖАНИЕ</w:t>
+      </w:r>
+      <w:r/>
+      <w:r/>
+    </w:p>
+    <w:p>
+      <w:pPr>
+        <w:pBdr/>
+        <w:tabs>
+          <w:tab w:val="right" w:leader="dot" w:pos="9354"/>
+        </w:tabs>
+        <w:spacing w:after="0" w:before="0" w:line="360" w:lineRule="auto"/>
+        <w:ind w:left="0"/>
+        <w:jc w:val="left"/>
+        <w:rPr/>
+      </w:pPr>
+      <w:r>
+        <w:rPr>
+          <w:rFonts w:ascii="Times New Roman" w:hAnsi="Times New Roman" w:eastAsia="Times New Roman" w:cs="Times New Roman"/>
+          <w:sz w:val="28"/>
+          <w:szCs w:val="28"/>
+        </w:rPr>
+        <w:t xml:space="preserve">Введение</w:t>
+      </w:r>
+      <w:r>
+        <w:rPr>
+          <w:rFonts w:ascii="Times New Roman" w:hAnsi="Times New Roman" w:eastAsia="Times New Roman" w:cs="Times New Roman"/>
+          <w:sz w:val="28"/>
+          <w:szCs w:val="28"/>
+        </w:rPr>
+        <w:tab/>
+        <w:t xml:space="preserve">3</w:t>
+      </w:r>
+      <w:r/>
+      <w:r/>
+    </w:p>
+    <w:p>
+      <w:pPr>
+        <w:pBdr/>
+        <w:tabs>
+          <w:tab w:val="right" w:leader="dot" w:pos="9354"/>
+        </w:tabs>
+        <w:spacing w:after="0" w:before="0" w:line="360" w:lineRule="auto"/>
+        <w:ind w:left="0"/>
+        <w:jc w:val="left"/>
+        <w:rPr/>
+      </w:pPr>
+      <w:r>
+        <w:rPr>
+          <w:rFonts w:ascii="Times New Roman" w:hAnsi="Times New Roman" w:eastAsia="Times New Roman" w:cs="Times New Roman"/>
+          <w:sz w:val="28"/>
+          <w:szCs w:val="28"/>
+        </w:rPr>
+        <w:t xml:space="preserve">1 Постановка задачи</w:t>
+      </w:r>
+      <w:r>
+        <w:rPr>
+          <w:rFonts w:ascii="Times New Roman" w:hAnsi="Times New Roman" w:eastAsia="Times New Roman" w:cs="Times New Roman"/>
+          <w:sz w:val="28"/>
+          <w:szCs w:val="28"/>
+        </w:rPr>
+        <w:tab/>
+        <w:t xml:space="preserve">4</w:t>
+      </w:r>
+      <w:r/>
+      <w:r/>
+    </w:p>
+    <w:p>
+      <w:pPr>
+        <w:pBdr/>
+        <w:tabs>
+          <w:tab w:val="right" w:leader="dot" w:pos="9354"/>
+        </w:tabs>
+        <w:spacing w:after="0" w:before="0" w:line="360" w:lineRule="auto"/>
+        <w:ind w:left="0"/>
+        <w:jc w:val="left"/>
+        <w:rPr/>
+      </w:pPr>
+      <w:r>
+        <w:rPr>
+          <w:rFonts w:ascii="Times New Roman" w:hAnsi="Times New Roman" w:eastAsia="Times New Roman" w:cs="Times New Roman"/>
+          <w:sz w:val="28"/>
+          <w:szCs w:val="28"/>
+        </w:rPr>
+        <w:t xml:space="preserve">2 Анализ технического задания</w:t>
+      </w:r>
+      <w:r>
+        <w:rPr>
+          <w:rFonts w:ascii="Times New Roman" w:hAnsi="Times New Roman" w:eastAsia="Times New Roman" w:cs="Times New Roman"/>
+          <w:sz w:val="28"/>
+          <w:szCs w:val="28"/>
+        </w:rPr>
+        <w:tab/>
+        <w:t xml:space="preserve">6</w:t>
+      </w:r>
+      <w:r/>
+      <w:r/>
+    </w:p>
+    <w:p>
+      <w:pPr>
+        <w:pBdr/>
+        <w:tabs>
+          <w:tab w:val="right" w:leader="dot" w:pos="9354"/>
+        </w:tabs>
+        <w:spacing w:after="0" w:before="0" w:line="360" w:lineRule="auto"/>
+        <w:ind w:left="0"/>
+        <w:jc w:val="left"/>
+        <w:rPr/>
+      </w:pPr>
+      <w:r>
+        <w:rPr>
+          <w:rFonts w:ascii="Times New Roman" w:hAnsi="Times New Roman" w:eastAsia="Times New Roman" w:cs="Times New Roman"/>
+          <w:sz w:val="28"/>
+          <w:szCs w:val="28"/>
+        </w:rPr>
+        <w:t xml:space="preserve">3 Разработка генетического алгоритма</w:t>
+      </w:r>
+      <w:r>
+        <w:rPr>
+          <w:rFonts w:ascii="Times New Roman" w:hAnsi="Times New Roman" w:eastAsia="Times New Roman" w:cs="Times New Roman"/>
+          <w:sz w:val="28"/>
+          <w:szCs w:val="28"/>
+        </w:rPr>
+        <w:tab/>
+        <w:t xml:space="preserve">7</w:t>
+      </w:r>
+      <w:r/>
+      <w:r/>
+    </w:p>
+    <w:p>
+      <w:pPr>
+        <w:pBdr/>
+        <w:tabs>
+          <w:tab w:val="right" w:leader="dot" w:pos="9354"/>
+        </w:tabs>
+        <w:spacing w:after="0" w:before="0" w:line="360" w:lineRule="auto"/>
+        <w:ind w:left="0"/>
+        <w:jc w:val="left"/>
+        <w:rPr/>
+      </w:pPr>
+      <w:r>
+        <w:rPr>
+          <w:rFonts w:ascii="Times New Roman" w:hAnsi="Times New Roman" w:eastAsia="Times New Roman" w:cs="Times New Roman"/>
+          <w:sz w:val="28"/>
+          <w:szCs w:val="28"/>
+        </w:rPr>
+        <w:t xml:space="preserve">3.1 Кодирование решения</w:t>
+      </w:r>
+      <w:r>
+        <w:rPr>
+          <w:rFonts w:ascii="Times New Roman" w:hAnsi="Times New Roman" w:eastAsia="Times New Roman" w:cs="Times New Roman"/>
+          <w:sz w:val="28"/>
+          <w:szCs w:val="28"/>
+        </w:rPr>
+        <w:tab/>
+        <w:t xml:space="preserve">7</w:t>
+      </w:r>
+      <w:r/>
+      <w:r/>
+    </w:p>
+    <w:p>
+      <w:pPr>
+        <w:pBdr/>
+        <w:tabs>
+          <w:tab w:val="right" w:leader="dot" w:pos="9354"/>
+        </w:tabs>
+        <w:spacing w:after="0" w:before="0" w:line="360" w:lineRule="auto"/>
+        <w:ind w:left="0"/>
+        <w:jc w:val="left"/>
+        <w:rPr/>
+      </w:pPr>
+      <w:r>
+        <w:rPr>
+          <w:rFonts w:ascii="Times New Roman" w:hAnsi="Times New Roman" w:eastAsia="Times New Roman" w:cs="Times New Roman"/>
+          <w:sz w:val="28"/>
+          <w:szCs w:val="28"/>
+        </w:rPr>
+        <w:t xml:space="preserve">3.2 Операторы кроссинговера</w:t>
+      </w:r>
+      <w:r>
+        <w:rPr>
+          <w:rFonts w:ascii="Times New Roman" w:hAnsi="Times New Roman" w:eastAsia="Times New Roman" w:cs="Times New Roman"/>
+          <w:sz w:val="28"/>
+          <w:szCs w:val="28"/>
+        </w:rPr>
+        <w:tab/>
+        <w:t xml:space="preserve">7</w:t>
+      </w:r>
+      <w:r/>
+      <w:r/>
+    </w:p>
+    <w:p>
+      <w:pPr>
+        <w:pBdr/>
+        <w:tabs>
+          <w:tab w:val="right" w:leader="dot" w:pos="9354"/>
+        </w:tabs>
+        <w:spacing w:after="0" w:before="0" w:line="360" w:lineRule="auto"/>
+        <w:ind w:left="0"/>
+        <w:jc w:val="left"/>
+        <w:rPr/>
+      </w:pPr>
+      <w:r>
+        <w:rPr>
+          <w:rFonts w:ascii="Times New Roman" w:hAnsi="Times New Roman" w:eastAsia="Times New Roman" w:cs="Times New Roman"/>
+          <w:sz w:val="28"/>
+          <w:szCs w:val="28"/>
+        </w:rPr>
+        <w:t xml:space="preserve">3.3 Операторы мутации</w:t>
+      </w:r>
+      <w:r>
+        <w:rPr>
+          <w:rFonts w:ascii="Times New Roman" w:hAnsi="Times New Roman" w:eastAsia="Times New Roman" w:cs="Times New Roman"/>
+          <w:sz w:val="28"/>
+          <w:szCs w:val="28"/>
+        </w:rPr>
+        <w:tab/>
+        <w:t xml:space="preserve">9</w:t>
+      </w:r>
+      <w:r/>
+      <w:r/>
+    </w:p>
+    <w:p>
+      <w:pPr>
+        <w:pBdr/>
+        <w:tabs>
+          <w:tab w:val="right" w:leader="dot" w:pos="9354"/>
+        </w:tabs>
+        <w:spacing w:after="0" w:before="0" w:line="360" w:lineRule="auto"/>
+        <w:ind w:left="0"/>
+        <w:jc w:val="left"/>
+        <w:rPr/>
+      </w:pPr>
+      <w:r>
+        <w:rPr>
+          <w:rFonts w:ascii="Times New Roman" w:hAnsi="Times New Roman" w:eastAsia="Times New Roman" w:cs="Times New Roman"/>
+          <w:sz w:val="28"/>
+          <w:szCs w:val="28"/>
+        </w:rPr>
+        <w:t xml:space="preserve">3.4 Дополнительные операторы и схема эволюции</w:t>
+      </w:r>
+      <w:r>
+        <w:rPr>
+          <w:rFonts w:ascii="Times New Roman" w:hAnsi="Times New Roman" w:eastAsia="Times New Roman" w:cs="Times New Roman"/>
+          <w:sz w:val="28"/>
+          <w:szCs w:val="28"/>
+        </w:rPr>
+        <w:tab/>
+        <w:t xml:space="preserve">10</w:t>
+      </w:r>
+      <w:r/>
+      <w:r/>
+    </w:p>
+    <w:p>
+      <w:pPr>
+        <w:pBdr/>
+        <w:tabs>
+          <w:tab w:val="right" w:leader="dot" w:pos="9354"/>
+        </w:tabs>
+        <w:spacing w:after="0" w:before="0" w:line="360" w:lineRule="auto"/>
+        <w:ind w:left="0"/>
+        <w:jc w:val="left"/>
+        <w:rPr/>
+      </w:pPr>
+      <w:r>
+        <w:rPr>
+          <w:rFonts w:ascii="Times New Roman" w:hAnsi="Times New Roman" w:eastAsia="Times New Roman" w:cs="Times New Roman"/>
+          <w:sz w:val="28"/>
+          <w:szCs w:val="28"/>
+        </w:rPr>
+        <w:t xml:space="preserve">4 Структурная схема алгоритма</w:t>
+      </w:r>
+      <w:r>
+        <w:rPr>
+          <w:rFonts w:ascii="Times New Roman" w:hAnsi="Times New Roman" w:eastAsia="Times New Roman" w:cs="Times New Roman"/>
+          <w:sz w:val="28"/>
+          <w:szCs w:val="28"/>
+        </w:rPr>
+        <w:tab/>
+        <w:t xml:space="preserve">10</w:t>
+      </w:r>
+      <w:r/>
+      <w:r/>
+    </w:p>
+    <w:p>
+      <w:pPr>
+        <w:pBdr/>
+        <w:tabs>
+          <w:tab w:val="right" w:leader="dot" w:pos="9354"/>
+        </w:tabs>
+        <w:spacing w:after="0" w:before="0" w:line="360" w:lineRule="auto"/>
+        <w:ind w:left="0"/>
+        <w:jc w:val="left"/>
+        <w:rPr/>
+      </w:pPr>
+      <w:r>
+        <w:rPr>
+          <w:rFonts w:ascii="Times New Roman" w:hAnsi="Times New Roman" w:eastAsia="Times New Roman" w:cs="Times New Roman"/>
+          <w:sz w:val="28"/>
+          <w:szCs w:val="28"/>
+        </w:rPr>
+        <w:t xml:space="preserve">5 Экспериментальные результаты</w:t>
+      </w:r>
+      <w:r>
+        <w:rPr>
+          <w:rFonts w:ascii="Times New Roman" w:hAnsi="Times New Roman" w:eastAsia="Times New Roman" w:cs="Times New Roman"/>
+          <w:sz w:val="28"/>
+          <w:szCs w:val="28"/>
+        </w:rPr>
+        <w:tab/>
+        <w:t xml:space="preserve">13</w:t>
+      </w:r>
+      <w:r/>
+      <w:r/>
+    </w:p>
+    <w:p>
+      <w:pPr>
+        <w:pBdr/>
+        <w:tabs>
+          <w:tab w:val="right" w:leader="dot" w:pos="9354"/>
+        </w:tabs>
+        <w:spacing w:after="0" w:before="0" w:line="360" w:lineRule="auto"/>
+        <w:ind w:left="0"/>
+        <w:jc w:val="left"/>
+        <w:rPr/>
+      </w:pPr>
+      <w:r>
+        <w:rPr>
+          <w:rFonts w:ascii="Times New Roman" w:hAnsi="Times New Roman" w:eastAsia="Times New Roman" w:cs="Times New Roman"/>
+          <w:sz w:val="28"/>
+          <w:szCs w:val="28"/>
+        </w:rPr>
+        <w:t xml:space="preserve">5.1 Влияние стратегии формирования начальной популяции</w:t>
+      </w:r>
+      <w:r>
+        <w:rPr>
+          <w:rFonts w:ascii="Times New Roman" w:hAnsi="Times New Roman" w:eastAsia="Times New Roman" w:cs="Times New Roman"/>
+          <w:sz w:val="28"/>
+          <w:szCs w:val="28"/>
+        </w:rPr>
+        <w:tab/>
+        <w:t xml:space="preserve">13</w:t>
+      </w:r>
+      <w:r/>
+      <w:r/>
+    </w:p>
+    <w:p>
+      <w:pPr>
+        <w:pBdr/>
+        <w:tabs>
+          <w:tab w:val="right" w:leader="dot" w:pos="9354"/>
+        </w:tabs>
+        <w:spacing w:after="0" w:before="0" w:line="360" w:lineRule="auto"/>
+        <w:ind w:left="0"/>
+        <w:jc w:val="left"/>
+        <w:rPr/>
+      </w:pPr>
+      <w:r>
+        <w:rPr>
+          <w:rFonts w:ascii="Times New Roman" w:hAnsi="Times New Roman" w:eastAsia="Times New Roman" w:cs="Times New Roman"/>
+          <w:sz w:val="28"/>
+          <w:szCs w:val="28"/>
+        </w:rPr>
+        <w:t xml:space="preserve">5.2 Влияние вероятностей генетических операторов</w:t>
+      </w:r>
+      <w:r>
+        <w:rPr>
+          <w:rFonts w:ascii="Times New Roman" w:hAnsi="Times New Roman" w:eastAsia="Times New Roman" w:cs="Times New Roman"/>
+          <w:sz w:val="28"/>
+          <w:szCs w:val="28"/>
+        </w:rPr>
+        <w:tab/>
+        <w:t xml:space="preserve">13</w:t>
+      </w:r>
+      <w:r/>
+      <w:r/>
+    </w:p>
+    <w:p>
+      <w:pPr>
+        <w:pBdr/>
+        <w:tabs>
+          <w:tab w:val="right" w:leader="dot" w:pos="9354"/>
+        </w:tabs>
+        <w:spacing w:after="0" w:before="0" w:line="360" w:lineRule="auto"/>
+        <w:ind w:left="0"/>
+        <w:jc w:val="left"/>
+        <w:rPr/>
+      </w:pPr>
+      <w:r>
+        <w:rPr>
+          <w:rFonts w:ascii="Times New Roman" w:hAnsi="Times New Roman" w:eastAsia="Times New Roman" w:cs="Times New Roman"/>
+          <w:sz w:val="28"/>
+          <w:szCs w:val="28"/>
+        </w:rPr>
+        <w:t xml:space="preserve">5.3 Влияние оператора кроссинговера</w:t>
+      </w:r>
+      <w:r>
+        <w:rPr>
+          <w:rFonts w:ascii="Times New Roman" w:hAnsi="Times New Roman" w:eastAsia="Times New Roman" w:cs="Times New Roman"/>
+          <w:sz w:val="28"/>
+          <w:szCs w:val="28"/>
+        </w:rPr>
+        <w:tab/>
+        <w:t xml:space="preserve">14</w:t>
+      </w:r>
+      <w:r/>
+      <w:r/>
+    </w:p>
+    <w:p>
+      <w:pPr>
+        <w:pBdr/>
+        <w:tabs>
+          <w:tab w:val="right" w:leader="dot" w:pos="9354"/>
+        </w:tabs>
+        <w:spacing w:after="0" w:before="0" w:line="360" w:lineRule="auto"/>
+        <w:ind w:left="0"/>
+        <w:jc w:val="left"/>
+        <w:rPr/>
+      </w:pPr>
+      <w:r>
+        <w:rPr>
+          <w:rFonts w:ascii="Times New Roman" w:hAnsi="Times New Roman" w:eastAsia="Times New Roman" w:cs="Times New Roman"/>
+          <w:sz w:val="28"/>
+          <w:szCs w:val="28"/>
+        </w:rPr>
+        <w:t xml:space="preserve">5.4 Влияние размера популяции</w:t>
+      </w:r>
+      <w:r>
+        <w:rPr>
+          <w:rFonts w:ascii="Times New Roman" w:hAnsi="Times New Roman" w:eastAsia="Times New Roman" w:cs="Times New Roman"/>
+          <w:sz w:val="28"/>
+          <w:szCs w:val="28"/>
+        </w:rPr>
+        <w:tab/>
+        <w:t xml:space="preserve">16</w:t>
+      </w:r>
+      <w:r/>
+      <w:r/>
+    </w:p>
+    <w:p>
+      <w:pPr>
+        <w:pBdr/>
+        <w:tabs>
+          <w:tab w:val="right" w:leader="dot" w:pos="9354"/>
+        </w:tabs>
+        <w:spacing w:after="0" w:before="0" w:line="360" w:lineRule="auto"/>
+        <w:ind w:left="0"/>
+        <w:jc w:val="left"/>
+        <w:rPr/>
+      </w:pPr>
+      <w:r>
+        <w:rPr>
+          <w:rFonts w:ascii="Times New Roman" w:hAnsi="Times New Roman" w:eastAsia="Times New Roman" w:cs="Times New Roman"/>
+          <w:sz w:val="28"/>
+          <w:szCs w:val="28"/>
+        </w:rPr>
+        <w:t xml:space="preserve">Заключение</w:t>
+      </w:r>
+      <w:r>
+        <w:rPr>
+          <w:rFonts w:ascii="Times New Roman" w:hAnsi="Times New Roman" w:eastAsia="Times New Roman" w:cs="Times New Roman"/>
+          <w:sz w:val="28"/>
+          <w:szCs w:val="28"/>
+        </w:rPr>
+        <w:tab/>
+        <w:t xml:space="preserve">20</w:t>
+      </w:r>
+      <w:r/>
+      <w:r/>
+    </w:p>
+    <w:p>
+      <w:pPr>
+        <w:pBdr/>
+        <w:tabs>
+          <w:tab w:val="right" w:leader="dot" w:pos="9354"/>
+        </w:tabs>
+        <w:spacing w:after="0" w:before="0" w:line="360" w:lineRule="auto"/>
+        <w:ind w:left="0"/>
+        <w:jc w:val="left"/>
+        <w:rPr/>
+      </w:pPr>
+      <w:r>
+        <w:rPr>
+          <w:rFonts w:ascii="Times New Roman" w:hAnsi="Times New Roman" w:eastAsia="Times New Roman" w:cs="Times New Roman"/>
+          <w:sz w:val="28"/>
+          <w:szCs w:val="28"/>
+        </w:rPr>
+        <w:t xml:space="preserve">Список использованных источников</w:t>
+      </w:r>
+      <w:r>
+        <w:rPr>
+          <w:rFonts w:ascii="Times New Roman" w:hAnsi="Times New Roman" w:eastAsia="Times New Roman" w:cs="Times New Roman"/>
+          <w:sz w:val="28"/>
+          <w:szCs w:val="28"/>
+        </w:rPr>
+        <w:tab/>
+        <w:t xml:space="preserve">21</w:t>
+      </w:r>
+      <w:r/>
+      <w:r/>
+    </w:p>
+    <w:p>
+      <w:pPr>
+        <w:pBdr/>
+        <w:tabs>
+          <w:tab w:val="right" w:leader="dot" w:pos="9354"/>
+        </w:tabs>
+        <w:spacing w:after="0" w:before="0" w:line="360" w:lineRule="auto"/>
+        <w:ind w:left="0"/>
+        <w:jc w:val="left"/>
+        <w:rPr/>
+      </w:pPr>
+      <w:r>
+        <w:rPr>
+          <w:rFonts w:ascii="Times New Roman" w:hAnsi="Times New Roman" w:eastAsia="Times New Roman" w:cs="Times New Roman"/>
+          <w:sz w:val="28"/>
+          <w:szCs w:val="28"/>
+        </w:rPr>
+        <w:t xml:space="preserve">Приложение А</w:t>
+      </w:r>
+      <w:r>
+        <w:rPr>
+          <w:rFonts w:ascii="Times New Roman" w:hAnsi="Times New Roman" w:eastAsia="Times New Roman" w:cs="Times New Roman"/>
+          <w:sz w:val="28"/>
+          <w:szCs w:val="28"/>
+        </w:rPr>
+        <w:tab/>
+        <w:t xml:space="preserve">22</w:t>
+      </w:r>
+      <w:r/>
+      <w:r/>
+    </w:p>
+    <w:p>
+      <w:pPr>
+        <w:pBdr/>
         <w:spacing/>
         <w:ind w:firstLine="0"/>
         <w:jc w:val="center"/>
         <w:rPr>
-          <w:rStyle w:val="1000"/>
+          <w:rStyle w:val="1016"/>
           <w:b/>
           <w:szCs w:val="24"/>
         </w:rPr>
       </w:pPr>
       <w:r>
         <w:rPr>
-          <w:rStyle w:val="1000"/>
+          <w:rStyle w:val="1016"/>
           <w:b/>
           <w:szCs w:val="24"/>
         </w:rPr>
-        <w:t xml:space="preserve">СОДЕРЖАНИЕ</w:t>
-      </w:r>
-      <w:r>
-        <w:rPr>
-          <w:rStyle w:val="1000"/>
+      </w:r>
+      <w:r>
+        <w:rPr>
+          <w:rStyle w:val="1016"/>
           <w:b/>
           <w:szCs w:val="24"/>
         </w:rPr>
       </w:r>
-      <w:r>
-        <w:rPr>
-          <w:rStyle w:val="1000"/>
-          <w:b/>
-          <w:szCs w:val="24"/>
-        </w:rPr>
-      </w:r>
-    </w:p>
-    <w:p>
-      <w:pPr>
-        <w:pStyle w:val="1001"/>
-        <w:pBdr/>
-        <w:tabs>
-          <w:tab w:val="right" w:leader="dot" w:pos="9345"/>
-        </w:tabs>
-        <w:spacing/>
-        <w:ind w:firstLine="0"/>
-        <w:rPr>
-          <w:rFonts w:asciiTheme="minorHAnsi" w:hAnsiTheme="minorHAnsi" w:eastAsiaTheme="minorEastAsia" w:cstheme="minorBidi"/>
-          <w:sz w:val="22"/>
-          <w:szCs w:val="22"/>
-        </w:rPr>
-      </w:pPr>
-      <w:r>
-        <w:fldChar w:fldCharType="begin"/>
-      </w:r>
-      <w:r>
-        <w:instrText xml:space="preserve"> TOC \o "1-3" \h \z \u </w:instrText>
-      </w:r>
-      <w:r>
-        <w:fldChar w:fldCharType="separate"/>
-      </w:r>
-      <w:hyperlink w:tooltip="#_Toc230029247" w:anchor="_Toc230029247" w:history="1">
-        <w:r>
-          <w:rPr>
-            <w:rStyle w:val="1004"/>
-          </w:rPr>
-        </w:r>
-        <w:r>
-          <w:rPr>
-            <w:rStyle w:val="1004"/>
-          </w:rPr>
-          <w:t xml:space="preserve">Введение</w:t>
-        </w:r>
-        <w:r>
-          <w:rPr>
-            <w:rStyle w:val="1004"/>
-          </w:rPr>
-        </w:r>
-        <w:r>
-          <w:tab/>
-        </w:r>
-        <w:r>
-          <w:fldChar w:fldCharType="begin"/>
-        </w:r>
-        <w:r>
-          <w:instrText xml:space="preserve"> PAGEREF _Toc230029247 \h </w:instrText>
-        </w:r>
-        <w:r>
-          <w:fldChar w:fldCharType="separate"/>
-        </w:r>
-        <w:r>
-          <w:t xml:space="preserve">3</w:t>
-        </w:r>
-        <w:r>
-          <w:fldChar w:fldCharType="end"/>
-        </w:r>
-      </w:hyperlink>
-      <w:r>
-        <w:rPr>
-          <w:rFonts w:asciiTheme="minorHAnsi" w:hAnsiTheme="minorHAnsi" w:eastAsiaTheme="minorEastAsia" w:cstheme="minorBidi"/>
-          <w:sz w:val="22"/>
-          <w:szCs w:val="22"/>
-        </w:rPr>
-      </w:r>
-      <w:r>
-        <w:rPr>
-          <w:rFonts w:asciiTheme="minorHAnsi" w:hAnsiTheme="minorHAnsi" w:eastAsiaTheme="minorEastAsia" w:cstheme="minorBidi"/>
-          <w:sz w:val="22"/>
-          <w:szCs w:val="22"/>
-        </w:rPr>
-      </w:r>
-    </w:p>
-    <w:p>
-      <w:pPr>
-        <w:pStyle w:val="1001"/>
-        <w:pBdr/>
-        <w:tabs>
-          <w:tab w:val="right" w:leader="dot" w:pos="9345"/>
-        </w:tabs>
-        <w:spacing/>
-        <w:ind w:firstLine="0"/>
-        <w:rPr>
-          <w:rFonts w:asciiTheme="minorHAnsi" w:hAnsiTheme="minorHAnsi" w:eastAsiaTheme="minorEastAsia" w:cstheme="minorBidi"/>
-          <w:sz w:val="22"/>
-          <w:szCs w:val="22"/>
-        </w:rPr>
-      </w:pPr>
-      <w:r/>
-      <w:hyperlink w:tooltip="#_Toc230029248" w:anchor="_Toc230029248" w:history="1">
-        <w:r>
-          <w:rPr>
-            <w:rStyle w:val="1004"/>
-          </w:rPr>
-          <w:t xml:space="preserve">1 Постановка задачи</w:t>
-        </w:r>
-        <w:r>
-          <w:tab/>
-        </w:r>
-        <w:r>
-          <w:fldChar w:fldCharType="begin"/>
-        </w:r>
-        <w:r>
-          <w:instrText xml:space="preserve"> PAGEREF _Toc230029248 \h </w:instrText>
-        </w:r>
-        <w:r>
-          <w:fldChar w:fldCharType="separate"/>
-        </w:r>
-        <w:r>
-          <w:t xml:space="preserve">4</w:t>
-        </w:r>
-        <w:r>
-          <w:fldChar w:fldCharType="end"/>
-        </w:r>
-      </w:hyperlink>
-      <w:r>
-        <w:rPr>
-          <w:rFonts w:asciiTheme="minorHAnsi" w:hAnsiTheme="minorHAnsi" w:eastAsiaTheme="minorEastAsia" w:cstheme="minorBidi"/>
-          <w:sz w:val="22"/>
-          <w:szCs w:val="22"/>
-        </w:rPr>
-      </w:r>
-      <w:r>
-        <w:rPr>
-          <w:rFonts w:asciiTheme="minorHAnsi" w:hAnsiTheme="minorHAnsi" w:eastAsiaTheme="minorEastAsia" w:cstheme="minorBidi"/>
-          <w:sz w:val="22"/>
-          <w:szCs w:val="22"/>
-        </w:rPr>
-      </w:r>
-    </w:p>
-    <w:p>
-      <w:pPr>
-        <w:pStyle w:val="1001"/>
-        <w:pBdr/>
-        <w:tabs>
-          <w:tab w:val="right" w:leader="dot" w:pos="9345"/>
-        </w:tabs>
-        <w:spacing/>
-        <w:ind w:firstLine="0"/>
-        <w:rPr>
-          <w:rFonts w:asciiTheme="minorHAnsi" w:hAnsiTheme="minorHAnsi" w:eastAsiaTheme="minorEastAsia" w:cstheme="minorBidi"/>
-          <w:sz w:val="22"/>
-          <w:szCs w:val="22"/>
-        </w:rPr>
-      </w:pPr>
-      <w:r/>
-      <w:hyperlink w:tooltip="#_Toc230029249" w:anchor="_Toc230029249" w:history="1">
-        <w:r>
-          <w:rPr>
-            <w:rStyle w:val="1004"/>
-          </w:rPr>
-          <w:t xml:space="preserve">2 Анализ технического задания</w:t>
-        </w:r>
-        <w:r>
-          <w:tab/>
-        </w:r>
-        <w:r>
-          <w:fldChar w:fldCharType="begin"/>
-        </w:r>
-        <w:r>
-          <w:instrText xml:space="preserve"> PAGEREF _Toc230029249 \h </w:instrText>
-        </w:r>
-        <w:r>
-          <w:fldChar w:fldCharType="separate"/>
-        </w:r>
-        <w:r>
-          <w:t xml:space="preserve">6</w:t>
-        </w:r>
-        <w:r>
-          <w:fldChar w:fldCharType="end"/>
-        </w:r>
-      </w:hyperlink>
-      <w:r>
-        <w:rPr>
-          <w:rFonts w:asciiTheme="minorHAnsi" w:hAnsiTheme="minorHAnsi" w:eastAsiaTheme="minorEastAsia" w:cstheme="minorBidi"/>
-          <w:sz w:val="22"/>
-          <w:szCs w:val="22"/>
-        </w:rPr>
-      </w:r>
-      <w:r>
-        <w:rPr>
-          <w:rFonts w:asciiTheme="minorHAnsi" w:hAnsiTheme="minorHAnsi" w:eastAsiaTheme="minorEastAsia" w:cstheme="minorBidi"/>
-          <w:sz w:val="22"/>
-          <w:szCs w:val="22"/>
-        </w:rPr>
-      </w:r>
-    </w:p>
-    <w:p>
-      <w:pPr>
-        <w:pStyle w:val="1001"/>
-        <w:pBdr/>
-        <w:tabs>
-          <w:tab w:val="right" w:leader="dot" w:pos="9345"/>
-        </w:tabs>
-        <w:spacing/>
-        <w:ind w:firstLine="0"/>
-        <w:rPr>
-          <w:rFonts w:asciiTheme="minorHAnsi" w:hAnsiTheme="minorHAnsi" w:eastAsiaTheme="minorEastAsia" w:cstheme="minorBidi"/>
-          <w:sz w:val="22"/>
-          <w:szCs w:val="22"/>
-        </w:rPr>
-      </w:pPr>
-      <w:r/>
-      <w:hyperlink w:tooltip="#_Toc230029250" w:anchor="_Toc230029250" w:history="1">
-        <w:r>
-          <w:rPr>
-            <w:rStyle w:val="1004"/>
-          </w:rPr>
-          <w:t xml:space="preserve">3 Разработка генетического алгоритма</w:t>
-        </w:r>
-        <w:r>
-          <w:tab/>
-        </w:r>
-        <w:r>
-          <w:fldChar w:fldCharType="begin"/>
-        </w:r>
-        <w:r>
-          <w:instrText xml:space="preserve"> PAGEREF _Toc230029250 \h </w:instrText>
-        </w:r>
-        <w:r>
-          <w:fldChar w:fldCharType="separate"/>
-        </w:r>
-        <w:r>
-          <w:t xml:space="preserve">7</w:t>
-        </w:r>
-        <w:r>
-          <w:fldChar w:fldCharType="end"/>
-        </w:r>
-      </w:hyperlink>
-      <w:r>
-        <w:rPr>
-          <w:rFonts w:asciiTheme="minorHAnsi" w:hAnsiTheme="minorHAnsi" w:eastAsiaTheme="minorEastAsia" w:cstheme="minorBidi"/>
-          <w:sz w:val="22"/>
-          <w:szCs w:val="22"/>
-        </w:rPr>
-      </w:r>
-      <w:r>
-        <w:rPr>
-          <w:rFonts w:asciiTheme="minorHAnsi" w:hAnsiTheme="minorHAnsi" w:eastAsiaTheme="minorEastAsia" w:cstheme="minorBidi"/>
-          <w:sz w:val="22"/>
-          <w:szCs w:val="22"/>
-        </w:rPr>
-      </w:r>
-    </w:p>
-    <w:p>
-      <w:pPr>
-        <w:pStyle w:val="1002"/>
-        <w:pBdr/>
-        <w:tabs>
-          <w:tab w:val="right" w:leader="dot" w:pos="9345"/>
-        </w:tabs>
-        <w:spacing/>
-        <w:ind w:firstLine="0" w:left="284"/>
-        <w:rPr>
-          <w:rFonts w:asciiTheme="minorHAnsi" w:hAnsiTheme="minorHAnsi" w:eastAsiaTheme="minorEastAsia" w:cstheme="minorBidi"/>
-          <w:sz w:val="22"/>
-          <w:szCs w:val="22"/>
-        </w:rPr>
-      </w:pPr>
-      <w:r/>
-      <w:hyperlink w:tooltip="#_Toc230029251" w:anchor="_Toc230029251" w:history="1">
-        <w:r>
-          <w:rPr>
-            <w:rStyle w:val="1004"/>
-            <w:bCs/>
-          </w:rPr>
-          <w:t xml:space="preserve">3.1 Кодирование решения</w:t>
-        </w:r>
-        <w:r>
-          <w:tab/>
-        </w:r>
-        <w:r>
-          <w:fldChar w:fldCharType="begin"/>
-        </w:r>
-        <w:r>
-          <w:instrText xml:space="preserve"> PAGEREF _Toc230029251 \h </w:instrText>
-        </w:r>
-        <w:r>
-          <w:fldChar w:fldCharType="separate"/>
-        </w:r>
-        <w:r>
-          <w:t xml:space="preserve">7</w:t>
-        </w:r>
-        <w:r>
-          <w:fldChar w:fldCharType="end"/>
-        </w:r>
-      </w:hyperlink>
-      <w:r>
-        <w:br/>
-      </w:r>
-      <w:hyperlink w:tooltip="#_Toc230029252" w:anchor="_Toc230029252" w:history="1">
-        <w:r>
-          <w:rPr>
-            <w:rStyle w:val="1004"/>
-            <w:bCs/>
-          </w:rPr>
-          <w:t xml:space="preserve">3.2 Операторы кроссинговера</w:t>
-        </w:r>
-        <w:r>
-          <w:tab/>
-        </w:r>
-        <w:r>
-          <w:fldChar w:fldCharType="begin"/>
-        </w:r>
-        <w:r>
-          <w:instrText xml:space="preserve"> PAGEREF _Toc230029252 \h </w:instrText>
-        </w:r>
-        <w:r>
-          <w:fldChar w:fldCharType="separate"/>
-        </w:r>
-        <w:r>
-          <w:t xml:space="preserve">7</w:t>
-        </w:r>
-        <w:r>
-          <w:fldChar w:fldCharType="end"/>
-        </w:r>
-      </w:hyperlink>
-      <w:r>
-        <w:rPr>
-          <w:rFonts w:asciiTheme="minorHAnsi" w:hAnsiTheme="minorHAnsi" w:eastAsiaTheme="minorEastAsia" w:cstheme="minorBidi"/>
-          <w:sz w:val="22"/>
-          <w:szCs w:val="22"/>
-        </w:rPr>
-      </w:r>
-      <w:r>
-        <w:rPr>
-          <w:rFonts w:asciiTheme="minorHAnsi" w:hAnsiTheme="minorHAnsi" w:eastAsiaTheme="minorEastAsia" w:cstheme="minorBidi"/>
-          <w:sz w:val="22"/>
-          <w:szCs w:val="22"/>
-        </w:rPr>
-      </w:r>
-    </w:p>
-    <w:p>
-      <w:pPr>
-        <w:pStyle w:val="1002"/>
-        <w:pBdr/>
-        <w:tabs>
-          <w:tab w:val="right" w:leader="dot" w:pos="9345"/>
-        </w:tabs>
-        <w:spacing/>
-        <w:ind w:firstLine="0" w:left="284"/>
-        <w:rPr>
-          <w:rFonts w:asciiTheme="minorHAnsi" w:hAnsiTheme="minorHAnsi" w:eastAsiaTheme="minorEastAsia" w:cstheme="minorBidi"/>
-          <w:sz w:val="22"/>
-          <w:szCs w:val="22"/>
-        </w:rPr>
-      </w:pPr>
-      <w:r/>
-      <w:hyperlink w:tooltip="#_Toc230029253" w:anchor="_Toc230029253" w:history="1">
-        <w:r>
-          <w:rPr>
-            <w:rStyle w:val="1004"/>
-            <w:bCs/>
-          </w:rPr>
-          <w:t xml:space="preserve">3.3 Операторы мутации</w:t>
-        </w:r>
-        <w:r>
-          <w:tab/>
-        </w:r>
-        <w:r>
-          <w:fldChar w:fldCharType="begin"/>
-        </w:r>
-        <w:r>
-          <w:instrText xml:space="preserve"> PAGEREF _Toc230029253 \h </w:instrText>
-        </w:r>
-        <w:r>
-          <w:fldChar w:fldCharType="separate"/>
-        </w:r>
-        <w:r>
-          <w:rPr>
-            <w:lang w:val="en-US"/>
-          </w:rPr>
-          <w:t xml:space="preserve">9</w:t>
-        </w:r>
-        <w:r>
-          <w:fldChar w:fldCharType="end"/>
-        </w:r>
-      </w:hyperlink>
-      <w:r>
-        <w:rPr>
-          <w:rFonts w:asciiTheme="minorHAnsi" w:hAnsiTheme="minorHAnsi" w:eastAsiaTheme="minorEastAsia" w:cstheme="minorBidi"/>
-          <w:sz w:val="22"/>
-          <w:szCs w:val="22"/>
-        </w:rPr>
-      </w:r>
-      <w:r>
-        <w:rPr>
-          <w:rFonts w:asciiTheme="minorHAnsi" w:hAnsiTheme="minorHAnsi" w:eastAsiaTheme="minorEastAsia" w:cstheme="minorBidi"/>
-          <w:sz w:val="22"/>
-          <w:szCs w:val="22"/>
-        </w:rPr>
-      </w:r>
-    </w:p>
-    <w:p>
-      <w:pPr>
-        <w:pStyle w:val="1002"/>
-        <w:pBdr/>
-        <w:tabs>
-          <w:tab w:val="right" w:leader="dot" w:pos="9345"/>
-        </w:tabs>
-        <w:spacing/>
-        <w:ind w:firstLine="0" w:left="284"/>
-        <w:rPr>
-          <w:rFonts w:asciiTheme="minorHAnsi" w:hAnsiTheme="minorHAnsi" w:eastAsiaTheme="minorEastAsia" w:cstheme="minorBidi"/>
-          <w:sz w:val="22"/>
-          <w:szCs w:val="22"/>
-        </w:rPr>
-      </w:pPr>
-      <w:r/>
-      <w:hyperlink w:tooltip="#_Toc230029254" w:anchor="_Toc230029254" w:history="1">
-        <w:r>
-          <w:rPr>
-            <w:rStyle w:val="1004"/>
-            <w:bCs/>
-          </w:rPr>
-          <w:t xml:space="preserve">3.4 Дополнительные операторы</w:t>
-        </w:r>
-        <w:r>
-          <w:tab/>
-        </w:r>
-        <w:r>
-          <w:fldChar w:fldCharType="begin"/>
-        </w:r>
-        <w:r>
-          <w:instrText xml:space="preserve"> PAGEREF _Toc230029254 \h </w:instrText>
-        </w:r>
-        <w:r>
-          <w:fldChar w:fldCharType="separate"/>
-        </w:r>
-        <w:r>
-          <w:rPr>
-            <w:lang w:val="en-US"/>
-          </w:rPr>
-          <w:t xml:space="preserve">9</w:t>
-        </w:r>
-        <w:r>
-          <w:fldChar w:fldCharType="end"/>
-        </w:r>
-      </w:hyperlink>
-      <w:r>
-        <w:rPr>
-          <w:rFonts w:asciiTheme="minorHAnsi" w:hAnsiTheme="minorHAnsi" w:eastAsiaTheme="minorEastAsia" w:cstheme="minorBidi"/>
-          <w:sz w:val="22"/>
-          <w:szCs w:val="22"/>
-        </w:rPr>
-      </w:r>
-      <w:r>
-        <w:rPr>
-          <w:rFonts w:asciiTheme="minorHAnsi" w:hAnsiTheme="minorHAnsi" w:eastAsiaTheme="minorEastAsia" w:cstheme="minorBidi"/>
-          <w:sz w:val="22"/>
-          <w:szCs w:val="22"/>
-        </w:rPr>
-      </w:r>
-    </w:p>
-    <w:p>
-      <w:pPr>
-        <w:pStyle w:val="1001"/>
-        <w:pBdr/>
-        <w:tabs>
-          <w:tab w:val="right" w:leader="dot" w:pos="9345"/>
-        </w:tabs>
-        <w:spacing/>
-        <w:ind w:firstLine="0"/>
-        <w:rPr>
-          <w:rFonts w:asciiTheme="minorHAnsi" w:hAnsiTheme="minorHAnsi" w:eastAsiaTheme="minorEastAsia" w:cstheme="minorBidi"/>
-          <w:sz w:val="22"/>
-          <w:szCs w:val="22"/>
-        </w:rPr>
-      </w:pPr>
-      <w:r/>
-      <w:hyperlink w:tooltip="#_Toc230029255" w:anchor="_Toc230029255" w:history="1">
-        <w:r>
-          <w:rPr>
-            <w:rStyle w:val="1004"/>
-          </w:rPr>
-          <w:t xml:space="preserve">4 Структурная схема алгоритма</w:t>
-        </w:r>
-        <w:r>
-          <w:tab/>
-        </w:r>
-        <w:r>
-          <w:fldChar w:fldCharType="begin"/>
-        </w:r>
-        <w:r>
-          <w:instrText xml:space="preserve"> PAGEREF _Toc230029255 \h </w:instrText>
-        </w:r>
-        <w:r>
-          <w:fldChar w:fldCharType="separate"/>
-        </w:r>
-        <w:r>
-          <w:t xml:space="preserve">10</w:t>
-        </w:r>
-        <w:r>
-          <w:fldChar w:fldCharType="end"/>
-        </w:r>
-      </w:hyperlink>
-      <w:r>
-        <w:rPr>
-          <w:rFonts w:asciiTheme="minorHAnsi" w:hAnsiTheme="minorHAnsi" w:eastAsiaTheme="minorEastAsia" w:cstheme="minorBidi"/>
-          <w:sz w:val="22"/>
-          <w:szCs w:val="22"/>
-        </w:rPr>
-      </w:r>
-      <w:r>
-        <w:rPr>
-          <w:rFonts w:asciiTheme="minorHAnsi" w:hAnsiTheme="minorHAnsi" w:eastAsiaTheme="minorEastAsia" w:cstheme="minorBidi"/>
-          <w:sz w:val="22"/>
-          <w:szCs w:val="22"/>
-        </w:rPr>
-      </w:r>
-    </w:p>
-    <w:p>
-      <w:pPr>
-        <w:pStyle w:val="1001"/>
-        <w:pBdr/>
-        <w:tabs>
-          <w:tab w:val="right" w:leader="dot" w:pos="9345"/>
-        </w:tabs>
-        <w:spacing/>
-        <w:ind w:firstLine="0"/>
-        <w:rPr>
-          <w:rFonts w:asciiTheme="minorHAnsi" w:hAnsiTheme="minorHAnsi" w:eastAsiaTheme="minorEastAsia" w:cstheme="minorBidi"/>
-          <w:sz w:val="22"/>
-          <w:szCs w:val="22"/>
-        </w:rPr>
-      </w:pPr>
-      <w:r/>
-      <w:hyperlink w:tooltip="#_Toc230029256" w:anchor="_Toc230029256" w:history="1">
-        <w:r>
-          <w:rPr>
-            <w:rStyle w:val="1004"/>
-          </w:rPr>
-          <w:t xml:space="preserve">5 Экспериментальные результаты</w:t>
-        </w:r>
-        <w:r>
-          <w:tab/>
-        </w:r>
-        <w:r>
-          <w:fldChar w:fldCharType="begin"/>
-        </w:r>
-        <w:r>
-          <w:instrText xml:space="preserve"> PAGEREF _Toc230029256 \h </w:instrText>
-        </w:r>
-        <w:r>
-          <w:fldChar w:fldCharType="separate"/>
-        </w:r>
-        <w:r>
-          <w:t xml:space="preserve">1</w:t>
-        </w:r>
-        <w:r>
-          <w:rPr>
-            <w:lang w:val="en-US"/>
-          </w:rPr>
-          <w:t xml:space="preserve">3</w:t>
-        </w:r>
-        <w:r>
-          <w:fldChar w:fldCharType="end"/>
-        </w:r>
-      </w:hyperlink>
-      <w:r>
-        <w:rPr>
-          <w:rFonts w:asciiTheme="minorHAnsi" w:hAnsiTheme="minorHAnsi" w:eastAsiaTheme="minorEastAsia" w:cstheme="minorBidi"/>
-          <w:sz w:val="22"/>
-          <w:szCs w:val="22"/>
-        </w:rPr>
-      </w:r>
-      <w:r>
-        <w:rPr>
-          <w:rFonts w:asciiTheme="minorHAnsi" w:hAnsiTheme="minorHAnsi" w:eastAsiaTheme="minorEastAsia" w:cstheme="minorBidi"/>
-          <w:sz w:val="22"/>
-          <w:szCs w:val="22"/>
-        </w:rPr>
-      </w:r>
-    </w:p>
-    <w:p>
-      <w:pPr>
-        <w:pStyle w:val="1002"/>
-        <w:pBdr/>
-        <w:tabs>
-          <w:tab w:val="right" w:leader="dot" w:pos="9345"/>
-        </w:tabs>
-        <w:spacing/>
-        <w:ind w:firstLine="0" w:left="284"/>
-        <w:rPr>
-          <w:rFonts w:asciiTheme="minorHAnsi" w:hAnsiTheme="minorHAnsi" w:eastAsiaTheme="minorEastAsia" w:cstheme="minorBidi"/>
-          <w:sz w:val="22"/>
-          <w:szCs w:val="22"/>
-        </w:rPr>
-      </w:pPr>
-      <w:r/>
-      <w:hyperlink w:tooltip="#_Toc230029257" w:anchor="_Toc230029257" w:history="1">
-        <w:r>
-          <w:rPr>
-            <w:rStyle w:val="1004"/>
-            <w:bCs/>
-          </w:rPr>
-          <w:t xml:space="preserve">5.1 Влияние стратегии формирования начальной популяции</w:t>
-        </w:r>
-        <w:r>
-          <w:tab/>
-        </w:r>
-        <w:r>
-          <w:fldChar w:fldCharType="begin"/>
-        </w:r>
-        <w:r>
-          <w:instrText xml:space="preserve"> PAGEREF _Toc230029257 \h </w:instrText>
-        </w:r>
-        <w:r>
-          <w:fldChar w:fldCharType="separate"/>
-        </w:r>
-        <w:r>
-          <w:t xml:space="preserve">1</w:t>
-        </w:r>
-        <w:r>
-          <w:rPr>
-            <w:lang w:val="en-US"/>
-          </w:rPr>
-          <w:t xml:space="preserve">3</w:t>
-        </w:r>
-        <w:r>
-          <w:fldChar w:fldCharType="end"/>
-        </w:r>
-      </w:hyperlink>
-      <w:r>
-        <w:rPr>
-          <w:rFonts w:asciiTheme="minorHAnsi" w:hAnsiTheme="minorHAnsi" w:eastAsiaTheme="minorEastAsia" w:cstheme="minorBidi"/>
-          <w:sz w:val="22"/>
-          <w:szCs w:val="22"/>
-        </w:rPr>
-      </w:r>
-      <w:r>
-        <w:rPr>
-          <w:rFonts w:asciiTheme="minorHAnsi" w:hAnsiTheme="minorHAnsi" w:eastAsiaTheme="minorEastAsia" w:cstheme="minorBidi"/>
-          <w:sz w:val="22"/>
-          <w:szCs w:val="22"/>
-        </w:rPr>
-      </w:r>
-    </w:p>
-    <w:p>
-      <w:pPr>
-        <w:pStyle w:val="1002"/>
-        <w:pBdr/>
-        <w:tabs>
-          <w:tab w:val="right" w:leader="dot" w:pos="9345"/>
-        </w:tabs>
-        <w:spacing/>
-        <w:ind w:firstLine="0" w:left="284"/>
-        <w:rPr>
-          <w:rFonts w:asciiTheme="minorHAnsi" w:hAnsiTheme="minorHAnsi" w:eastAsiaTheme="minorEastAsia" w:cstheme="minorBidi"/>
-          <w:sz w:val="22"/>
-          <w:szCs w:val="22"/>
-        </w:rPr>
-      </w:pPr>
-      <w:r/>
-      <w:hyperlink w:tooltip="#_Toc230029258" w:anchor="_Toc230029258" w:history="1">
-        <w:r>
-          <w:rPr>
-            <w:rStyle w:val="1004"/>
-            <w:bCs/>
-          </w:rPr>
-          <w:t xml:space="preserve">5.2 Влияние размера популяции</w:t>
-        </w:r>
-        <w:r>
-          <w:tab/>
-        </w:r>
-        <w:r>
-          <w:fldChar w:fldCharType="begin"/>
-        </w:r>
-        <w:r>
-          <w:instrText xml:space="preserve"> PAGEREF _Toc230029258 \h </w:instrText>
-        </w:r>
-        <w:r>
-          <w:fldChar w:fldCharType="separate"/>
-        </w:r>
-        <w:r>
-          <w:t xml:space="preserve">1</w:t>
-        </w:r>
-        <w:r>
-          <w:rPr>
-            <w:lang w:val="en-US"/>
-          </w:rPr>
-          <w:t xml:space="preserve">3</w:t>
-        </w:r>
-        <w:r>
-          <w:fldChar w:fldCharType="end"/>
-        </w:r>
-      </w:hyperlink>
-      <w:r>
-        <w:rPr>
-          <w:rFonts w:asciiTheme="minorHAnsi" w:hAnsiTheme="minorHAnsi" w:eastAsiaTheme="minorEastAsia" w:cstheme="minorBidi"/>
-          <w:sz w:val="22"/>
-          <w:szCs w:val="22"/>
-        </w:rPr>
-      </w:r>
-      <w:r>
-        <w:rPr>
-          <w:rFonts w:asciiTheme="minorHAnsi" w:hAnsiTheme="minorHAnsi" w:eastAsiaTheme="minorEastAsia" w:cstheme="minorBidi"/>
-          <w:sz w:val="22"/>
-          <w:szCs w:val="22"/>
-        </w:rPr>
-      </w:r>
-    </w:p>
-    <w:p>
-      <w:pPr>
-        <w:pStyle w:val="1002"/>
-        <w:pBdr/>
-        <w:tabs>
-          <w:tab w:val="right" w:leader="dot" w:pos="9345"/>
-        </w:tabs>
-        <w:spacing/>
-        <w:ind w:firstLine="0" w:left="284"/>
-        <w:rPr>
-          <w:rFonts w:asciiTheme="minorHAnsi" w:hAnsiTheme="minorHAnsi" w:eastAsiaTheme="minorEastAsia" w:cstheme="minorBidi"/>
-          <w:sz w:val="22"/>
-          <w:szCs w:val="22"/>
-        </w:rPr>
-      </w:pPr>
-      <w:r/>
-      <w:hyperlink w:tooltip="#_Toc230029259" w:anchor="_Toc230029259" w:history="1">
-        <w:r>
-          <w:rPr>
-            <w:rStyle w:val="1004"/>
-            <w:bCs/>
-          </w:rPr>
-          <w:t xml:space="preserve">5.3 Влияние оператора кроссинговера</w:t>
-        </w:r>
-        <w:r>
-          <w:tab/>
-        </w:r>
-        <w:r>
-          <w:fldChar w:fldCharType="begin"/>
-        </w:r>
-        <w:r>
-          <w:instrText xml:space="preserve"> PAGEREF _Toc230029259 \h </w:instrText>
-        </w:r>
-        <w:r>
-          <w:fldChar w:fldCharType="separate"/>
-        </w:r>
-        <w:r>
-          <w:t xml:space="preserve">14</w:t>
-        </w:r>
-        <w:r>
-          <w:fldChar w:fldCharType="end"/>
-        </w:r>
-      </w:hyperlink>
-      <w:r>
-        <w:rPr>
-          <w:rFonts w:asciiTheme="minorHAnsi" w:hAnsiTheme="minorHAnsi" w:eastAsiaTheme="minorEastAsia" w:cstheme="minorBidi"/>
-          <w:sz w:val="22"/>
-          <w:szCs w:val="22"/>
-        </w:rPr>
-      </w:r>
-      <w:r>
-        <w:rPr>
-          <w:rFonts w:asciiTheme="minorHAnsi" w:hAnsiTheme="minorHAnsi" w:eastAsiaTheme="minorEastAsia" w:cstheme="minorBidi"/>
-          <w:sz w:val="22"/>
-          <w:szCs w:val="22"/>
-        </w:rPr>
-      </w:r>
-    </w:p>
-    <w:p>
-      <w:pPr>
-        <w:pStyle w:val="1002"/>
-        <w:pBdr/>
-        <w:tabs>
-          <w:tab w:val="right" w:leader="dot" w:pos="9345"/>
-        </w:tabs>
-        <w:spacing/>
-        <w:ind w:firstLine="0" w:left="284"/>
-        <w:rPr>
-          <w:rFonts w:asciiTheme="minorHAnsi" w:hAnsiTheme="minorHAnsi" w:eastAsiaTheme="minorEastAsia" w:cstheme="minorBidi"/>
-          <w:sz w:val="22"/>
-          <w:szCs w:val="22"/>
-        </w:rPr>
-      </w:pPr>
-      <w:r/>
-      <w:hyperlink w:tooltip="#_Toc230029260" w:anchor="_Toc230029260" w:history="1">
-        <w:r>
-          <w:rPr>
-            <w:rStyle w:val="1004"/>
-            <w:bCs/>
-          </w:rPr>
-          <w:t xml:space="preserve">5.4 Комбинированное влияние параметров</w:t>
-        </w:r>
-        <w:r>
-          <w:tab/>
-        </w:r>
-        <w:r>
-          <w:fldChar w:fldCharType="begin"/>
-        </w:r>
-        <w:r>
-          <w:instrText xml:space="preserve"> PAGEREF _Toc230029260 \h </w:instrText>
-        </w:r>
-        <w:r>
-          <w:fldChar w:fldCharType="separate"/>
-        </w:r>
-        <w:r>
-          <w:t xml:space="preserve">1</w:t>
-        </w:r>
-        <w:r>
-          <w:rPr>
-            <w:lang w:val="en-US"/>
-          </w:rPr>
-          <w:t xml:space="preserve">6</w:t>
-        </w:r>
-        <w:r>
-          <w:fldChar w:fldCharType="end"/>
-        </w:r>
-      </w:hyperlink>
-      <w:r>
-        <w:rPr>
-          <w:rFonts w:asciiTheme="minorHAnsi" w:hAnsiTheme="minorHAnsi" w:eastAsiaTheme="minorEastAsia" w:cstheme="minorBidi"/>
-          <w:sz w:val="22"/>
-          <w:szCs w:val="22"/>
-        </w:rPr>
-      </w:r>
-      <w:r>
-        <w:rPr>
-          <w:rFonts w:asciiTheme="minorHAnsi" w:hAnsiTheme="minorHAnsi" w:eastAsiaTheme="minorEastAsia" w:cstheme="minorBidi"/>
-          <w:sz w:val="22"/>
-          <w:szCs w:val="22"/>
-        </w:rPr>
-      </w:r>
-    </w:p>
-    <w:p>
-      <w:pPr>
-        <w:pStyle w:val="1002"/>
-        <w:pBdr/>
-        <w:tabs>
-          <w:tab w:val="right" w:leader="dot" w:pos="9345"/>
-        </w:tabs>
-        <w:spacing/>
-        <w:ind w:firstLine="0" w:left="284"/>
-        <w:rPr>
-          <w:rFonts w:asciiTheme="minorHAnsi" w:hAnsiTheme="minorHAnsi" w:eastAsiaTheme="minorEastAsia" w:cstheme="minorBidi"/>
-          <w:sz w:val="22"/>
-          <w:szCs w:val="22"/>
-        </w:rPr>
-      </w:pPr>
-      <w:r/>
-      <w:hyperlink w:tooltip="#_Toc230029261" w:anchor="_Toc230029261" w:history="1">
-        <w:r>
-          <w:rPr>
-            <w:rStyle w:val="1004"/>
-            <w:bCs/>
-          </w:rPr>
-          <w:t xml:space="preserve">5.5 Сводная таблица результатов</w:t>
-        </w:r>
-        <w:r>
-          <w:tab/>
-        </w:r>
-        <w:r>
-          <w:fldChar w:fldCharType="begin"/>
-        </w:r>
-        <w:r>
-          <w:instrText xml:space="preserve"> PAGEREF _Toc230029261 \h </w:instrText>
-        </w:r>
-        <w:r>
-          <w:fldChar w:fldCharType="separate"/>
-        </w:r>
-        <w:r>
-          <w:t xml:space="preserve">1</w:t>
-        </w:r>
-        <w:r>
-          <w:rPr>
-            <w:lang w:val="en-US"/>
-          </w:rPr>
-          <w:t xml:space="preserve">8</w:t>
-        </w:r>
-        <w:r>
-          <w:fldChar w:fldCharType="end"/>
-        </w:r>
-      </w:hyperlink>
-      <w:r>
-        <w:rPr>
-          <w:rFonts w:asciiTheme="minorHAnsi" w:hAnsiTheme="minorHAnsi" w:eastAsiaTheme="minorEastAsia" w:cstheme="minorBidi"/>
-          <w:sz w:val="22"/>
-          <w:szCs w:val="22"/>
-        </w:rPr>
-      </w:r>
-      <w:r>
-        <w:rPr>
-          <w:rFonts w:asciiTheme="minorHAnsi" w:hAnsiTheme="minorHAnsi" w:eastAsiaTheme="minorEastAsia" w:cstheme="minorBidi"/>
-          <w:sz w:val="22"/>
-          <w:szCs w:val="22"/>
-        </w:rPr>
-      </w:r>
-    </w:p>
-    <w:p>
-      <w:pPr>
-        <w:pStyle w:val="1001"/>
-        <w:pBdr/>
-        <w:tabs>
-          <w:tab w:val="right" w:leader="dot" w:pos="9345"/>
-        </w:tabs>
-        <w:spacing/>
-        <w:ind w:firstLine="0"/>
-        <w:rPr>
-          <w:rFonts w:asciiTheme="minorHAnsi" w:hAnsiTheme="minorHAnsi" w:eastAsiaTheme="minorEastAsia" w:cstheme="minorBidi"/>
-          <w:sz w:val="22"/>
-          <w:szCs w:val="22"/>
-        </w:rPr>
-      </w:pPr>
-      <w:r/>
-      <w:hyperlink w:tooltip="#_Toc230029262" w:anchor="_Toc230029262" w:history="1">
-        <w:r>
-          <w:t xml:space="preserve">Заключение</w:t>
-        </w:r>
-        <w:r>
-          <w:tab/>
-        </w:r>
-        <w:r>
-          <w:fldChar w:fldCharType="begin"/>
-        </w:r>
-        <w:r>
-          <w:instrText xml:space="preserve"> PAGEREF _Toc230029262 \h </w:instrText>
-        </w:r>
-        <w:r>
-          <w:fldChar w:fldCharType="separate"/>
-        </w:r>
-        <w:r>
-          <w:rPr>
-            <w:lang w:val="en-US"/>
-          </w:rPr>
-          <w:t xml:space="preserve">2</w:t>
-        </w:r>
-        <w:r>
-          <w:rPr>
-            <w:lang w:val="en-US"/>
-          </w:rPr>
-          <w:t xml:space="preserve">0</w:t>
-        </w:r>
-        <w:r>
-          <w:fldChar w:fldCharType="end"/>
-        </w:r>
-      </w:hyperlink>
-      <w:r>
-        <w:rPr>
-          <w:rFonts w:asciiTheme="minorHAnsi" w:hAnsiTheme="minorHAnsi" w:eastAsiaTheme="minorEastAsia" w:cstheme="minorBidi"/>
-          <w:sz w:val="22"/>
-          <w:szCs w:val="22"/>
-        </w:rPr>
-      </w:r>
-      <w:r>
-        <w:rPr>
-          <w:rFonts w:asciiTheme="minorHAnsi" w:hAnsiTheme="minorHAnsi" w:eastAsiaTheme="minorEastAsia" w:cstheme="minorBidi"/>
-          <w:sz w:val="22"/>
-          <w:szCs w:val="22"/>
-        </w:rPr>
-      </w:r>
-    </w:p>
-    <w:p>
-      <w:pPr>
-        <w:pStyle w:val="1001"/>
-        <w:pBdr/>
-        <w:tabs>
-          <w:tab w:val="right" w:leader="dot" w:pos="9345"/>
-        </w:tabs>
-        <w:spacing/>
-        <w:ind w:firstLine="0"/>
-        <w:rPr>
-          <w:rStyle w:val="1004"/>
-        </w:rPr>
-      </w:pPr>
-      <w:r>
-        <w:t xml:space="preserve">Список использованных источников</w:t>
-      </w:r>
-      <w:hyperlink w:tooltip="#_Toc230029263" w:anchor="_Toc230029263" w:history="1">
-        <w:r>
-          <w:rPr>
-            <w:rStyle w:val="1004"/>
-          </w:rPr>
-        </w:r>
-        <w:r>
-          <w:tab/>
-        </w:r>
-        <w:r>
-          <w:fldChar w:fldCharType="begin"/>
-        </w:r>
-        <w:r>
-          <w:instrText xml:space="preserve"> PAGEREF _Toc230029263 \h </w:instrText>
-        </w:r>
-        <w:r>
-          <w:fldChar w:fldCharType="separate"/>
-        </w:r>
-        <w:r>
-          <w:rPr>
-            <w:lang w:val="en-US"/>
-          </w:rPr>
-          <w:t xml:space="preserve">21</w:t>
-        </w:r>
-        <w:r>
-          <w:fldChar w:fldCharType="end"/>
-        </w:r>
-      </w:hyperlink>
-      <w:r>
-        <w:rPr>
-          <w:rStyle w:val="1004"/>
-        </w:rPr>
-      </w:r>
-      <w:r>
-        <w:rPr>
-          <w:rStyle w:val="1004"/>
-        </w:rPr>
-      </w:r>
-    </w:p>
-    <w:p>
-      <w:pPr>
-        <w:pStyle w:val="1001"/>
-        <w:pBdr/>
-        <w:tabs>
-          <w:tab w:val="right" w:leader="dot" w:pos="9345"/>
-        </w:tabs>
-        <w:spacing/>
-        <w:ind w:firstLine="0"/>
-        <w:rPr>
-          <w:rStyle w:val="1004"/>
-        </w:rPr>
-      </w:pPr>
-      <w:r>
-        <w:rPr>
-          <w:rStyle w:val="1004"/>
-          <w:b w:val="0"/>
-          <w:bCs w:val="0"/>
-          <w:color w:val="000000" w:themeColor="text1"/>
-          <w:u w:val="none"/>
-        </w:rPr>
-      </w:r>
-      <w:r>
-        <w:rPr>
-          <w:rStyle w:val="1004"/>
-          <w:b w:val="0"/>
-          <w:bCs w:val="0"/>
-          <w:color w:val="000000" w:themeColor="text1"/>
-          <w:u w:val="none"/>
-        </w:rPr>
-        <w:t xml:space="preserve">Приложение А.</w:t>
-      </w:r>
-      <w:r>
-        <w:rPr>
-          <w:rStyle w:val="1004"/>
-          <w:b w:val="0"/>
-          <w:bCs w:val="0"/>
-          <w:color w:val="000000" w:themeColor="text1"/>
-          <w:u w:val="none"/>
-        </w:rPr>
-      </w:r>
-      <w:hyperlink w:tooltip="#_Toc230029263" w:anchor="_Toc230029263" w:history="1">
-        <w:r>
-          <w:rPr>
-            <w:rStyle w:val="1004"/>
-          </w:rPr>
-        </w:r>
-        <w:r>
-          <w:tab/>
-        </w:r>
-        <w:r>
-          <w:fldChar w:fldCharType="begin"/>
-        </w:r>
-        <w:r>
-          <w:instrText xml:space="preserve"> PAGEREF _Toc230029263 \h </w:instrText>
-        </w:r>
-        <w:r>
-          <w:fldChar w:fldCharType="separate"/>
-        </w:r>
-        <w:r>
-          <w:rPr>
-            <w:lang w:val="en-US"/>
-          </w:rPr>
-          <w:t xml:space="preserve">2</w:t>
-        </w:r>
-        <w:r>
-          <w:rPr>
-            <w:lang w:val="ru-RU"/>
-          </w:rPr>
-          <w:t xml:space="preserve">2</w:t>
-        </w:r>
-        <w:r>
-          <w:fldChar w:fldCharType="end"/>
-        </w:r>
-      </w:hyperlink>
-      <w:r>
-        <w:rPr>
-          <w:rStyle w:val="1004"/>
-        </w:rPr>
-      </w:r>
-      <w:r>
-        <w:rPr>
-          <w:rStyle w:val="1004"/>
-        </w:rPr>
-      </w:r>
-    </w:p>
-    <w:p>
-      <w:pPr>
-        <w:pStyle w:val="1005"/>
+    </w:p>
+    <w:p>
+      <w:pPr>
+        <w:pStyle w:val="1021"/>
         <w:pBdr/>
         <w:spacing/>
         <w:ind/>
         <w:rPr/>
       </w:pPr>
       <w:r>
-        <w:fldChar w:fldCharType="end"/>
-      </w:r>
-      <w:bookmarkStart w:id="0" w:name="_Toc230029247"/>
-      <w:r>
         <w:t xml:space="preserve">ВВЕДЕНИЕ</w:t>
       </w:r>
-      <w:bookmarkEnd w:id="0"/>
-      <w:r/>
-      <w:r/>
-    </w:p>
-    <w:p>
-      <w:pPr>
-        <w:pStyle w:val="999"/>
+      <w:bookmarkEnd w:id="16"/>
+      <w:r/>
+      <w:r/>
+    </w:p>
+    <w:p>
+      <w:pPr>
+        <w:pStyle w:val="1015"/>
         <w:pBdr/>
         <w:spacing/>
         <w:ind/>
@@ -13379,7 +12821,7 @@
     </w:p>
     <w:p>
       <w:pPr>
-        <w:pStyle w:val="999"/>
+        <w:pStyle w:val="1015"/>
         <w:pBdr/>
         <w:spacing/>
         <w:ind/>
@@ -13567,7 +13009,7 @@
     </w:p>
     <w:p>
       <w:pPr>
-        <w:pStyle w:val="999"/>
+        <w:pStyle w:val="1015"/>
         <w:pBdr/>
         <w:spacing/>
         <w:ind/>
@@ -13670,7 +13112,7 @@
     </w:p>
     <w:p>
       <w:pPr>
-        <w:pStyle w:val="999"/>
+        <w:pStyle w:val="1015"/>
         <w:pBdr/>
         <w:spacing/>
         <w:ind/>
@@ -13689,7 +13131,7 @@
     </w:p>
     <w:p>
       <w:pPr>
-        <w:pStyle w:val="999"/>
+        <w:pStyle w:val="1015"/>
         <w:numPr>
           <w:ilvl w:val="0"/>
           <w:numId w:val="22"/>
@@ -13706,7 +13148,7 @@
     </w:p>
     <w:p>
       <w:pPr>
-        <w:pStyle w:val="999"/>
+        <w:pStyle w:val="1015"/>
         <w:numPr>
           <w:ilvl w:val="0"/>
           <w:numId w:val="22"/>
@@ -13729,7 +13171,7 @@
     </w:p>
     <w:p>
       <w:pPr>
-        <w:pStyle w:val="999"/>
+        <w:pStyle w:val="1015"/>
         <w:numPr>
           <w:ilvl w:val="0"/>
           <w:numId w:val="22"/>
@@ -13746,7 +13188,7 @@
     </w:p>
     <w:p>
       <w:pPr>
-        <w:pStyle w:val="999"/>
+        <w:pStyle w:val="1015"/>
         <w:numPr>
           <w:ilvl w:val="0"/>
           <w:numId w:val="22"/>
@@ -13769,7 +13211,7 @@
     </w:p>
     <w:p>
       <w:pPr>
-        <w:pStyle w:val="999"/>
+        <w:pStyle w:val="1015"/>
         <w:numPr>
           <w:ilvl w:val="0"/>
           <w:numId w:val="22"/>
@@ -13803,7 +13245,7 @@
     </w:p>
     <w:p>
       <w:pPr>
-        <w:pStyle w:val="999"/>
+        <w:pStyle w:val="1015"/>
         <w:pBdr/>
         <w:spacing/>
         <w:ind/>
@@ -13851,7 +13293,7 @@
     </w:p>
     <w:p>
       <w:pPr>
-        <w:pStyle w:val="992"/>
+        <w:pStyle w:val="1008"/>
         <w:pBdr/>
         <w:spacing w:line="360" w:lineRule="auto"/>
         <w:ind w:right="0" w:firstLine="720" w:left="0"/>
@@ -13861,7 +13303,7 @@
         </w:rPr>
       </w:pPr>
       <w:r/>
-      <w:bookmarkStart w:id="1" w:name="_Toc230029248"/>
+      <w:bookmarkStart w:id="17" w:name="_Toc2"/>
       <w:r>
         <w:rPr>
           <w:rFonts w:ascii="Times New Roman" w:hAnsi="Times New Roman"/>
@@ -13876,7 +13318,13 @@
         </w:rPr>
         <w:t xml:space="preserve">Постановка задачи</w:t>
       </w:r>
-      <w:bookmarkEnd w:id="1"/>
+      <w:r>
+        <w:rPr>
+          <w:rFonts w:ascii="Times New Roman" w:hAnsi="Times New Roman"/>
+          <w:color w:val="auto"/>
+        </w:rPr>
+      </w:r>
+      <w:bookmarkEnd w:id="17"/>
       <w:r>
         <w:rPr>
           <w:rFonts w:ascii="Times New Roman" w:hAnsi="Times New Roman"/>
@@ -14860,7 +14308,7 @@
     </w:p>
     <w:p>
       <w:pPr>
-        <w:pStyle w:val="992"/>
+        <w:pStyle w:val="1008"/>
         <w:pBdr/>
         <w:spacing w:line="360" w:lineRule="auto"/>
         <w:ind w:right="0" w:firstLine="720" w:left="0"/>
@@ -14870,7 +14318,7 @@
         </w:rPr>
       </w:pPr>
       <w:r/>
-      <w:bookmarkStart w:id="2" w:name="_Toc230029249"/>
+      <w:bookmarkStart w:id="18" w:name="_Toc3"/>
       <w:r>
         <w:rPr>
           <w:rFonts w:ascii="Times New Roman" w:hAnsi="Times New Roman"/>
@@ -14885,7 +14333,13 @@
         </w:rPr>
         <w:t xml:space="preserve">Анализ технического задания</w:t>
       </w:r>
-      <w:bookmarkEnd w:id="2"/>
+      <w:r>
+        <w:rPr>
+          <w:rFonts w:ascii="Times New Roman" w:hAnsi="Times New Roman"/>
+          <w:color w:val="auto"/>
+        </w:rPr>
+      </w:r>
+      <w:bookmarkEnd w:id="18"/>
       <w:r>
         <w:rPr>
           <w:rFonts w:ascii="Times New Roman" w:hAnsi="Times New Roman"/>
@@ -15168,7 +14622,7 @@
     </w:p>
     <w:p>
       <w:pPr>
-        <w:pStyle w:val="992"/>
+        <w:pStyle w:val="1008"/>
         <w:pBdr/>
         <w:spacing w:line="360" w:lineRule="auto"/>
         <w:ind w:right="0" w:firstLine="720" w:left="0"/>
@@ -15178,7 +14632,7 @@
         </w:rPr>
       </w:pPr>
       <w:r/>
-      <w:bookmarkStart w:id="3" w:name="_Toc230029250"/>
+      <w:bookmarkStart w:id="19" w:name="_Toc4"/>
       <w:r>
         <w:rPr>
           <w:rFonts w:ascii="Times New Roman" w:hAnsi="Times New Roman"/>
@@ -15193,23 +14647,29 @@
         </w:rPr>
         <w:t xml:space="preserve">Разработка генетического алгоритма</w:t>
       </w:r>
-      <w:bookmarkEnd w:id="3"/>
       <w:r>
         <w:rPr>
           <w:rFonts w:ascii="Times New Roman" w:hAnsi="Times New Roman"/>
           <w:color w:val="auto"/>
         </w:rPr>
       </w:r>
+      <w:bookmarkEnd w:id="19"/>
       <w:r>
         <w:rPr>
           <w:rFonts w:ascii="Times New Roman" w:hAnsi="Times New Roman"/>
           <w:color w:val="auto"/>
         </w:rPr>
       </w:r>
-    </w:p>
-    <w:p>
-      <w:pPr>
-        <w:pStyle w:val="999"/>
+      <w:r>
+        <w:rPr>
+          <w:rFonts w:ascii="Times New Roman" w:hAnsi="Times New Roman"/>
+          <w:color w:val="auto"/>
+        </w:rPr>
+      </w:r>
+    </w:p>
+    <w:p>
+      <w:pPr>
+        <w:pStyle w:val="1015"/>
         <w:pBdr/>
         <w:spacing/>
         <w:ind w:right="0" w:firstLine="720" w:left="0"/>
@@ -15218,6 +14678,8 @@
           <w:bCs/>
         </w:rPr>
       </w:pPr>
+      <w:r/>
+      <w:bookmarkStart w:id="20" w:name="_Toc5"/>
       <w:r>
         <w:rPr>
           <w:b/>
@@ -15230,31 +14692,37 @@
           <w:bCs/>
         </w:rPr>
       </w:r>
+      <w:bookmarkEnd w:id="20"/>
       <w:r>
         <w:rPr>
           <w:bCs/>
         </w:rPr>
       </w:r>
-    </w:p>
-    <w:p>
-      <w:pPr>
-        <w:pStyle w:val="999"/>
-        <w:pBdr/>
-        <w:spacing/>
-        <w:ind/>
+      <w:r>
         <w:rPr>
           <w:bCs/>
         </w:rPr>
-      </w:pPr>
-      <w:r>
+      </w:r>
+    </w:p>
+    <w:p>
+      <w:pPr>
+        <w:pStyle w:val="1015"/>
+        <w:pBdr/>
+        <w:spacing/>
+        <w:ind/>
         <w:rPr>
           <w:bCs/>
         </w:rPr>
-      </w:r>
+      </w:pPr>
       <w:r>
         <w:rPr>
           <w:bCs/>
         </w:rPr>
+      </w:r>
+      <w:r>
+        <w:rPr>
+          <w:bCs/>
+        </w:rPr>
         <w:t xml:space="preserve">Используется бинарное кодирование, при котором каждое допустимое значение x представляется хромосомой в виде набора бит. Область определения содержит 5 значений ({5, 6, 7, 8, 9}), поэтому для представления хромосомы необходимо ⌈log2 5⌉ = 3 бита.</w:t>
       </w:r>
       <w:r>
@@ -15270,7 +14738,7 @@
     </w:p>
     <w:p>
       <w:pPr>
-        <w:pStyle w:val="999"/>
+        <w:pStyle w:val="1015"/>
         <w:pBdr/>
         <w:spacing/>
         <w:ind/>
@@ -15302,7 +14770,7 @@
     </w:p>
     <w:p>
       <w:pPr>
-        <w:pStyle w:val="999"/>
+        <w:pStyle w:val="1015"/>
         <w:numPr>
           <w:ilvl w:val="0"/>
           <w:numId w:val="38"/>
@@ -15370,7 +14838,7 @@
     </w:p>
     <w:p>
       <w:pPr>
-        <w:pStyle w:val="999"/>
+        <w:pStyle w:val="1015"/>
         <w:numPr>
           <w:ilvl w:val="0"/>
           <w:numId w:val="38"/>
@@ -15439,7 +14907,7 @@
     </w:p>
     <w:p>
       <w:pPr>
-        <w:pStyle w:val="999"/>
+        <w:pStyle w:val="1015"/>
         <w:numPr>
           <w:ilvl w:val="0"/>
           <w:numId w:val="38"/>
@@ -15501,7 +14969,7 @@
     </w:p>
     <w:p>
       <w:pPr>
-        <w:pStyle w:val="999"/>
+        <w:pStyle w:val="1015"/>
         <w:numPr>
           <w:ilvl w:val="0"/>
           <w:numId w:val="38"/>
@@ -15563,7 +15031,7 @@
     </w:p>
     <w:p>
       <w:pPr>
-        <w:pStyle w:val="999"/>
+        <w:pStyle w:val="1015"/>
         <w:numPr>
           <w:ilvl w:val="0"/>
           <w:numId w:val="38"/>
@@ -15625,7 +15093,7 @@
     </w:p>
     <w:p>
       <w:pPr>
-        <w:pStyle w:val="999"/>
+        <w:pStyle w:val="1015"/>
         <w:pBdr/>
         <w:spacing/>
         <w:ind/>
@@ -15643,7 +15111,7 @@
     </w:p>
     <w:p>
       <w:pPr>
-        <w:pStyle w:val="999"/>
+        <w:pStyle w:val="1015"/>
         <w:pBdr/>
         <w:spacing/>
         <w:ind w:right="0" w:firstLine="720" w:left="0"/>
@@ -15654,7 +15122,7 @@
         </w:rPr>
       </w:pPr>
       <w:r/>
-      <w:bookmarkStart w:id="5" w:name="_Toc230029252"/>
+      <w:bookmarkStart w:id="21" w:name="_Toc6"/>
       <w:r>
         <w:rPr>
           <w:b/>
@@ -15662,23 +15130,29 @@
         </w:rPr>
         <w:t xml:space="preserve">3.2 Операторы кроссинговера</w:t>
       </w:r>
-      <w:bookmarkEnd w:id="5"/>
       <w:r>
         <w:rPr>
           <w:b/>
           <w:bCs/>
         </w:rPr>
       </w:r>
+      <w:bookmarkEnd w:id="21"/>
       <w:r>
         <w:rPr>
           <w:b/>
           <w:bCs/>
         </w:rPr>
       </w:r>
-    </w:p>
-    <w:p>
-      <w:pPr>
-        <w:pStyle w:val="999"/>
+      <w:r>
+        <w:rPr>
+          <w:b/>
+          <w:bCs/>
+        </w:rPr>
+      </w:r>
+    </w:p>
+    <w:p>
+      <w:pPr>
+        <w:pStyle w:val="1015"/>
         <w:pBdr/>
         <w:spacing/>
         <w:ind/>
@@ -15691,7 +15165,7 @@
     </w:p>
     <w:p>
       <w:pPr>
-        <w:pStyle w:val="999"/>
+        <w:pStyle w:val="1015"/>
         <w:keepNext w:val="true"/>
         <w:pBdr/>
         <w:spacing/>
@@ -15719,7 +15193,7 @@
     </w:p>
     <w:p>
       <w:pPr>
-        <w:pStyle w:val="999"/>
+        <w:pStyle w:val="1015"/>
         <w:keepNext w:val="true"/>
         <w:pBdr/>
         <w:spacing/>
@@ -15754,7 +15228,7 @@
     </w:p>
     <w:p>
       <w:pPr>
-        <w:pStyle w:val="999"/>
+        <w:pStyle w:val="1015"/>
         <w:keepNext w:val="true"/>
         <w:pBdr/>
         <w:spacing/>
@@ -15773,7 +15247,7 @@
     </w:p>
     <w:p>
       <w:pPr>
-        <w:pStyle w:val="999"/>
+        <w:pStyle w:val="1015"/>
         <w:keepNext w:val="true"/>
         <w:pBdr/>
         <w:spacing/>
@@ -15792,7 +15266,7 @@
     </w:p>
     <w:p>
       <w:pPr>
-        <w:pStyle w:val="999"/>
+        <w:pStyle w:val="1015"/>
         <w:keepNext w:val="true"/>
         <w:pBdr/>
         <w:spacing/>
@@ -15811,7 +15285,7 @@
     </w:p>
     <w:p>
       <w:pPr>
-        <w:pStyle w:val="999"/>
+        <w:pStyle w:val="1015"/>
         <w:keepNext w:val="true"/>
         <w:pBdr/>
         <w:spacing/>
@@ -15830,7 +15304,7 @@
     </w:p>
     <w:p>
       <w:pPr>
-        <w:pStyle w:val="999"/>
+        <w:pStyle w:val="1015"/>
         <w:keepNext w:val="true"/>
         <w:pBdr/>
         <w:spacing/>
@@ -15849,7 +15323,7 @@
     </w:p>
     <w:p>
       <w:pPr>
-        <w:pStyle w:val="999"/>
+        <w:pStyle w:val="1015"/>
         <w:keepNext w:val="true"/>
         <w:pBdr/>
         <w:spacing/>
@@ -15868,7 +15342,7 @@
     </w:p>
     <w:p>
       <w:pPr>
-        <w:pStyle w:val="999"/>
+        <w:pStyle w:val="1015"/>
         <w:keepNext w:val="true"/>
         <w:pBdr/>
         <w:spacing/>
@@ -15898,7 +15372,7 @@
     </w:p>
     <w:p>
       <w:pPr>
-        <w:pStyle w:val="999"/>
+        <w:pStyle w:val="1015"/>
         <w:keepNext w:val="true"/>
         <w:pBdr/>
         <w:spacing/>
@@ -15926,7 +15400,7 @@
     </w:p>
     <w:p>
       <w:pPr>
-        <w:pStyle w:val="999"/>
+        <w:pStyle w:val="1015"/>
         <w:keepNext w:val="true"/>
         <w:pBdr/>
         <w:spacing/>
@@ -15961,7 +15435,7 @@
     </w:p>
     <w:p>
       <w:pPr>
-        <w:pStyle w:val="999"/>
+        <w:pStyle w:val="1015"/>
         <w:keepNext w:val="true"/>
         <w:pBdr/>
         <w:spacing/>
@@ -15976,7 +15450,7 @@
     </w:p>
     <w:p>
       <w:pPr>
-        <w:pStyle w:val="999"/>
+        <w:pStyle w:val="1015"/>
         <w:keepNext w:val="true"/>
         <w:pBdr/>
         <w:spacing/>
@@ -15991,7 +15465,7 @@
     </w:p>
     <w:p>
       <w:pPr>
-        <w:pStyle w:val="999"/>
+        <w:pStyle w:val="1015"/>
         <w:keepNext w:val="true"/>
         <w:pBdr/>
         <w:spacing/>
@@ -16006,7 +15480,7 @@
     </w:p>
     <w:p>
       <w:pPr>
-        <w:pStyle w:val="999"/>
+        <w:pStyle w:val="1015"/>
         <w:keepNext w:val="true"/>
         <w:pBdr/>
         <w:spacing/>
@@ -16021,7 +15495,7 @@
     </w:p>
     <w:p>
       <w:pPr>
-        <w:pStyle w:val="999"/>
+        <w:pStyle w:val="1015"/>
         <w:keepNext w:val="true"/>
         <w:pBdr/>
         <w:spacing/>
@@ -16036,7 +15510,7 @@
     </w:p>
     <w:p>
       <w:pPr>
-        <w:pStyle w:val="999"/>
+        <w:pStyle w:val="1015"/>
         <w:keepNext w:val="true"/>
         <w:pBdr/>
         <w:spacing/>
@@ -16051,7 +15525,7 @@
     </w:p>
     <w:p>
       <w:pPr>
-        <w:pStyle w:val="999"/>
+        <w:pStyle w:val="1015"/>
         <w:keepNext w:val="true"/>
         <w:pBdr/>
         <w:spacing/>
@@ -16072,7 +15546,7 @@
     </w:p>
     <w:p>
       <w:pPr>
-        <w:pStyle w:val="999"/>
+        <w:pStyle w:val="1015"/>
         <w:keepNext w:val="true"/>
         <w:pBdr/>
         <w:spacing/>
@@ -16106,7 +15580,7 @@
     </w:p>
     <w:p>
       <w:pPr>
-        <w:pStyle w:val="999"/>
+        <w:pStyle w:val="1015"/>
         <w:pBdr/>
         <w:spacing/>
         <w:ind/>
@@ -16127,7 +15601,7 @@
     </w:p>
     <w:p>
       <w:pPr>
-        <w:pStyle w:val="999"/>
+        <w:pStyle w:val="1015"/>
         <w:pBdr/>
         <w:spacing/>
         <w:ind w:firstLine="708"/>
@@ -16159,7 +15633,7 @@
     </w:p>
     <w:p>
       <w:pPr>
-        <w:pStyle w:val="999"/>
+        <w:pStyle w:val="1015"/>
         <w:pBdr/>
         <w:spacing/>
         <w:ind w:firstLine="708"/>
@@ -16173,7 +15647,7 @@
     </w:p>
     <w:p>
       <w:pPr>
-        <w:pStyle w:val="999"/>
+        <w:pStyle w:val="1015"/>
         <w:pBdr/>
         <w:spacing/>
         <w:ind w:firstLine="708"/>
@@ -16187,7 +15661,7 @@
     </w:p>
     <w:p>
       <w:pPr>
-        <w:pStyle w:val="999"/>
+        <w:pStyle w:val="1015"/>
         <w:pBdr/>
         <w:spacing/>
         <w:ind w:firstLine="708"/>
@@ -16201,7 +15675,7 @@
     </w:p>
     <w:p>
       <w:pPr>
-        <w:pStyle w:val="999"/>
+        <w:pStyle w:val="1015"/>
         <w:pBdr/>
         <w:spacing/>
         <w:ind w:firstLine="708"/>
@@ -16215,7 +15689,7 @@
     </w:p>
     <w:p>
       <w:pPr>
-        <w:pStyle w:val="999"/>
+        <w:pStyle w:val="1015"/>
         <w:pBdr/>
         <w:spacing/>
         <w:ind w:firstLine="708"/>
@@ -16229,7 +15703,7 @@
     </w:p>
     <w:p>
       <w:pPr>
-        <w:pStyle w:val="999"/>
+        <w:pStyle w:val="1015"/>
         <w:pBdr/>
         <w:spacing/>
         <w:ind w:firstLine="708"/>
@@ -16243,7 +15717,7 @@
     </w:p>
     <w:p>
       <w:pPr>
-        <w:pStyle w:val="999"/>
+        <w:pStyle w:val="1015"/>
         <w:pBdr/>
         <w:spacing/>
         <w:ind w:firstLine="708"/>
@@ -16263,7 +15737,7 @@
     </w:p>
     <w:p>
       <w:pPr>
-        <w:pStyle w:val="999"/>
+        <w:pStyle w:val="1015"/>
         <w:pBdr/>
         <w:spacing/>
         <w:ind/>
@@ -16290,7 +15764,7 @@
     </w:p>
     <w:p>
       <w:pPr>
-        <w:pStyle w:val="999"/>
+        <w:pStyle w:val="1015"/>
         <w:pBdr/>
         <w:spacing/>
         <w:ind/>
@@ -16322,7 +15796,7 @@
     </w:p>
     <w:p>
       <w:pPr>
-        <w:pStyle w:val="999"/>
+        <w:pStyle w:val="1015"/>
         <w:pBdr/>
         <w:spacing/>
         <w:ind w:right="0" w:firstLine="0" w:left="0"/>
@@ -16333,6 +15807,8 @@
           <w:bCs w:val="0"/>
         </w:rPr>
       </w:pPr>
+      <w:r/>
+      <w:bookmarkStart w:id="22" w:name="_Toc7"/>
       <w:r>
         <w:rPr>
           <w:b w:val="0"/>
@@ -16346,16 +15822,23 @@
           <w:bCs w:val="0"/>
         </w:rPr>
       </w:r>
+      <w:bookmarkEnd w:id="22"/>
       <w:r>
         <w:rPr>
           <w:b w:val="0"/>
           <w:bCs w:val="0"/>
         </w:rPr>
       </w:r>
-    </w:p>
-    <w:p>
-      <w:pPr>
-        <w:pStyle w:val="999"/>
+      <w:r>
+        <w:rPr>
+          <w:b w:val="0"/>
+          <w:bCs w:val="0"/>
+        </w:rPr>
+      </w:r>
+    </w:p>
+    <w:p>
+      <w:pPr>
+        <w:pStyle w:val="1015"/>
         <w:pBdr/>
         <w:spacing/>
         <w:ind w:right="0" w:firstLine="0" w:left="0"/>
@@ -16366,6 +15849,8 @@
           <w:bCs w:val="0"/>
         </w:rPr>
       </w:pPr>
+      <w:r/>
+      <w:bookmarkStart w:id="23" w:name="_Toc8"/>
       <w:r>
         <w:rPr>
           <w:b w:val="0"/>
@@ -16379,16 +15864,23 @@
           <w:bCs w:val="0"/>
         </w:rPr>
       </w:r>
+      <w:bookmarkEnd w:id="23"/>
       <w:r>
         <w:rPr>
           <w:b w:val="0"/>
           <w:bCs w:val="0"/>
         </w:rPr>
       </w:r>
-    </w:p>
-    <w:p>
-      <w:pPr>
-        <w:pStyle w:val="999"/>
+      <w:r>
+        <w:rPr>
+          <w:b w:val="0"/>
+          <w:bCs w:val="0"/>
+        </w:rPr>
+      </w:r>
+    </w:p>
+    <w:p>
+      <w:pPr>
+        <w:pStyle w:val="1015"/>
         <w:pBdr/>
         <w:spacing/>
         <w:ind w:right="0" w:firstLine="0" w:left="0"/>
@@ -16399,6 +15891,8 @@
           <w:bCs w:val="0"/>
         </w:rPr>
       </w:pPr>
+      <w:r/>
+      <w:bookmarkStart w:id="24" w:name="_Toc9"/>
       <w:r>
         <w:rPr>
           <w:b w:val="0"/>
@@ -16412,16 +15906,23 @@
           <w:bCs w:val="0"/>
         </w:rPr>
       </w:r>
+      <w:bookmarkEnd w:id="24"/>
       <w:r>
         <w:rPr>
           <w:b w:val="0"/>
           <w:bCs w:val="0"/>
         </w:rPr>
       </w:r>
-    </w:p>
-    <w:p>
-      <w:pPr>
-        <w:pStyle w:val="999"/>
+      <w:r>
+        <w:rPr>
+          <w:b w:val="0"/>
+          <w:bCs w:val="0"/>
+        </w:rPr>
+      </w:r>
+    </w:p>
+    <w:p>
+      <w:pPr>
+        <w:pStyle w:val="1015"/>
         <w:pBdr/>
         <w:spacing/>
         <w:ind w:right="0" w:firstLine="0" w:left="0"/>
@@ -16432,6 +15933,8 @@
           <w:bCs w:val="0"/>
         </w:rPr>
       </w:pPr>
+      <w:r/>
+      <w:bookmarkStart w:id="25" w:name="_Toc10"/>
       <w:r>
         <w:rPr>
           <w:b w:val="0"/>
@@ -16445,16 +15948,23 @@
           <w:bCs w:val="0"/>
         </w:rPr>
       </w:r>
+      <w:bookmarkEnd w:id="25"/>
       <w:r>
         <w:rPr>
           <w:b w:val="0"/>
           <w:bCs w:val="0"/>
         </w:rPr>
       </w:r>
-    </w:p>
-    <w:p>
-      <w:pPr>
-        <w:pStyle w:val="999"/>
+      <w:r>
+        <w:rPr>
+          <w:b w:val="0"/>
+          <w:bCs w:val="0"/>
+        </w:rPr>
+      </w:r>
+    </w:p>
+    <w:p>
+      <w:pPr>
+        <w:pStyle w:val="1015"/>
         <w:pBdr/>
         <w:spacing/>
         <w:ind w:right="0" w:firstLine="0" w:left="0"/>
@@ -16465,6 +15975,8 @@
           <w:bCs w:val="0"/>
         </w:rPr>
       </w:pPr>
+      <w:r/>
+      <w:bookmarkStart w:id="26" w:name="_Toc11"/>
       <w:r>
         <w:rPr>
           <w:b w:val="0"/>
@@ -16478,16 +15990,23 @@
           <w:bCs w:val="0"/>
         </w:rPr>
       </w:r>
+      <w:bookmarkEnd w:id="26"/>
       <w:r>
         <w:rPr>
           <w:b w:val="0"/>
           <w:bCs w:val="0"/>
         </w:rPr>
       </w:r>
-    </w:p>
-    <w:p>
-      <w:pPr>
-        <w:pStyle w:val="999"/>
+      <w:r>
+        <w:rPr>
+          <w:b w:val="0"/>
+          <w:bCs w:val="0"/>
+        </w:rPr>
+      </w:r>
+    </w:p>
+    <w:p>
+      <w:pPr>
+        <w:pStyle w:val="1015"/>
         <w:pBdr/>
         <w:spacing/>
         <w:ind w:right="0" w:firstLine="0" w:left="0"/>
@@ -16498,6 +16017,8 @@
           <w:bCs w:val="0"/>
         </w:rPr>
       </w:pPr>
+      <w:r/>
+      <w:bookmarkStart w:id="27" w:name="_Toc12"/>
       <w:r>
         <w:rPr>
           <w:b w:val="0"/>
@@ -16511,16 +16032,23 @@
           <w:bCs w:val="0"/>
         </w:rPr>
       </w:r>
+      <w:bookmarkEnd w:id="27"/>
       <w:r>
         <w:rPr>
           <w:b w:val="0"/>
           <w:bCs w:val="0"/>
         </w:rPr>
       </w:r>
-    </w:p>
-    <w:p>
-      <w:pPr>
-        <w:pStyle w:val="999"/>
+      <w:r>
+        <w:rPr>
+          <w:b w:val="0"/>
+          <w:bCs w:val="0"/>
+        </w:rPr>
+      </w:r>
+    </w:p>
+    <w:p>
+      <w:pPr>
+        <w:pStyle w:val="1015"/>
         <w:pBdr/>
         <w:spacing/>
         <w:ind w:right="0" w:firstLine="720" w:left="0"/>
@@ -16532,20 +16060,13 @@
         </w:rPr>
       </w:pPr>
       <w:r/>
-      <w:bookmarkStart w:id="6" w:name="_Toc230029253"/>
+      <w:bookmarkStart w:id="28" w:name="_Toc13"/>
       <w:r>
         <w:rPr>
           <w:b/>
           <w:bCs/>
         </w:rPr>
         <w:t xml:space="preserve">3.3 Операторы мутации</w:t>
-      </w:r>
-      <w:bookmarkEnd w:id="6"/>
-      <w:r>
-        <w:rPr>
-          <w:b/>
-          <w:bCs/>
-        </w:rPr>
       </w:r>
       <w:r>
         <w:rPr>
@@ -16554,20 +16075,35 @@
           <w:highlight w:val="none"/>
         </w:rPr>
       </w:r>
-    </w:p>
-    <w:p>
-      <w:pPr>
-        <w:pStyle w:val="999"/>
-        <w:pBdr/>
-        <w:spacing/>
-        <w:ind/>
-        <w:rPr>
+      <w:bookmarkEnd w:id="28"/>
+      <w:r>
+        <w:rPr>
+          <w:b/>
           <w:bCs/>
-        </w:rPr>
-      </w:pPr>
-      <w:r>
-        <w:rPr>
+          <w:highlight w:val="none"/>
+        </w:rPr>
+      </w:r>
+      <w:r>
+        <w:rPr>
+          <w:b/>
           <w:bCs/>
+          <w:highlight w:val="none"/>
+        </w:rPr>
+      </w:r>
+    </w:p>
+    <w:p>
+      <w:pPr>
+        <w:pStyle w:val="1015"/>
+        <w:pBdr/>
+        <w:spacing/>
+        <w:ind/>
+        <w:rPr>
+          <w:bCs/>
+        </w:rPr>
+      </w:pPr>
+      <w:r>
+        <w:rPr>
+          <w:bCs/>
         </w:rPr>
         <w:t xml:space="preserve">1. </w:t>
       </w:r>
@@ -16590,7 +16126,7 @@
     </w:p>
     <w:p>
       <w:pPr>
-        <w:pStyle w:val="999"/>
+        <w:pStyle w:val="1015"/>
         <w:pBdr/>
         <w:spacing/>
         <w:ind/>
@@ -16623,18 +16159,18 @@
       </w:r>
       <w:r>
         <w:rPr>
-          <w:bCs/>
-        </w:rPr>
-      </w:r>
-      <w:r>
-        <w:rPr>
           <w:highlight w:val="none"/>
         </w:rPr>
       </w:r>
-    </w:p>
-    <w:p>
-      <w:pPr>
-        <w:pStyle w:val="999"/>
+      <w:r>
+        <w:rPr>
+          <w:highlight w:val="none"/>
+        </w:rPr>
+      </w:r>
+    </w:p>
+    <w:p>
+      <w:pPr>
+        <w:pStyle w:val="1015"/>
         <w:pBdr/>
         <w:spacing/>
         <w:ind/>
@@ -16648,7 +16184,7 @@
     </w:p>
     <w:p>
       <w:pPr>
-        <w:pStyle w:val="999"/>
+        <w:pStyle w:val="1015"/>
         <w:pBdr/>
         <w:spacing/>
         <w:ind/>
@@ -16662,7 +16198,7 @@
     </w:p>
     <w:p>
       <w:pPr>
-        <w:pStyle w:val="999"/>
+        <w:pStyle w:val="1015"/>
         <w:pBdr/>
         <w:spacing/>
         <w:ind/>
@@ -16682,7 +16218,7 @@
     </w:p>
     <w:p>
       <w:pPr>
-        <w:pStyle w:val="999"/>
+        <w:pStyle w:val="1015"/>
         <w:pBdr/>
         <w:spacing/>
         <w:ind/>
@@ -16715,7 +16251,7 @@
     </w:p>
     <w:p>
       <w:pPr>
-        <w:pStyle w:val="999"/>
+        <w:pStyle w:val="1015"/>
         <w:pBdr/>
         <w:spacing/>
         <w:ind/>
@@ -16747,7 +16283,7 @@
     </w:p>
     <w:p>
       <w:pPr>
-        <w:pStyle w:val="999"/>
+        <w:pStyle w:val="1015"/>
         <w:pBdr/>
         <w:spacing/>
         <w:ind w:right="0" w:firstLine="0" w:left="0"/>
@@ -16758,6 +16294,8 @@
           <w:bCs w:val="0"/>
         </w:rPr>
       </w:pPr>
+      <w:r/>
+      <w:bookmarkStart w:id="29" w:name="_Toc14"/>
       <w:r>
         <w:rPr>
           <w:b w:val="0"/>
@@ -16772,16 +16310,23 @@
           <w:bCs w:val="0"/>
         </w:rPr>
       </w:r>
+      <w:bookmarkEnd w:id="29"/>
       <w:r>
         <w:rPr>
           <w:b w:val="0"/>
           <w:bCs w:val="0"/>
         </w:rPr>
       </w:r>
-    </w:p>
-    <w:p>
-      <w:pPr>
-        <w:pStyle w:val="999"/>
+      <w:r>
+        <w:rPr>
+          <w:b w:val="0"/>
+          <w:bCs w:val="0"/>
+        </w:rPr>
+      </w:r>
+    </w:p>
+    <w:p>
+      <w:pPr>
+        <w:pStyle w:val="1015"/>
         <w:pBdr/>
         <w:spacing/>
         <w:ind w:right="0" w:firstLine="0" w:left="0"/>
@@ -16792,6 +16337,8 @@
           <w:bCs w:val="0"/>
         </w:rPr>
       </w:pPr>
+      <w:r/>
+      <w:bookmarkStart w:id="30" w:name="_Toc15"/>
       <w:r>
         <w:rPr>
           <w:b w:val="0"/>
@@ -16806,16 +16353,23 @@
           <w:bCs w:val="0"/>
         </w:rPr>
       </w:r>
+      <w:bookmarkEnd w:id="30"/>
       <w:r>
         <w:rPr>
           <w:b w:val="0"/>
           <w:bCs w:val="0"/>
         </w:rPr>
       </w:r>
-    </w:p>
-    <w:p>
-      <w:pPr>
-        <w:pStyle w:val="999"/>
+      <w:r>
+        <w:rPr>
+          <w:b w:val="0"/>
+          <w:bCs w:val="0"/>
+        </w:rPr>
+      </w:r>
+    </w:p>
+    <w:p>
+      <w:pPr>
+        <w:pStyle w:val="1015"/>
         <w:pBdr/>
         <w:spacing/>
         <w:ind w:right="0" w:firstLine="0" w:left="0"/>
@@ -16826,6 +16380,8 @@
           <w:bCs w:val="0"/>
         </w:rPr>
       </w:pPr>
+      <w:r/>
+      <w:bookmarkStart w:id="31" w:name="_Toc16"/>
       <w:r>
         <w:rPr>
           <w:b w:val="0"/>
@@ -16838,19 +16394,25 @@
         <w:rPr>
           <w:b w:val="0"/>
           <w:bCs w:val="0"/>
-          <w:highlight w:val="none"/>
-        </w:rPr>
-      </w:r>
+        </w:rPr>
+      </w:r>
+      <w:bookmarkEnd w:id="31"/>
       <w:r>
         <w:rPr>
           <w:b w:val="0"/>
           <w:bCs w:val="0"/>
         </w:rPr>
       </w:r>
-    </w:p>
-    <w:p>
-      <w:pPr>
-        <w:pStyle w:val="999"/>
+      <w:r>
+        <w:rPr>
+          <w:b w:val="0"/>
+          <w:bCs w:val="0"/>
+        </w:rPr>
+      </w:r>
+    </w:p>
+    <w:p>
+      <w:pPr>
+        <w:pStyle w:val="1015"/>
         <w:pBdr/>
         <w:spacing/>
         <w:ind w:right="0" w:firstLine="720" w:left="0"/>
@@ -16861,6 +16423,8 @@
           <w:highlight w:val="none"/>
         </w:rPr>
       </w:pPr>
+      <w:r/>
+      <w:bookmarkStart w:id="32" w:name="_Toc17"/>
       <w:r>
         <w:rPr>
           <w:b/>
@@ -16874,12 +16438,6 @@
           <w:bCs/>
         </w:rPr>
         <w:t xml:space="preserve">Дополнительные операторы и схема эволюции</w:t>
-      </w:r>
-      <w:r>
-        <w:rPr>
-          <w:b/>
-          <w:bCs/>
-        </w:rPr>
       </w:r>
       <w:r>
         <w:rPr>
@@ -16888,27 +16446,42 @@
           <w:highlight w:val="none"/>
         </w:rPr>
       </w:r>
-    </w:p>
-    <w:p>
-      <w:pPr>
-        <w:pStyle w:val="999"/>
-        <w:pBdr/>
-        <w:spacing/>
-        <w:ind/>
-        <w:rPr>
-          <w:bCs/>
-        </w:rPr>
-      </w:pPr>
-      <w:r>
-        <w:rPr>
-          <w:bCs/>
-        </w:rPr>
-        <w:t xml:space="preserve">Стратегии формирования начальной популяции</w:t>
-      </w:r>
+      <w:bookmarkEnd w:id="32"/>
       <w:r>
         <w:rPr>
           <w:b/>
           <w:bCs/>
+          <w:highlight w:val="none"/>
+        </w:rPr>
+      </w:r>
+      <w:r>
+        <w:rPr>
+          <w:b/>
+          <w:bCs/>
+          <w:highlight w:val="none"/>
+        </w:rPr>
+      </w:r>
+    </w:p>
+    <w:p>
+      <w:pPr>
+        <w:pStyle w:val="1015"/>
+        <w:pBdr/>
+        <w:spacing/>
+        <w:ind/>
+        <w:rPr>
+          <w:bCs/>
+        </w:rPr>
+      </w:pPr>
+      <w:r>
+        <w:rPr>
+          <w:bCs/>
+        </w:rPr>
+        <w:t xml:space="preserve">Стратегии формирования начальной популяции</w:t>
+      </w:r>
+      <w:r>
+        <w:rPr>
+          <w:b/>
+          <w:bCs/>
         </w:rPr>
         <w:t xml:space="preserve">:</w:t>
       </w:r>
@@ -16925,7 +16498,7 @@
     </w:p>
     <w:p>
       <w:pPr>
-        <w:pStyle w:val="999"/>
+        <w:pStyle w:val="1015"/>
         <w:numPr>
           <w:ilvl w:val="0"/>
           <w:numId w:val="20"/>
@@ -16987,7 +16560,7 @@
     </w:p>
     <w:p>
       <w:pPr>
-        <w:pStyle w:val="999"/>
+        <w:pStyle w:val="1015"/>
         <w:numPr>
           <w:ilvl w:val="0"/>
           <w:numId w:val="20"/>
@@ -17024,7 +16597,7 @@
     </w:p>
     <w:p>
       <w:pPr>
-        <w:pStyle w:val="999"/>
+        <w:pStyle w:val="1015"/>
         <w:pBdr/>
         <w:spacing/>
         <w:ind/>
@@ -17058,7 +16631,7 @@
     </w:p>
     <w:p>
       <w:pPr>
-        <w:pStyle w:val="999"/>
+        <w:pStyle w:val="1015"/>
         <w:numPr>
           <w:ilvl w:val="0"/>
           <w:numId w:val="21"/>
@@ -17095,7 +16668,7 @@
     </w:p>
     <w:p>
       <w:pPr>
-        <w:pStyle w:val="999"/>
+        <w:pStyle w:val="1015"/>
         <w:numPr>
           <w:ilvl w:val="0"/>
           <w:numId w:val="21"/>
@@ -17156,7 +16729,7 @@
     </w:p>
     <w:p>
       <w:pPr>
-        <w:pStyle w:val="999"/>
+        <w:pStyle w:val="1015"/>
         <w:pBdr/>
         <w:spacing/>
         <w:ind/>
@@ -17194,7 +16767,7 @@
     </w:p>
     <w:p>
       <w:pPr>
-        <w:pStyle w:val="999"/>
+        <w:pStyle w:val="1015"/>
         <w:numPr>
           <w:ilvl w:val="0"/>
           <w:numId w:val="40"/>
@@ -17230,7 +16803,7 @@
     </w:p>
     <w:p>
       <w:pPr>
-        <w:pStyle w:val="999"/>
+        <w:pStyle w:val="1015"/>
         <w:pBdr/>
         <w:spacing/>
         <w:ind/>
@@ -17268,7 +16841,7 @@
     </w:p>
     <w:p>
       <w:pPr>
-        <w:pStyle w:val="999"/>
+        <w:pStyle w:val="1015"/>
         <w:numPr>
           <w:ilvl w:val="0"/>
           <w:numId w:val="41"/>
@@ -17304,7 +16877,7 @@
     </w:p>
     <w:p>
       <w:pPr>
-        <w:pStyle w:val="992"/>
+        <w:pStyle w:val="1008"/>
         <w:pBdr/>
         <w:spacing w:line="360" w:lineRule="auto"/>
         <w:ind w:right="0" w:firstLine="720" w:left="0"/>
@@ -17314,7 +16887,7 @@
         </w:rPr>
       </w:pPr>
       <w:r/>
-      <w:bookmarkStart w:id="8" w:name="_Toc230029255"/>
+      <w:bookmarkStart w:id="33" w:name="_Toc18"/>
       <w:r>
         <w:rPr>
           <w:rFonts w:ascii="Times New Roman" w:hAnsi="Times New Roman"/>
@@ -17322,7 +16895,13 @@
         </w:rPr>
         <w:t xml:space="preserve">4 Структурная схема алгоритма</w:t>
       </w:r>
-      <w:bookmarkEnd w:id="8"/>
+      <w:r>
+        <w:rPr>
+          <w:rFonts w:ascii="Times New Roman" w:hAnsi="Times New Roman"/>
+          <w:color w:val="auto"/>
+        </w:rPr>
+      </w:r>
+      <w:bookmarkEnd w:id="33"/>
       <w:r>
         <w:rPr>
           <w:rFonts w:ascii="Times New Roman" w:hAnsi="Times New Roman"/>
@@ -19303,7 +18882,7 @@
     </w:p>
     <w:p>
       <w:pPr>
-        <w:pStyle w:val="992"/>
+        <w:pStyle w:val="1008"/>
         <w:pBdr/>
         <w:spacing w:line="360" w:lineRule="auto"/>
         <w:ind w:right="0" w:firstLine="720" w:left="0"/>
@@ -19313,7 +18892,7 @@
         </w:rPr>
       </w:pPr>
       <w:r/>
-      <w:bookmarkStart w:id="9" w:name="_Toc230029256"/>
+      <w:bookmarkStart w:id="34" w:name="_Toc19"/>
       <w:r>
         <w:rPr>
           <w:rFonts w:ascii="Times New Roman" w:hAnsi="Times New Roman"/>
@@ -19321,7 +18900,13 @@
         </w:rPr>
         <w:t xml:space="preserve">5 Экспериментальные результаты</w:t>
       </w:r>
-      <w:bookmarkEnd w:id="9"/>
+      <w:r>
+        <w:rPr>
+          <w:rFonts w:ascii="Times New Roman" w:hAnsi="Times New Roman"/>
+          <w:color w:val="auto"/>
+        </w:rPr>
+      </w:r>
+      <w:bookmarkEnd w:id="34"/>
       <w:r>
         <w:rPr>
           <w:rFonts w:ascii="Times New Roman" w:hAnsi="Times New Roman"/>
@@ -19663,7 +19248,7 @@
     </w:p>
     <w:p>
       <w:pPr>
-        <w:pStyle w:val="999"/>
+        <w:pStyle w:val="1015"/>
         <w:pBdr/>
         <w:spacing/>
         <w:ind w:right="0" w:firstLine="720" w:left="0"/>
@@ -19675,7 +19260,7 @@
         </w:rPr>
       </w:pPr>
       <w:r/>
-      <w:bookmarkStart w:id="10" w:name="_Toc230029257"/>
+      <w:bookmarkStart w:id="35" w:name="_Toc20"/>
       <w:r>
         <w:rPr>
           <w:b/>
@@ -19683,7 +19268,13 @@
         </w:rPr>
         <w:t xml:space="preserve">5.1 Влияние стратегии формирования начальной популяции</w:t>
       </w:r>
-      <w:bookmarkEnd w:id="10"/>
+      <w:r>
+        <w:rPr>
+          <w:b/>
+          <w:bCs/>
+        </w:rPr>
+      </w:r>
+      <w:bookmarkEnd w:id="35"/>
       <w:r>
         <w:rPr>
           <w:b/>
@@ -19808,7 +19399,7 @@
     </w:p>
     <w:p>
       <w:pPr>
-        <w:pStyle w:val="999"/>
+        <w:pStyle w:val="1015"/>
         <w:pBdr/>
         <w:spacing/>
         <w:ind w:right="0" w:firstLine="720" w:left="0"/>
@@ -19818,6 +19409,8 @@
           <w:bCs/>
         </w:rPr>
       </w:pPr>
+      <w:r/>
+      <w:bookmarkStart w:id="36" w:name="_Toc21"/>
       <w:r>
         <w:rPr>
           <w:b/>
@@ -19832,6 +19425,13 @@
         </w:rPr>
         <w:t xml:space="preserve">Влияние вероятностей генетических операторов</w:t>
       </w:r>
+      <w:r>
+        <w:rPr>
+          <w:b/>
+          <w:bCs/>
+        </w:rPr>
+      </w:r>
+      <w:bookmarkEnd w:id="36"/>
       <w:r>
         <w:rPr>
           <w:b/>
@@ -19906,7 +19506,7 @@
       <w:pPr>
         <w:pBdr/>
         <w:spacing w:line="360" w:lineRule="auto"/>
-        <w:ind w:firstLine="709"/>
+        <w:ind w:firstLine="0"/>
         <w:contextualSpacing w:val="true"/>
         <w:jc w:val="both"/>
         <w:rPr>
@@ -19969,7 +19569,18 @@
         <w:rPr>
           <w:szCs w:val="28"/>
         </w:rPr>
-        <w:t xml:space="preserve">о демонстрирует, что недостаточное давление генетических операторов полностью блокирует сходимость. Результаты представлены на рис. 2.</w:t>
+        <w:t xml:space="preserve">о демонстрирует, что недостаточное </w:t>
+      </w:r>
+      <w:r>
+        <w:rPr>
+          <w:szCs w:val="28"/>
+        </w:rPr>
+      </w:r>
+      <w:r>
+        <w:rPr>
+          <w:szCs w:val="28"/>
+        </w:rPr>
+        <w:t xml:space="preserve">давление генетических операторов полностью блокирует сходимость. Результаты представлены на рис. 2.</w:t>
       </w:r>
       <w:r>
         <w:rPr>
@@ -20012,7 +19623,7 @@
                   <a:graphicData uri="http://schemas.openxmlformats.org/drawingml/2006/picture">
                     <pic:pic xmlns:pic="http://schemas.openxmlformats.org/drawingml/2006/picture">
                       <pic:nvPicPr>
-                        <pic:cNvPr id="1" name="genetic_algorithm_function_values.bmp"/>
+                        <pic:cNvPr id="1740672175" name="genetic_algorithm_function_values.bmp"/>
                         <pic:cNvPicPr>
                           <a:picLocks noChangeAspect="1"/>
                         </pic:cNvPicPr>
@@ -20252,7 +19863,7 @@
                   <a:graphicData uri="http://schemas.openxmlformats.org/drawingml/2006/picture">
                     <pic:pic xmlns:pic="http://schemas.openxmlformats.org/drawingml/2006/picture">
                       <pic:nvPicPr>
-                        <pic:cNvPr id="415886135" name="genetic_algorithm_function_values.bmp"/>
+                        <pic:cNvPr id="295226717" name="genetic_algorithm_function_values.bmp"/>
                         <pic:cNvPicPr>
                           <a:picLocks noChangeAspect="1"/>
                         </pic:cNvPicPr>
@@ -20264,7 +19875,7 @@
                       <pic:spPr bwMode="auto">
                         <a:xfrm>
                           <a:off x="0" y="0"/>
-                          <a:ext cx="5046007" cy="2885910"/>
+                          <a:ext cx="5046006" cy="2885909"/>
                         </a:xfrm>
                         <a:prstGeom prst="rect">
                           <a:avLst/>
@@ -20356,7 +19967,7 @@
     </w:p>
     <w:p>
       <w:pPr>
-        <w:pStyle w:val="999"/>
+        <w:pStyle w:val="1015"/>
         <w:keepNext w:val="true"/>
         <w:pBdr/>
         <w:spacing/>
@@ -20368,7 +19979,7 @@
         </w:rPr>
       </w:pPr>
       <w:r/>
-      <w:bookmarkStart w:id="12" w:name="_Toc230029259"/>
+      <w:bookmarkStart w:id="37" w:name="_Toc22"/>
       <w:r>
         <w:rPr>
           <w:b/>
@@ -20376,7 +19987,13 @@
         </w:rPr>
         <w:t xml:space="preserve">5.3 Влияние оператора кроссинговера</w:t>
       </w:r>
-      <w:bookmarkEnd w:id="12"/>
+      <w:r>
+        <w:rPr>
+          <w:b/>
+          <w:bCs/>
+        </w:rPr>
+      </w:r>
+      <w:bookmarkEnd w:id="37"/>
       <w:r>
         <w:rPr>
           <w:b/>
@@ -20409,7 +20026,14 @@
         <w:rPr>
           <w:szCs w:val="28"/>
         </w:rPr>
-        <w:t xml:space="preserve"> программе реализованы четыре оператора кроссинговера: одноточечный, двухточечный, универсальный и на основе чисел Фибоначчи. Для оценки их совокупного влияния были проведены два эксперимента с различными значениями вероятности кроссинговера при фиксирован</w:t>
+        <w:t xml:space="preserve"> программе реализованы четыре оператора кроссинговера: одноточечный, двухточечный, универсальный и на основе чисел Фибоначчи. Для оценки их совокупного влияния были проведены два эксперимента с </w:t>
+      </w:r>
+      <w:r/>
+      <w:r>
+        <w:rPr>
+          <w:szCs w:val="28"/>
+        </w:rPr>
+        <w:t xml:space="preserve">различными значениями вероятности кроссинговера при фиксирован</w:t>
       </w:r>
       <w:r>
         <w:rPr>
@@ -20437,6 +20061,7 @@
         </w:rPr>
         <w:t xml:space="preserve">=0.5, популяция 20, поколений 50).</w:t>
       </w:r>
+      <w:r/>
       <w:r/>
     </w:p>
     <w:p>
@@ -20486,6 +20111,7 @@
         </w:rPr>
         <w:t xml:space="preserve">влены на рис. 3.</w:t>
       </w:r>
+      <w:r/>
       <w:r/>
     </w:p>
     <w:p>
@@ -20565,7 +20191,7 @@
                   <a:graphicData uri="http://schemas.openxmlformats.org/drawingml/2006/picture">
                     <pic:pic xmlns:pic="http://schemas.openxmlformats.org/drawingml/2006/picture">
                       <pic:nvPicPr>
-                        <pic:cNvPr id="4" name="genetic_algorithm_function_values.bmp"/>
+                        <pic:cNvPr id="49875528" name="genetic_algorithm_function_values.bmp"/>
                         <pic:cNvPicPr>
                           <a:picLocks noChangeAspect="1"/>
                         </pic:cNvPicPr>
@@ -20577,7 +20203,7 @@
                       <pic:spPr bwMode="auto">
                         <a:xfrm>
                           <a:off x="0" y="0"/>
-                          <a:ext cx="5040000" cy="3360180"/>
+                          <a:ext cx="5040000" cy="3360179"/>
                         </a:xfrm>
                         <a:prstGeom prst="rect">
                           <a:avLst/>
@@ -20679,6 +20305,23 @@
     <w:p>
       <w:pPr>
         <w:pBdr/>
+        <w:spacing w:line="360" w:lineRule="auto"/>
+        <w:ind w:firstLine="709"/>
+        <w:contextualSpacing w:val="true"/>
+        <w:jc w:val="both"/>
+        <w:rPr/>
+      </w:pPr>
+      <w:r>
+        <w:rPr>
+          <w:szCs w:val="28"/>
+        </w:rPr>
+      </w:r>
+      <w:r/>
+      <w:r/>
+    </w:p>
+    <w:p>
+      <w:pPr>
+        <w:pBdr/>
         <w:spacing w:after="100" w:afterAutospacing="1" w:line="360" w:lineRule="auto"/>
         <w:ind w:firstLine="0"/>
         <w:contextualSpacing w:val="true"/>
@@ -20705,7 +20348,7 @@
                   <a:graphicData uri="http://schemas.openxmlformats.org/drawingml/2006/picture">
                     <pic:pic xmlns:pic="http://schemas.openxmlformats.org/drawingml/2006/picture">
                       <pic:nvPicPr>
-                        <pic:cNvPr id="424267369" name="genetic_algorithm_function_values.bmp"/>
+                        <pic:cNvPr id="1724944067" name="genetic_algorithm_function_values.bmp"/>
                         <pic:cNvPicPr>
                           <a:picLocks noChangeAspect="1"/>
                         </pic:cNvPicPr>
@@ -20717,7 +20360,7 @@
                       <pic:spPr bwMode="auto">
                         <a:xfrm>
                           <a:off x="0" y="0"/>
-                          <a:ext cx="5040000" cy="3360179"/>
+                          <a:ext cx="5040000" cy="3360178"/>
                         </a:xfrm>
                         <a:prstGeom prst="rect">
                           <a:avLst/>
@@ -20847,7 +20490,7 @@
     </w:p>
     <w:p>
       <w:pPr>
-        <w:pStyle w:val="999"/>
+        <w:pStyle w:val="1015"/>
         <w:pBdr/>
         <w:spacing/>
         <w:ind w:right="0" w:firstLine="720" w:left="0"/>
@@ -20857,6 +20500,8 @@
           <w:bCs/>
         </w:rPr>
       </w:pPr>
+      <w:r/>
+      <w:bookmarkStart w:id="38" w:name="_Toc23"/>
       <w:r>
         <w:rPr>
           <w:b/>
@@ -20871,6 +20516,13 @@
         </w:rPr>
         <w:t xml:space="preserve">Влияние размера популяции</w:t>
       </w:r>
+      <w:r>
+        <w:rPr>
+          <w:b/>
+          <w:bCs/>
+        </w:rPr>
+      </w:r>
+      <w:bookmarkEnd w:id="38"/>
       <w:r>
         <w:rPr>
           <w:b/>
@@ -20940,6 +20592,7 @@
         <w:t xml:space="preserve">=1.0) были проведены три эксперимента с популяциями размером 10, 30 и 100 особей.</w:t>
       </w:r>
       <w:r/>
+      <w:r/>
     </w:p>
     <w:p>
       <w:pPr>
@@ -20969,6 +20622,21 @@
           <w:szCs w:val="28"/>
         </w:rPr>
         <w:t xml:space="preserve">стойчивый хаотичный характер графика без признаков сходимости, что объясняется избыточным генетическим давлением при малом пространстве поиска. Результаты представлены на рис. 5, 6 и 7.</w:t>
+      </w:r>
+      <w:r>
+        <w:rPr>
+          <w:highlight w:val="none"/>
+        </w:rPr>
+      </w:r>
+      <w:r>
+        <w:rPr>
+          <w:highlight w:val="none"/>
+        </w:rPr>
+      </w:r>
+      <w:r>
+        <w:rPr>
+          <w:szCs w:val="28"/>
+        </w:rPr>
       </w:r>
       <w:r>
         <w:rPr>
@@ -21095,7 +20763,7 @@
                   <a:graphicData uri="http://schemas.openxmlformats.org/drawingml/2006/picture">
                     <pic:pic xmlns:pic="http://schemas.openxmlformats.org/drawingml/2006/picture">
                       <pic:nvPicPr>
-                        <pic:cNvPr id="1665891772" name=""/>
+                        <pic:cNvPr id="1753548093" name=""/>
                         <pic:cNvPicPr>
                           <a:picLocks noChangeAspect="1"/>
                         </pic:cNvPicPr>
@@ -21107,7 +20775,7 @@
                       <pic:spPr bwMode="auto">
                         <a:xfrm>
                           <a:off x="0" y="0"/>
-                          <a:ext cx="5940424" cy="3960283"/>
+                          <a:ext cx="5940423" cy="3960282"/>
                         </a:xfrm>
                         <a:prstGeom prst="rect">
                           <a:avLst/>
@@ -21239,11 +20907,7 @@
           <w:highlight w:val="none"/>
         </w:rPr>
       </w:r>
-      <w:r>
-        <w:rPr>
-          <w:highlight w:val="none"/>
-        </w:rPr>
-      </w:r>
+      <w:r/>
       <w:r/>
     </w:p>
     <w:p>
@@ -21307,7 +20971,7 @@
                   <a:graphicData uri="http://schemas.openxmlformats.org/drawingml/2006/picture">
                     <pic:pic xmlns:pic="http://schemas.openxmlformats.org/drawingml/2006/picture">
                       <pic:nvPicPr>
-                        <pic:cNvPr id="666593439" name="genetic_algorithm_function_values.bmp"/>
+                        <pic:cNvPr id="303019906" name="genetic_algorithm_function_values.bmp"/>
                         <pic:cNvPicPr>
                           <a:picLocks noChangeAspect="1"/>
                         </pic:cNvPicPr>
@@ -21319,7 +20983,7 @@
                       <pic:spPr bwMode="auto">
                         <a:xfrm rot="0" flipH="0" flipV="0">
                           <a:off x="0" y="0"/>
-                          <a:ext cx="5040000" cy="3360179"/>
+                          <a:ext cx="5040000" cy="3360178"/>
                         </a:xfrm>
                         <a:prstGeom prst="rect">
                           <a:avLst/>
@@ -21435,6 +21099,31 @@
     <w:p>
       <w:pPr>
         <w:pBdr/>
+        <w:spacing w:after="100" w:afterAutospacing="1"/>
+        <w:ind w:right="567" w:firstLine="0" w:left="567"/>
+        <w:contextualSpacing w:val="true"/>
+        <w:jc w:val="center"/>
+        <w:rPr>
+          <w:sz w:val="24"/>
+          <w:szCs w:val="28"/>
+        </w:rPr>
+      </w:pPr>
+      <w:r>
+        <w:rPr>
+          <w:sz w:val="24"/>
+          <w:szCs w:val="28"/>
+        </w:rPr>
+      </w:r>
+      <w:r>
+        <w:rPr>
+          <w:sz w:val="24"/>
+          <w:szCs w:val="28"/>
+        </w:rPr>
+      </w:r>
+    </w:p>
+    <w:p>
+      <w:pPr>
+        <w:pBdr/>
         <w:spacing w:line="360" w:lineRule="auto"/>
         <w:ind w:firstLine="709"/>
         <w:contextualSpacing w:val="true"/>
@@ -21494,7 +21183,7 @@
                   <a:graphicData uri="http://schemas.openxmlformats.org/drawingml/2006/picture">
                     <pic:pic xmlns:pic="http://schemas.openxmlformats.org/drawingml/2006/picture">
                       <pic:nvPicPr>
-                        <pic:cNvPr id="1489612907" name="genetic_algorithm_function_values.bmp"/>
+                        <pic:cNvPr id="563543770" name="genetic_algorithm_function_values.bmp"/>
                         <pic:cNvPicPr>
                           <a:picLocks noChangeAspect="1"/>
                         </pic:cNvPicPr>
@@ -21506,7 +21195,7 @@
                       <pic:spPr bwMode="auto">
                         <a:xfrm rot="0" flipH="0" flipV="0">
                           <a:off x="0" y="0"/>
-                          <a:ext cx="5040000" cy="3360178"/>
+                          <a:ext cx="5040000" cy="3360177"/>
                         </a:xfrm>
                         <a:prstGeom prst="rect">
                           <a:avLst/>
@@ -21599,53 +21288,34 @@
     <w:p>
       <w:pPr>
         <w:pBdr/>
-        <w:spacing w:line="360" w:lineRule="auto"/>
-        <w:ind w:firstLine="709"/>
+        <w:spacing w:after="100" w:afterAutospacing="1" w:line="360" w:lineRule="auto"/>
+        <w:ind w:right="0" w:firstLine="0" w:left="0"/>
         <w:contextualSpacing w:val="true"/>
-        <w:jc w:val="both"/>
-        <w:rPr>
+        <w:jc w:val="left"/>
+        <w:rPr>
+          <w:b/>
+          <w:bCs/>
           <w:highlight w:val="none"/>
         </w:rPr>
       </w:pPr>
       <w:r>
         <w:rPr>
+          <w:b/>
+          <w:bCs/>
           <w:highlight w:val="none"/>
         </w:rPr>
       </w:r>
       <w:r>
         <w:rPr>
+          <w:b/>
+          <w:bCs/>
           <w:highlight w:val="none"/>
         </w:rPr>
       </w:r>
       <w:r>
         <w:rPr>
-          <w:highlight w:val="none"/>
-        </w:rPr>
-      </w:r>
-    </w:p>
-    <w:p>
-      <w:pPr>
-        <w:pBdr/>
-        <w:spacing w:line="360" w:lineRule="auto"/>
-        <w:ind w:firstLine="709"/>
-        <w:contextualSpacing w:val="true"/>
-        <w:jc w:val="both"/>
-        <w:rPr>
-          <w:highlight w:val="none"/>
-        </w:rPr>
-      </w:pPr>
-      <w:r>
-        <w:rPr>
-          <w:highlight w:val="none"/>
-        </w:rPr>
-      </w:r>
-      <w:r>
-        <w:rPr>
-          <w:highlight w:val="none"/>
-        </w:rPr>
-      </w:r>
-      <w:r>
-        <w:rPr>
+          <w:b/>
+          <w:bCs/>
           <w:highlight w:val="none"/>
         </w:rPr>
       </w:r>
@@ -21670,12 +21340,6 @@
       </w:r>
       <w:r>
         <w:rPr>
-          <w:szCs w:val="28"/>
-        </w:rPr>
-      </w:r>
-      <w:bookmarkStart w:id="14" w:name="_Toc230029261"/>
-      <w:r>
-        <w:rPr>
           <w:b/>
           <w:bCs/>
         </w:rPr>
@@ -21691,7 +21355,6 @@
         </w:rPr>
         <w:t xml:space="preserve">тов</w:t>
       </w:r>
-      <w:bookmarkEnd w:id="14"/>
       <w:r>
         <w:rPr>
           <w:b/>
@@ -21793,7 +21456,7 @@
     </w:p>
     <w:tbl>
       <w:tblPr>
-        <w:tblStyle w:val="1017"/>
+        <w:tblStyle w:val="1033"/>
         <w:tblW w:w="0" w:type="auto"/>
         <w:tblBorders/>
         <w:tblLook w:val="04A0" w:firstRow="1" w:lastRow="0" w:firstColumn="1" w:lastColumn="0" w:noHBand="0" w:noVBand="1"/>
@@ -23288,6 +22951,35 @@
       <w:r>
         <w:rPr>
           <w:szCs w:val="28"/>
+          <w:highlight w:val="none"/>
+        </w:rPr>
+      </w:r>
+      <w:r>
+        <w:rPr>
+          <w:szCs w:val="28"/>
+          <w:highlight w:val="none"/>
+        </w:rPr>
+      </w:r>
+      <w:r>
+        <w:rPr>
+          <w:szCs w:val="28"/>
+          <w:highlight w:val="none"/>
+        </w:rPr>
+      </w:r>
+    </w:p>
+    <w:p>
+      <w:pPr>
+        <w:pBdr/>
+        <w:spacing w:after="100" w:afterAutospacing="1" w:line="360" w:lineRule="auto"/>
+        <w:ind w:firstLine="0"/>
+        <w:contextualSpacing w:val="true"/>
+        <w:rPr>
+          <w:highlight w:val="none"/>
+        </w:rPr>
+      </w:pPr>
+      <w:r>
+        <w:rPr>
+          <w:szCs w:val="28"/>
         </w:rPr>
         <w:t xml:space="preserve">Продолжение таблицы 1</w:t>
       </w:r>
@@ -23304,7 +22996,7 @@
     </w:p>
     <w:tbl>
       <w:tblPr>
-        <w:tblStyle w:val="1017"/>
+        <w:tblStyle w:val="1033"/>
         <w:tblW w:w="0" w:type="auto"/>
         <w:tblBorders/>
         <w:tblLook w:val="04A0" w:firstRow="1" w:lastRow="0" w:firstColumn="1" w:lastColumn="0" w:noHBand="0" w:noVBand="1"/>
@@ -23776,7 +23468,7 @@
     </w:p>
     <w:p>
       <w:pPr>
-        <w:pStyle w:val="1005"/>
+        <w:pStyle w:val="1021"/>
         <w:pBdr/>
         <w:spacing/>
         <w:ind/>
@@ -23785,11 +23477,16 @@
         </w:rPr>
       </w:pPr>
       <w:r/>
-      <w:bookmarkStart w:id="16" w:name="_Toc230029262"/>
+      <w:bookmarkStart w:id="39" w:name="_Toc24"/>
       <w:r>
         <w:t xml:space="preserve">ЗАКЛЮЧЕНИЕ</w:t>
       </w:r>
-      <w:bookmarkEnd w:id="16"/>
+      <w:r>
+        <w:rPr>
+          <w:highlight w:val="none"/>
+        </w:rPr>
+      </w:r>
+      <w:bookmarkEnd w:id="39"/>
       <w:r>
         <w:rPr>
           <w:highlight w:val="none"/>
@@ -24177,18 +23874,18 @@
     </w:p>
     <w:p>
       <w:pPr>
-        <w:pStyle w:val="1005"/>
+        <w:pStyle w:val="1021"/>
         <w:pBdr/>
         <w:spacing/>
         <w:ind/>
         <w:rPr/>
       </w:pPr>
       <w:r/>
-      <w:bookmarkStart w:id="17" w:name="_Toc230029263"/>
+      <w:bookmarkStart w:id="40" w:name="_Toc25"/>
       <w:r>
         <w:t xml:space="preserve">СПИСОК ИСПОЛЬЗОВАННЫХ ИСТОЧНИКОВ</w:t>
       </w:r>
-      <w:bookmarkEnd w:id="17"/>
+      <w:bookmarkEnd w:id="40"/>
       <w:r/>
       <w:r/>
     </w:p>
@@ -24680,8 +24377,28 @@
           <w:bCs/>
           <w:szCs w:val="28"/>
           <w:highlight w:val="none"/>
-        </w:rPr>
-        <w:t xml:space="preserve">Приложение А</w:t>
+          <w:lang w:val="ru-RU"/>
+        </w:rPr>
+        <w:t xml:space="preserve">ПРИЛОЖЕНИЕ</w:t>
+      </w:r>
+      <w:r>
+        <w:rPr>
+          <w:b/>
+          <w:bCs/>
+          <w:szCs w:val="28"/>
+          <w:highlight w:val="none"/>
+          <w:lang w:val="en-US"/>
+        </w:rPr>
+        <w:t xml:space="preserve"> </w:t>
+      </w:r>
+      <w:r>
+        <w:rPr>
+          <w:b/>
+          <w:bCs/>
+          <w:szCs w:val="28"/>
+          <w:highlight w:val="none"/>
+        </w:rPr>
+        <w:t xml:space="preserve">А</w:t>
       </w:r>
       <w:r>
         <w:rPr>
@@ -25333,7 +25050,20 @@
           <w:highlight w:val="none"/>
         </w:rPr>
       </w:r>
-      <w:r/>
+      <w:r>
+        <w:rPr>
+          <w:b w:val="0"/>
+          <w:bCs w:val="0"/>
+          <w:highlight w:val="none"/>
+        </w:rPr>
+      </w:r>
+      <w:r>
+        <w:rPr>
+          <w:b w:val="0"/>
+          <w:bCs w:val="0"/>
+          <w:highlight w:val="none"/>
+        </w:rPr>
+      </w:r>
     </w:p>
     <w:p>
       <w:pPr>
@@ -25353,7 +25083,6 @@
         </w:rPr>
         <w:t xml:space="preserve">        private int generationNumber = 50;</w:t>
       </w:r>
-      <w:r/>
       <w:r/>
     </w:p>
     <w:p>
@@ -35571,7 +35300,7 @@
     <w:sdtContent>
       <w:p>
         <w:pPr>
-          <w:pStyle w:val="1024"/>
+          <w:pStyle w:val="1040"/>
           <w:pBdr/>
           <w:spacing/>
           <w:ind w:firstLine="0"/>
@@ -35601,7 +35330,7 @@
     <w:sdtContent>
       <w:p>
         <w:pPr>
-          <w:pStyle w:val="1024"/>
+          <w:pStyle w:val="1040"/>
           <w:pBdr/>
           <w:spacing/>
           <w:ind w:firstLine="0"/>
@@ -35655,7 +35384,6 @@
           <w:t xml:space="preserve">    </w:t>
         </w:r>
         <w:r/>
-        <w:r/>
       </w:p>
     </w:sdtContent>
   </w:sdt>
@@ -38322,7 +38050,7 @@
         <w:spacing/>
         <w:ind w:hanging="360" w:left="1429"/>
       </w:pPr>
-      <w:pStyle w:val="1011"/>
+      <w:pStyle w:val="1027"/>
       <w:rPr/>
       <w:start w:val="1"/>
       <w:suff w:val="tab"/>
@@ -42816,9 +42544,9 @@
     <w:lsdException w:name="Bibliography" w:uiPriority="37"/>
     <w:lsdException w:name="TOC Heading" w:uiPriority="39" w:qFormat="1"/>
   </w:latentStyles>
-  <w:style w:type="table" w:styleId="819">
+  <w:style w:type="table" w:styleId="835">
     <w:name w:val="Table Grid Light"/>
-    <w:basedOn w:val="997"/>
+    <w:basedOn w:val="1013"/>
     <w:uiPriority w:val="59"/>
     <w:pPr>
       <w:pBdr/>
@@ -43015,9 +42743,9 @@
       </w:tcPr>
     </w:tblStylePr>
   </w:style>
-  <w:style w:type="table" w:styleId="820">
+  <w:style w:type="table" w:styleId="836">
     <w:name w:val="Plain Table 1"/>
-    <w:basedOn w:val="997"/>
+    <w:basedOn w:val="1013"/>
     <w:uiPriority w:val="59"/>
     <w:pPr>
       <w:pBdr/>
@@ -43240,9 +42968,9 @@
       </w:tcPr>
     </w:tblStylePr>
   </w:style>
-  <w:style w:type="table" w:styleId="821">
+  <w:style w:type="table" w:styleId="837">
     <w:name w:val="Plain Table 2"/>
-    <w:basedOn w:val="997"/>
+    <w:basedOn w:val="1013"/>
     <w:uiPriority w:val="59"/>
     <w:pPr>
       <w:pBdr/>
@@ -43473,9 +43201,9 @@
       </w:tcPr>
     </w:tblStylePr>
   </w:style>
-  <w:style w:type="table" w:styleId="822">
+  <w:style w:type="table" w:styleId="838">
     <w:name w:val="Plain Table 3"/>
-    <w:basedOn w:val="997"/>
+    <w:basedOn w:val="1013"/>
     <w:uiPriority w:val="99"/>
     <w:pPr>
       <w:pBdr/>
@@ -43703,9 +43431,9 @@
       </w:tcPr>
     </w:tblStylePr>
   </w:style>
-  <w:style w:type="table" w:styleId="823">
+  <w:style w:type="table" w:styleId="839">
     <w:name w:val="Plain Table 4"/>
-    <w:basedOn w:val="997"/>
+    <w:basedOn w:val="1013"/>
     <w:uiPriority w:val="99"/>
     <w:pPr>
       <w:pBdr/>
@@ -43919,9 +43647,9 @@
       </w:tcPr>
     </w:tblStylePr>
   </w:style>
-  <w:style w:type="table" w:styleId="824">
+  <w:style w:type="table" w:styleId="840">
     <w:name w:val="Plain Table 5"/>
-    <w:basedOn w:val="997"/>
+    <w:basedOn w:val="1013"/>
     <w:uiPriority w:val="99"/>
     <w:pPr>
       <w:pBdr/>
@@ -44152,9 +43880,9 @@
       </w:tcPr>
     </w:tblStylePr>
   </w:style>
-  <w:style w:type="table" w:styleId="825">
+  <w:style w:type="table" w:styleId="841">
     <w:name w:val="Grid Table 1 Light"/>
-    <w:basedOn w:val="997"/>
+    <w:basedOn w:val="1013"/>
     <w:uiPriority w:val="99"/>
     <w:pPr>
       <w:pBdr/>
@@ -44375,9 +44103,9 @@
       </w:tcPr>
     </w:tblStylePr>
   </w:style>
-  <w:style w:type="table" w:styleId="826">
+  <w:style w:type="table" w:styleId="842">
     <w:name w:val="Grid Table 1 Light - Accent 1"/>
-    <w:basedOn w:val="997"/>
+    <w:basedOn w:val="1013"/>
     <w:uiPriority w:val="99"/>
     <w:pPr>
       <w:pBdr/>
@@ -44598,9 +44326,9 @@
       </w:tcPr>
     </w:tblStylePr>
   </w:style>
-  <w:style w:type="table" w:styleId="827">
+  <w:style w:type="table" w:styleId="843">
     <w:name w:val="Grid Table 1 Light - Accent 2"/>
-    <w:basedOn w:val="997"/>
+    <w:basedOn w:val="1013"/>
     <w:uiPriority w:val="99"/>
     <w:pPr>
       <w:pBdr/>
@@ -44821,9 +44549,9 @@
       </w:tcPr>
     </w:tblStylePr>
   </w:style>
-  <w:style w:type="table" w:styleId="828">
+  <w:style w:type="table" w:styleId="844">
     <w:name w:val="Grid Table 1 Light - Accent 3"/>
-    <w:basedOn w:val="997"/>
+    <w:basedOn w:val="1013"/>
     <w:uiPriority w:val="99"/>
     <w:pPr>
       <w:pBdr/>
@@ -45044,9 +44772,9 @@
       </w:tcPr>
     </w:tblStylePr>
   </w:style>
-  <w:style w:type="table" w:styleId="829">
+  <w:style w:type="table" w:styleId="845">
     <w:name w:val="Grid Table 1 Light - Accent 4"/>
-    <w:basedOn w:val="997"/>
+    <w:basedOn w:val="1013"/>
     <w:uiPriority w:val="99"/>
     <w:pPr>
       <w:pBdr/>
@@ -45267,9 +44995,9 @@
       </w:tcPr>
     </w:tblStylePr>
   </w:style>
-  <w:style w:type="table" w:styleId="830">
+  <w:style w:type="table" w:styleId="846">
     <w:name w:val="Grid Table 1 Light - Accent 5"/>
-    <w:basedOn w:val="997"/>
+    <w:basedOn w:val="1013"/>
     <w:uiPriority w:val="99"/>
     <w:pPr>
       <w:pBdr/>
@@ -45490,9 +45218,9 @@
       </w:tcPr>
     </w:tblStylePr>
   </w:style>
-  <w:style w:type="table" w:styleId="831">
+  <w:style w:type="table" w:styleId="847">
     <w:name w:val="Grid Table 1 Light - Accent 6"/>
-    <w:basedOn w:val="997"/>
+    <w:basedOn w:val="1013"/>
     <w:uiPriority w:val="99"/>
     <w:pPr>
       <w:pBdr/>
@@ -45713,9 +45441,9 @@
       </w:tcPr>
     </w:tblStylePr>
   </w:style>
-  <w:style w:type="table" w:styleId="832">
+  <w:style w:type="table" w:styleId="848">
     <w:name w:val="Grid Table 2"/>
-    <w:basedOn w:val="997"/>
+    <w:basedOn w:val="1013"/>
     <w:uiPriority w:val="99"/>
     <w:pPr>
       <w:pBdr/>
@@ -45945,9 +45673,9 @@
       </w:tcPr>
     </w:tblStylePr>
   </w:style>
-  <w:style w:type="table" w:styleId="833">
+  <w:style w:type="table" w:styleId="849">
     <w:name w:val="Grid Table 2 - Accent 1"/>
-    <w:basedOn w:val="997"/>
+    <w:basedOn w:val="1013"/>
     <w:uiPriority w:val="99"/>
     <w:pPr>
       <w:pBdr/>
@@ -46177,9 +45905,9 @@
       </w:tcPr>
     </w:tblStylePr>
   </w:style>
-  <w:style w:type="table" w:styleId="834">
+  <w:style w:type="table" w:styleId="850">
     <w:name w:val="Grid Table 2 - Accent 2"/>
-    <w:basedOn w:val="997"/>
+    <w:basedOn w:val="1013"/>
     <w:uiPriority w:val="99"/>
     <w:pPr>
       <w:pBdr/>
@@ -46409,9 +46137,9 @@
       </w:tcPr>
     </w:tblStylePr>
   </w:style>
-  <w:style w:type="table" w:styleId="835">
+  <w:style w:type="table" w:styleId="851">
     <w:name w:val="Grid Table 2 - Accent 3"/>
-    <w:basedOn w:val="997"/>
+    <w:basedOn w:val="1013"/>
     <w:uiPriority w:val="99"/>
     <w:pPr>
       <w:pBdr/>
@@ -46641,9 +46369,9 @@
       </w:tcPr>
     </w:tblStylePr>
   </w:style>
-  <w:style w:type="table" w:styleId="836">
+  <w:style w:type="table" w:styleId="852">
     <w:name w:val="Grid Table 2 - Accent 4"/>
-    <w:basedOn w:val="997"/>
+    <w:basedOn w:val="1013"/>
     <w:uiPriority w:val="99"/>
     <w:pPr>
       <w:pBdr/>
@@ -46873,9 +46601,9 @@
       </w:tcPr>
     </w:tblStylePr>
   </w:style>
-  <w:style w:type="table" w:styleId="837">
+  <w:style w:type="table" w:styleId="853">
     <w:name w:val="Grid Table 2 - Accent 5"/>
-    <w:basedOn w:val="997"/>
+    <w:basedOn w:val="1013"/>
     <w:uiPriority w:val="99"/>
     <w:pPr>
       <w:pBdr/>
@@ -47105,9 +46833,9 @@
       </w:tcPr>
     </w:tblStylePr>
   </w:style>
-  <w:style w:type="table" w:styleId="838">
+  <w:style w:type="table" w:styleId="854">
     <w:name w:val="Grid Table 2 - Accent 6"/>
-    <w:basedOn w:val="997"/>
+    <w:basedOn w:val="1013"/>
     <w:uiPriority w:val="99"/>
     <w:pPr>
       <w:pBdr/>
@@ -47337,9 +47065,9 @@
       </w:tcPr>
     </w:tblStylePr>
   </w:style>
-  <w:style w:type="table" w:styleId="839">
+  <w:style w:type="table" w:styleId="855">
     <w:name w:val="Grid Table 3"/>
-    <w:basedOn w:val="997"/>
+    <w:basedOn w:val="1013"/>
     <w:uiPriority w:val="99"/>
     <w:pPr>
       <w:pBdr/>
@@ -47582,9 +47310,9 @@
       </w:tcPr>
     </w:tblStylePr>
   </w:style>
-  <w:style w:type="table" w:styleId="840">
+  <w:style w:type="table" w:styleId="856">
     <w:name w:val="Grid Table 3 - Accent 1"/>
-    <w:basedOn w:val="997"/>
+    <w:basedOn w:val="1013"/>
     <w:uiPriority w:val="99"/>
     <w:pPr>
       <w:pBdr/>
@@ -47827,9 +47555,9 @@
       </w:tcPr>
     </w:tblStylePr>
   </w:style>
-  <w:style w:type="table" w:styleId="841">
+  <w:style w:type="table" w:styleId="857">
     <w:name w:val="Grid Table 3 - Accent 2"/>
-    <w:basedOn w:val="997"/>
+    <w:basedOn w:val="1013"/>
     <w:uiPriority w:val="99"/>
     <w:pPr>
       <w:pBdr/>
@@ -48072,9 +47800,9 @@
       </w:tcPr>
     </w:tblStylePr>
   </w:style>
-  <w:style w:type="table" w:styleId="842">
+  <w:style w:type="table" w:styleId="858">
     <w:name w:val="Grid Table 3 - Accent 3"/>
-    <w:basedOn w:val="997"/>
+    <w:basedOn w:val="1013"/>
     <w:uiPriority w:val="99"/>
     <w:pPr>
       <w:pBdr/>
@@ -48317,9 +48045,9 @@
       </w:tcPr>
     </w:tblStylePr>
   </w:style>
-  <w:style w:type="table" w:styleId="843">
+  <w:style w:type="table" w:styleId="859">
     <w:name w:val="Grid Table 3 - Accent 4"/>
-    <w:basedOn w:val="997"/>
+    <w:basedOn w:val="1013"/>
     <w:uiPriority w:val="99"/>
     <w:pPr>
       <w:pBdr/>
@@ -48562,9 +48290,9 @@
       </w:tcPr>
     </w:tblStylePr>
   </w:style>
-  <w:style w:type="table" w:styleId="844">
+  <w:style w:type="table" w:styleId="860">
     <w:name w:val="Grid Table 3 - Accent 5"/>
-    <w:basedOn w:val="997"/>
+    <w:basedOn w:val="1013"/>
     <w:uiPriority w:val="99"/>
     <w:pPr>
       <w:pBdr/>
@@ -48807,9 +48535,9 @@
       </w:tcPr>
     </w:tblStylePr>
   </w:style>
-  <w:style w:type="table" w:styleId="845">
+  <w:style w:type="table" w:styleId="861">
     <w:name w:val="Grid Table 3 - Accent 6"/>
-    <w:basedOn w:val="997"/>
+    <w:basedOn w:val="1013"/>
     <w:uiPriority w:val="99"/>
     <w:pPr>
       <w:pBdr/>
@@ -49052,9 +48780,9 @@
       </w:tcPr>
     </w:tblStylePr>
   </w:style>
-  <w:style w:type="table" w:styleId="846">
+  <w:style w:type="table" w:styleId="862">
     <w:name w:val="Grid Table 4"/>
-    <w:basedOn w:val="997"/>
+    <w:basedOn w:val="1013"/>
     <w:uiPriority w:val="59"/>
     <w:pPr>
       <w:pBdr/>
@@ -49285,9 +49013,9 @@
       </w:tcPr>
     </w:tblStylePr>
   </w:style>
-  <w:style w:type="table" w:styleId="847">
+  <w:style w:type="table" w:styleId="863">
     <w:name w:val="Grid Table 4 - Accent 1"/>
-    <w:basedOn w:val="997"/>
+    <w:basedOn w:val="1013"/>
     <w:uiPriority w:val="59"/>
     <w:pPr>
       <w:pBdr/>
@@ -49518,9 +49246,9 @@
       </w:tcPr>
     </w:tblStylePr>
   </w:style>
-  <w:style w:type="table" w:styleId="848">
+  <w:style w:type="table" w:styleId="864">
     <w:name w:val="Grid Table 4 - Accent 2"/>
-    <w:basedOn w:val="997"/>
+    <w:basedOn w:val="1013"/>
     <w:uiPriority w:val="59"/>
     <w:pPr>
       <w:pBdr/>
@@ -49751,9 +49479,9 @@
       </w:tcPr>
     </w:tblStylePr>
   </w:style>
-  <w:style w:type="table" w:styleId="849">
+  <w:style w:type="table" w:styleId="865">
     <w:name w:val="Grid Table 4 - Accent 3"/>
-    <w:basedOn w:val="997"/>
+    <w:basedOn w:val="1013"/>
     <w:uiPriority w:val="59"/>
     <w:pPr>
       <w:pBdr/>
@@ -49984,9 +49712,9 @@
       </w:tcPr>
     </w:tblStylePr>
   </w:style>
-  <w:style w:type="table" w:styleId="850">
+  <w:style w:type="table" w:styleId="866">
     <w:name w:val="Grid Table 4 - Accent 4"/>
-    <w:basedOn w:val="997"/>
+    <w:basedOn w:val="1013"/>
     <w:uiPriority w:val="59"/>
     <w:pPr>
       <w:pBdr/>
@@ -50217,9 +49945,9 @@
       </w:tcPr>
     </w:tblStylePr>
   </w:style>
-  <w:style w:type="table" w:styleId="851">
+  <w:style w:type="table" w:styleId="867">
     <w:name w:val="Grid Table 4 - Accent 5"/>
-    <w:basedOn w:val="997"/>
+    <w:basedOn w:val="1013"/>
     <w:uiPriority w:val="59"/>
     <w:pPr>
       <w:pBdr/>
@@ -50450,9 +50178,9 @@
       </w:tcPr>
     </w:tblStylePr>
   </w:style>
-  <w:style w:type="table" w:styleId="852">
+  <w:style w:type="table" w:styleId="868">
     <w:name w:val="Grid Table 4 - Accent 6"/>
-    <w:basedOn w:val="997"/>
+    <w:basedOn w:val="1013"/>
     <w:uiPriority w:val="59"/>
     <w:pPr>
       <w:pBdr/>
@@ -50683,9 +50411,9 @@
       </w:tcPr>
     </w:tblStylePr>
   </w:style>
-  <w:style w:type="table" w:styleId="853">
+  <w:style w:type="table" w:styleId="869">
     <w:name w:val="Grid Table 5 Dark"/>
-    <w:basedOn w:val="997"/>
+    <w:basedOn w:val="1013"/>
     <w:uiPriority w:val="99"/>
     <w:pPr>
       <w:pBdr/>
@@ -50911,9 +50639,9 @@
       </w:tcPr>
     </w:tblStylePr>
   </w:style>
-  <w:style w:type="table" w:styleId="854">
+  <w:style w:type="table" w:styleId="870">
     <w:name w:val="Grid Table 5 Dark- Accent 1"/>
-    <w:basedOn w:val="997"/>
+    <w:basedOn w:val="1013"/>
     <w:uiPriority w:val="99"/>
     <w:pPr>
       <w:pBdr/>
@@ -51139,9 +50867,9 @@
       </w:tcPr>
     </w:tblStylePr>
   </w:style>
-  <w:style w:type="table" w:styleId="855">
+  <w:style w:type="table" w:styleId="871">
     <w:name w:val="Grid Table 5 Dark - Accent 2"/>
-    <w:basedOn w:val="997"/>
+    <w:basedOn w:val="1013"/>
     <w:uiPriority w:val="99"/>
     <w:pPr>
       <w:pBdr/>
@@ -51367,9 +51095,9 @@
       </w:tcPr>
     </w:tblStylePr>
   </w:style>
-  <w:style w:type="table" w:styleId="856">
+  <w:style w:type="table" w:styleId="872">
     <w:name w:val="Grid Table 5 Dark - Accent 3"/>
-    <w:basedOn w:val="997"/>
+    <w:basedOn w:val="1013"/>
     <w:uiPriority w:val="99"/>
     <w:pPr>
       <w:pBdr/>
@@ -51595,9 +51323,9 @@
       </w:tcPr>
     </w:tblStylePr>
   </w:style>
-  <w:style w:type="table" w:styleId="857">
+  <w:style w:type="table" w:styleId="873">
     <w:name w:val="Grid Table 5 Dark- Accent 4"/>
-    <w:basedOn w:val="997"/>
+    <w:basedOn w:val="1013"/>
     <w:uiPriority w:val="99"/>
     <w:pPr>
       <w:pBdr/>
@@ -51823,9 +51551,9 @@
       </w:tcPr>
     </w:tblStylePr>
   </w:style>
-  <w:style w:type="table" w:styleId="858">
+  <w:style w:type="table" w:styleId="874">
     <w:name w:val="Grid Table 5 Dark - Accent 5"/>
-    <w:basedOn w:val="997"/>
+    <w:basedOn w:val="1013"/>
     <w:uiPriority w:val="99"/>
     <w:pPr>
       <w:pBdr/>
@@ -52051,9 +51779,9 @@
       </w:tcPr>
     </w:tblStylePr>
   </w:style>
-  <w:style w:type="table" w:styleId="859">
+  <w:style w:type="table" w:styleId="875">
     <w:name w:val="Grid Table 5 Dark - Accent 6"/>
-    <w:basedOn w:val="997"/>
+    <w:basedOn w:val="1013"/>
     <w:uiPriority w:val="99"/>
     <w:pPr>
       <w:pBdr/>
@@ -52279,9 +52007,9 @@
       </w:tcPr>
     </w:tblStylePr>
   </w:style>
-  <w:style w:type="table" w:styleId="860">
+  <w:style w:type="table" w:styleId="876">
     <w:name w:val="Grid Table 6 Colorful"/>
-    <w:basedOn w:val="997"/>
+    <w:basedOn w:val="1013"/>
     <w:uiPriority w:val="99"/>
     <w:pPr>
       <w:pBdr/>
@@ -52509,9 +52237,9 @@
       </w:tcPr>
     </w:tblStylePr>
   </w:style>
-  <w:style w:type="table" w:styleId="861">
+  <w:style w:type="table" w:styleId="877">
     <w:name w:val="Grid Table 6 Colorful - Accent 1"/>
-    <w:basedOn w:val="997"/>
+    <w:basedOn w:val="1013"/>
     <w:uiPriority w:val="99"/>
     <w:pPr>
       <w:pBdr/>
@@ -52739,9 +52467,9 @@
       </w:tcPr>
     </w:tblStylePr>
   </w:style>
-  <w:style w:type="table" w:styleId="862">
+  <w:style w:type="table" w:styleId="878">
     <w:name w:val="Grid Table 6 Colorful - Accent 2"/>
-    <w:basedOn w:val="997"/>
+    <w:basedOn w:val="1013"/>
     <w:uiPriority w:val="99"/>
     <w:pPr>
       <w:pBdr/>
@@ -52969,9 +52697,9 @@
       </w:tcPr>
     </w:tblStylePr>
   </w:style>
-  <w:style w:type="table" w:styleId="863">
+  <w:style w:type="table" w:styleId="879">
     <w:name w:val="Grid Table 6 Colorful - Accent 3"/>
-    <w:basedOn w:val="997"/>
+    <w:basedOn w:val="1013"/>
     <w:uiPriority w:val="99"/>
     <w:pPr>
       <w:pBdr/>
@@ -53199,9 +52927,9 @@
       </w:tcPr>
     </w:tblStylePr>
   </w:style>
-  <w:style w:type="table" w:styleId="864">
+  <w:style w:type="table" w:styleId="880">
     <w:name w:val="Grid Table 6 Colorful - Accent 4"/>
-    <w:basedOn w:val="997"/>
+    <w:basedOn w:val="1013"/>
     <w:uiPriority w:val="99"/>
     <w:pPr>
       <w:pBdr/>
@@ -53429,9 +53157,9 @@
       </w:tcPr>
     </w:tblStylePr>
   </w:style>
-  <w:style w:type="table" w:styleId="865">
+  <w:style w:type="table" w:styleId="881">
     <w:name w:val="Grid Table 6 Colorful - Accent 5"/>
-    <w:basedOn w:val="997"/>
+    <w:basedOn w:val="1013"/>
     <w:uiPriority w:val="99"/>
     <w:pPr>
       <w:pBdr/>
@@ -53659,9 +53387,9 @@
       </w:tcPr>
     </w:tblStylePr>
   </w:style>
-  <w:style w:type="table" w:styleId="866">
+  <w:style w:type="table" w:styleId="882">
     <w:name w:val="Grid Table 6 Colorful - Accent 6"/>
-    <w:basedOn w:val="997"/>
+    <w:basedOn w:val="1013"/>
     <w:uiPriority w:val="99"/>
     <w:pPr>
       <w:pBdr/>
@@ -53889,9 +53617,9 @@
       </w:tcPr>
     </w:tblStylePr>
   </w:style>
-  <w:style w:type="table" w:styleId="867">
+  <w:style w:type="table" w:styleId="883">
     <w:name w:val="Grid Table 7 Colorful"/>
-    <w:basedOn w:val="997"/>
+    <w:basedOn w:val="1013"/>
     <w:uiPriority w:val="99"/>
     <w:pPr>
       <w:pBdr/>
@@ -54143,9 +53871,9 @@
       </w:tcPr>
     </w:tblStylePr>
   </w:style>
-  <w:style w:type="table" w:styleId="868">
+  <w:style w:type="table" w:styleId="884">
     <w:name w:val="Grid Table 7 Colorful - Accent 1"/>
-    <w:basedOn w:val="997"/>
+    <w:basedOn w:val="1013"/>
     <w:uiPriority w:val="99"/>
     <w:pPr>
       <w:pBdr/>
@@ -54397,9 +54125,9 @@
       </w:tcPr>
     </w:tblStylePr>
   </w:style>
-  <w:style w:type="table" w:styleId="869">
+  <w:style w:type="table" w:styleId="885">
     <w:name w:val="Grid Table 7 Colorful - Accent 2"/>
-    <w:basedOn w:val="997"/>
+    <w:basedOn w:val="1013"/>
     <w:uiPriority w:val="99"/>
     <w:pPr>
       <w:pBdr/>
@@ -54651,9 +54379,9 @@
       </w:tcPr>
     </w:tblStylePr>
   </w:style>
-  <w:style w:type="table" w:styleId="870">
+  <w:style w:type="table" w:styleId="886">
     <w:name w:val="Grid Table 7 Colorful - Accent 3"/>
-    <w:basedOn w:val="997"/>
+    <w:basedOn w:val="1013"/>
     <w:uiPriority w:val="99"/>
     <w:pPr>
       <w:pBdr/>
@@ -54905,9 +54633,9 @@
       </w:tcPr>
     </w:tblStylePr>
   </w:style>
-  <w:style w:type="table" w:styleId="871">
+  <w:style w:type="table" w:styleId="887">
     <w:name w:val="Grid Table 7 Colorful - Accent 4"/>
-    <w:basedOn w:val="997"/>
+    <w:basedOn w:val="1013"/>
     <w:uiPriority w:val="99"/>
     <w:pPr>
       <w:pBdr/>
@@ -55159,9 +54887,9 @@
       </w:tcPr>
     </w:tblStylePr>
   </w:style>
-  <w:style w:type="table" w:styleId="872">
+  <w:style w:type="table" w:styleId="888">
     <w:name w:val="Grid Table 7 Colorful - Accent 5"/>
-    <w:basedOn w:val="997"/>
+    <w:basedOn w:val="1013"/>
     <w:uiPriority w:val="99"/>
     <w:pPr>
       <w:pBdr/>
@@ -55413,9 +55141,9 @@
       </w:tcPr>
     </w:tblStylePr>
   </w:style>
-  <w:style w:type="table" w:styleId="873">
+  <w:style w:type="table" w:styleId="889">
     <w:name w:val="Grid Table 7 Colorful - Accent 6"/>
-    <w:basedOn w:val="997"/>
+    <w:basedOn w:val="1013"/>
     <w:uiPriority w:val="99"/>
     <w:pPr>
       <w:pBdr/>
@@ -55667,9 +55395,9 @@
       </w:tcPr>
     </w:tblStylePr>
   </w:style>
-  <w:style w:type="table" w:styleId="874">
+  <w:style w:type="table" w:styleId="890">
     <w:name w:val="List Table 1 Light"/>
-    <w:basedOn w:val="997"/>
+    <w:basedOn w:val="1013"/>
     <w:uiPriority w:val="99"/>
     <w:pPr>
       <w:pBdr/>
@@ -55883,9 +55611,9 @@
       </w:tcPr>
     </w:tblStylePr>
   </w:style>
-  <w:style w:type="table" w:styleId="875">
+  <w:style w:type="table" w:styleId="891">
     <w:name w:val="List Table 1 Light - Accent 1"/>
-    <w:basedOn w:val="997"/>
+    <w:basedOn w:val="1013"/>
     <w:uiPriority w:val="99"/>
     <w:pPr>
       <w:pBdr/>
@@ -56099,9 +55827,9 @@
       </w:tcPr>
     </w:tblStylePr>
   </w:style>
-  <w:style w:type="table" w:styleId="876">
+  <w:style w:type="table" w:styleId="892">
     <w:name w:val="List Table 1 Light - Accent 2"/>
-    <w:basedOn w:val="997"/>
+    <w:basedOn w:val="1013"/>
     <w:uiPriority w:val="99"/>
     <w:pPr>
       <w:pBdr/>
@@ -56315,9 +56043,9 @@
       </w:tcPr>
     </w:tblStylePr>
   </w:style>
-  <w:style w:type="table" w:styleId="877">
+  <w:style w:type="table" w:styleId="893">
     <w:name w:val="List Table 1 Light - Accent 3"/>
-    <w:basedOn w:val="997"/>
+    <w:basedOn w:val="1013"/>
     <w:uiPriority w:val="99"/>
     <w:pPr>
       <w:pBdr/>
@@ -56531,9 +56259,9 @@
       </w:tcPr>
     </w:tblStylePr>
   </w:style>
-  <w:style w:type="table" w:styleId="878">
+  <w:style w:type="table" w:styleId="894">
     <w:name w:val="List Table 1 Light - Accent 4"/>
-    <w:basedOn w:val="997"/>
+    <w:basedOn w:val="1013"/>
     <w:uiPriority w:val="99"/>
     <w:pPr>
       <w:pBdr/>
@@ -56747,9 +56475,9 @@
       </w:tcPr>
     </w:tblStylePr>
   </w:style>
-  <w:style w:type="table" w:styleId="879">
+  <w:style w:type="table" w:styleId="895">
     <w:name w:val="List Table 1 Light - Accent 5"/>
-    <w:basedOn w:val="997"/>
+    <w:basedOn w:val="1013"/>
     <w:uiPriority w:val="99"/>
     <w:pPr>
       <w:pBdr/>
@@ -56963,9 +56691,9 @@
       </w:tcPr>
     </w:tblStylePr>
   </w:style>
-  <w:style w:type="table" w:styleId="880">
+  <w:style w:type="table" w:styleId="896">
     <w:name w:val="List Table 1 Light - Accent 6"/>
-    <w:basedOn w:val="997"/>
+    <w:basedOn w:val="1013"/>
     <w:uiPriority w:val="99"/>
     <w:pPr>
       <w:pBdr/>
@@ -57179,9 +56907,9 @@
       </w:tcPr>
     </w:tblStylePr>
   </w:style>
-  <w:style w:type="table" w:styleId="881">
+  <w:style w:type="table" w:styleId="897">
     <w:name w:val="List Table 2"/>
-    <w:basedOn w:val="997"/>
+    <w:basedOn w:val="1013"/>
     <w:uiPriority w:val="99"/>
     <w:pPr>
       <w:pBdr/>
@@ -57417,9 +57145,9 @@
       </w:tcPr>
     </w:tblStylePr>
   </w:style>
-  <w:style w:type="table" w:styleId="882">
+  <w:style w:type="table" w:styleId="898">
     <w:name w:val="List Table 2 - Accent 1"/>
-    <w:basedOn w:val="997"/>
+    <w:basedOn w:val="1013"/>
     <w:uiPriority w:val="99"/>
     <w:pPr>
       <w:pBdr/>
@@ -57655,9 +57383,9 @@
       </w:tcPr>
     </w:tblStylePr>
   </w:style>
-  <w:style w:type="table" w:styleId="883">
+  <w:style w:type="table" w:styleId="899">
     <w:name w:val="List Table 2 - Accent 2"/>
-    <w:basedOn w:val="997"/>
+    <w:basedOn w:val="1013"/>
     <w:uiPriority w:val="99"/>
     <w:pPr>
       <w:pBdr/>
@@ -57893,9 +57621,9 @@
       </w:tcPr>
     </w:tblStylePr>
   </w:style>
-  <w:style w:type="table" w:styleId="884">
+  <w:style w:type="table" w:styleId="900">
     <w:name w:val="List Table 2 - Accent 3"/>
-    <w:basedOn w:val="997"/>
+    <w:basedOn w:val="1013"/>
     <w:uiPriority w:val="99"/>
     <w:pPr>
       <w:pBdr/>
@@ -58131,9 +57859,9 @@
       </w:tcPr>
     </w:tblStylePr>
   </w:style>
-  <w:style w:type="table" w:styleId="885">
+  <w:style w:type="table" w:styleId="901">
     <w:name w:val="List Table 2 - Accent 4"/>
-    <w:basedOn w:val="997"/>
+    <w:basedOn w:val="1013"/>
     <w:uiPriority w:val="99"/>
     <w:pPr>
       <w:pBdr/>
@@ -58369,9 +58097,9 @@
       </w:tcPr>
     </w:tblStylePr>
   </w:style>
-  <w:style w:type="table" w:styleId="886">
+  <w:style w:type="table" w:styleId="902">
     <w:name w:val="List Table 2 - Accent 5"/>
-    <w:basedOn w:val="997"/>
+    <w:basedOn w:val="1013"/>
     <w:uiPriority w:val="99"/>
     <w:pPr>
       <w:pBdr/>
@@ -58607,9 +58335,9 @@
       </w:tcPr>
     </w:tblStylePr>
   </w:style>
-  <w:style w:type="table" w:styleId="887">
+  <w:style w:type="table" w:styleId="903">
     <w:name w:val="List Table 2 - Accent 6"/>
-    <w:basedOn w:val="997"/>
+    <w:basedOn w:val="1013"/>
     <w:uiPriority w:val="99"/>
     <w:pPr>
       <w:pBdr/>
@@ -58845,9 +58573,9 @@
       </w:tcPr>
     </w:tblStylePr>
   </w:style>
-  <w:style w:type="table" w:styleId="888">
+  <w:style w:type="table" w:styleId="904">
     <w:name w:val="List Table 3"/>
-    <w:basedOn w:val="997"/>
+    <w:basedOn w:val="1013"/>
     <w:uiPriority w:val="99"/>
     <w:pPr>
       <w:pBdr/>
@@ -59073,9 +58801,9 @@
       </w:tcPr>
     </w:tblStylePr>
   </w:style>
-  <w:style w:type="table" w:styleId="889">
+  <w:style w:type="table" w:styleId="905">
     <w:name w:val="List Table 3 - Accent 1"/>
-    <w:basedOn w:val="997"/>
+    <w:basedOn w:val="1013"/>
     <w:uiPriority w:val="99"/>
     <w:pPr>
       <w:pBdr/>
@@ -59301,9 +59029,9 @@
       </w:tcPr>
     </w:tblStylePr>
   </w:style>
-  <w:style w:type="table" w:styleId="890">
+  <w:style w:type="table" w:styleId="906">
     <w:name w:val="List Table 3 - Accent 2"/>
-    <w:basedOn w:val="997"/>
+    <w:basedOn w:val="1013"/>
     <w:uiPriority w:val="99"/>
     <w:pPr>
       <w:pBdr/>
@@ -59529,9 +59257,9 @@
       </w:tcPr>
     </w:tblStylePr>
   </w:style>
-  <w:style w:type="table" w:styleId="891">
+  <w:style w:type="table" w:styleId="907">
     <w:name w:val="List Table 3 - Accent 3"/>
-    <w:basedOn w:val="997"/>
+    <w:basedOn w:val="1013"/>
     <w:uiPriority w:val="99"/>
     <w:pPr>
       <w:pBdr/>
@@ -59757,9 +59485,9 @@
       </w:tcPr>
     </w:tblStylePr>
   </w:style>
-  <w:style w:type="table" w:styleId="892">
+  <w:style w:type="table" w:styleId="908">
     <w:name w:val="List Table 3 - Accent 4"/>
-    <w:basedOn w:val="997"/>
+    <w:basedOn w:val="1013"/>
     <w:uiPriority w:val="99"/>
     <w:pPr>
       <w:pBdr/>
@@ -59985,9 +59713,9 @@
       </w:tcPr>
     </w:tblStylePr>
   </w:style>
-  <w:style w:type="table" w:styleId="893">
+  <w:style w:type="table" w:styleId="909">
     <w:name w:val="List Table 3 - Accent 5"/>
-    <w:basedOn w:val="997"/>
+    <w:basedOn w:val="1013"/>
     <w:uiPriority w:val="99"/>
     <w:pPr>
       <w:pBdr/>
@@ -60213,9 +59941,9 @@
       </w:tcPr>
     </w:tblStylePr>
   </w:style>
-  <w:style w:type="table" w:styleId="894">
+  <w:style w:type="table" w:styleId="910">
     <w:name w:val="List Table 3 - Accent 6"/>
-    <w:basedOn w:val="997"/>
+    <w:basedOn w:val="1013"/>
     <w:uiPriority w:val="99"/>
     <w:pPr>
       <w:pBdr/>
@@ -60441,9 +60169,9 @@
       </w:tcPr>
     </w:tblStylePr>
   </w:style>
-  <w:style w:type="table" w:styleId="895">
+  <w:style w:type="table" w:styleId="911">
     <w:name w:val="List Table 4"/>
-    <w:basedOn w:val="997"/>
+    <w:basedOn w:val="1013"/>
     <w:uiPriority w:val="99"/>
     <w:pPr>
       <w:pBdr/>
@@ -60666,9 +60394,9 @@
       </w:tcPr>
     </w:tblStylePr>
   </w:style>
-  <w:style w:type="table" w:styleId="896">
+  <w:style w:type="table" w:styleId="912">
     <w:name w:val="List Table 4 - Accent 1"/>
-    <w:basedOn w:val="997"/>
+    <w:basedOn w:val="1013"/>
     <w:uiPriority w:val="99"/>
     <w:pPr>
       <w:pBdr/>
@@ -60891,9 +60619,9 @@
       </w:tcPr>
     </w:tblStylePr>
   </w:style>
-  <w:style w:type="table" w:styleId="897">
+  <w:style w:type="table" w:styleId="913">
     <w:name w:val="List Table 4 - Accent 2"/>
-    <w:basedOn w:val="997"/>
+    <w:basedOn w:val="1013"/>
     <w:uiPriority w:val="99"/>
     <w:pPr>
       <w:pBdr/>
@@ -61116,9 +60844,9 @@
       </w:tcPr>
     </w:tblStylePr>
   </w:style>
-  <w:style w:type="table" w:styleId="898">
+  <w:style w:type="table" w:styleId="914">
     <w:name w:val="List Table 4 - Accent 3"/>
-    <w:basedOn w:val="997"/>
+    <w:basedOn w:val="1013"/>
     <w:uiPriority w:val="99"/>
     <w:pPr>
       <w:pBdr/>
@@ -61341,9 +61069,9 @@
       </w:tcPr>
     </w:tblStylePr>
   </w:style>
-  <w:style w:type="table" w:styleId="899">
+  <w:style w:type="table" w:styleId="915">
     <w:name w:val="List Table 4 - Accent 4"/>
-    <w:basedOn w:val="997"/>
+    <w:basedOn w:val="1013"/>
     <w:uiPriority w:val="99"/>
     <w:pPr>
       <w:pBdr/>
@@ -61566,9 +61294,9 @@
       </w:tcPr>
     </w:tblStylePr>
   </w:style>
-  <w:style w:type="table" w:styleId="900">
+  <w:style w:type="table" w:styleId="916">
     <w:name w:val="List Table 4 - Accent 5"/>
-    <w:basedOn w:val="997"/>
+    <w:basedOn w:val="1013"/>
     <w:uiPriority w:val="99"/>
     <w:pPr>
       <w:pBdr/>
@@ -61791,9 +61519,9 @@
       </w:tcPr>
     </w:tblStylePr>
   </w:style>
-  <w:style w:type="table" w:styleId="901">
+  <w:style w:type="table" w:styleId="917">
     <w:name w:val="List Table 4 - Accent 6"/>
-    <w:basedOn w:val="997"/>
+    <w:basedOn w:val="1013"/>
     <w:uiPriority w:val="99"/>
     <w:pPr>
       <w:pBdr/>
@@ -62016,9 +61744,9 @@
       </w:tcPr>
     </w:tblStylePr>
   </w:style>
-  <w:style w:type="table" w:styleId="902">
+  <w:style w:type="table" w:styleId="918">
     <w:name w:val="List Table 5 Dark"/>
-    <w:basedOn w:val="997"/>
+    <w:basedOn w:val="1013"/>
     <w:uiPriority w:val="99"/>
     <w:pPr>
       <w:pBdr/>
@@ -62258,9 +61986,9 @@
       </w:tcPr>
     </w:tblStylePr>
   </w:style>
-  <w:style w:type="table" w:styleId="903">
+  <w:style w:type="table" w:styleId="919">
     <w:name w:val="List Table 5 Dark - Accent 1"/>
-    <w:basedOn w:val="997"/>
+    <w:basedOn w:val="1013"/>
     <w:uiPriority w:val="99"/>
     <w:pPr>
       <w:pBdr/>
@@ -62500,9 +62228,9 @@
       </w:tcPr>
     </w:tblStylePr>
   </w:style>
-  <w:style w:type="table" w:styleId="904">
+  <w:style w:type="table" w:styleId="920">
     <w:name w:val="List Table 5 Dark - Accent 2"/>
-    <w:basedOn w:val="997"/>
+    <w:basedOn w:val="1013"/>
     <w:uiPriority w:val="99"/>
     <w:pPr>
       <w:pBdr/>
@@ -62742,9 +62470,9 @@
       </w:tcPr>
     </w:tblStylePr>
   </w:style>
-  <w:style w:type="table" w:styleId="905">
+  <w:style w:type="table" w:styleId="921">
     <w:name w:val="List Table 5 Dark - Accent 3"/>
-    <w:basedOn w:val="997"/>
+    <w:basedOn w:val="1013"/>
     <w:uiPriority w:val="99"/>
     <w:pPr>
       <w:pBdr/>
@@ -62984,9 +62712,9 @@
       </w:tcPr>
     </w:tblStylePr>
   </w:style>
-  <w:style w:type="table" w:styleId="906">
+  <w:style w:type="table" w:styleId="922">
     <w:name w:val="List Table 5 Dark - Accent 4"/>
-    <w:basedOn w:val="997"/>
+    <w:basedOn w:val="1013"/>
     <w:uiPriority w:val="99"/>
     <w:pPr>
       <w:pBdr/>
@@ -63226,9 +62954,9 @@
       </w:tcPr>
     </w:tblStylePr>
   </w:style>
-  <w:style w:type="table" w:styleId="907">
+  <w:style w:type="table" w:styleId="923">
     <w:name w:val="List Table 5 Dark - Accent 5"/>
-    <w:basedOn w:val="997"/>
+    <w:basedOn w:val="1013"/>
     <w:uiPriority w:val="99"/>
     <w:pPr>
       <w:pBdr/>
@@ -63468,9 +63196,9 @@
       </w:tcPr>
     </w:tblStylePr>
   </w:style>
-  <w:style w:type="table" w:styleId="908">
+  <w:style w:type="table" w:styleId="924">
     <w:name w:val="List Table 5 Dark - Accent 6"/>
-    <w:basedOn w:val="997"/>
+    <w:basedOn w:val="1013"/>
     <w:uiPriority w:val="99"/>
     <w:pPr>
       <w:pBdr/>
@@ -63710,9 +63438,9 @@
       </w:tcPr>
     </w:tblStylePr>
   </w:style>
-  <w:style w:type="table" w:styleId="909">
+  <w:style w:type="table" w:styleId="925">
     <w:name w:val="List Table 6 Colorful"/>
-    <w:basedOn w:val="997"/>
+    <w:basedOn w:val="1013"/>
     <w:uiPriority w:val="99"/>
     <w:pPr>
       <w:pBdr/>
@@ -63933,9 +63661,9 @@
       </w:tcPr>
     </w:tblStylePr>
   </w:style>
-  <w:style w:type="table" w:styleId="910">
+  <w:style w:type="table" w:styleId="926">
     <w:name w:val="List Table 6 Colorful - Accent 1"/>
-    <w:basedOn w:val="997"/>
+    <w:basedOn w:val="1013"/>
     <w:uiPriority w:val="99"/>
     <w:pPr>
       <w:pBdr/>
@@ -64156,9 +63884,9 @@
       </w:tcPr>
     </w:tblStylePr>
   </w:style>
-  <w:style w:type="table" w:styleId="911">
+  <w:style w:type="table" w:styleId="927">
     <w:name w:val="List Table 6 Colorful - Accent 2"/>
-    <w:basedOn w:val="997"/>
+    <w:basedOn w:val="1013"/>
     <w:uiPriority w:val="99"/>
     <w:pPr>
       <w:pBdr/>
@@ -64379,9 +64107,9 @@
       </w:tcPr>
     </w:tblStylePr>
   </w:style>
-  <w:style w:type="table" w:styleId="912">
+  <w:style w:type="table" w:styleId="928">
     <w:name w:val="List Table 6 Colorful - Accent 3"/>
-    <w:basedOn w:val="997"/>
+    <w:basedOn w:val="1013"/>
     <w:uiPriority w:val="99"/>
     <w:pPr>
       <w:pBdr/>
@@ -64602,9 +64330,9 @@
       </w:tcPr>
     </w:tblStylePr>
   </w:style>
-  <w:style w:type="table" w:styleId="913">
+  <w:style w:type="table" w:styleId="929">
     <w:name w:val="List Table 6 Colorful - Accent 4"/>
-    <w:basedOn w:val="997"/>
+    <w:basedOn w:val="1013"/>
     <w:uiPriority w:val="99"/>
     <w:pPr>
       <w:pBdr/>
@@ -64825,9 +64553,9 @@
       </w:tcPr>
     </w:tblStylePr>
   </w:style>
-  <w:style w:type="table" w:styleId="914">
+  <w:style w:type="table" w:styleId="930">
     <w:name w:val="List Table 6 Colorful - Accent 5"/>
-    <w:basedOn w:val="997"/>
+    <w:basedOn w:val="1013"/>
     <w:uiPriority w:val="99"/>
     <w:pPr>
       <w:pBdr/>
@@ -65048,9 +64776,9 @@
       </w:tcPr>
     </w:tblStylePr>
   </w:style>
-  <w:style w:type="table" w:styleId="915">
+  <w:style w:type="table" w:styleId="931">
     <w:name w:val="List Table 6 Colorful - Accent 6"/>
-    <w:basedOn w:val="997"/>
+    <w:basedOn w:val="1013"/>
     <w:uiPriority w:val="99"/>
     <w:pPr>
       <w:pBdr/>
@@ -65271,9 +64999,9 @@
       </w:tcPr>
     </w:tblStylePr>
   </w:style>
-  <w:style w:type="table" w:styleId="916">
+  <w:style w:type="table" w:styleId="932">
     <w:name w:val="List Table 7 Colorful"/>
-    <w:basedOn w:val="997"/>
+    <w:basedOn w:val="1013"/>
     <w:uiPriority w:val="99"/>
     <w:pPr>
       <w:pBdr/>
@@ -65527,9 +65255,9 @@
       </w:tcPr>
     </w:tblStylePr>
   </w:style>
-  <w:style w:type="table" w:styleId="917">
+  <w:style w:type="table" w:styleId="933">
     <w:name w:val="List Table 7 Colorful - Accent 1"/>
-    <w:basedOn w:val="997"/>
+    <w:basedOn w:val="1013"/>
     <w:uiPriority w:val="99"/>
     <w:pPr>
       <w:pBdr/>
@@ -65783,9 +65511,9 @@
       </w:tcPr>
     </w:tblStylePr>
   </w:style>
-  <w:style w:type="table" w:styleId="918">
+  <w:style w:type="table" w:styleId="934">
     <w:name w:val="List Table 7 Colorful - Accent 2"/>
-    <w:basedOn w:val="997"/>
+    <w:basedOn w:val="1013"/>
     <w:uiPriority w:val="99"/>
     <w:pPr>
       <w:pBdr/>
@@ -66039,9 +65767,9 @@
       </w:tcPr>
     </w:tblStylePr>
   </w:style>
-  <w:style w:type="table" w:styleId="919">
+  <w:style w:type="table" w:styleId="935">
     <w:name w:val="List Table 7 Colorful - Accent 3"/>
-    <w:basedOn w:val="997"/>
+    <w:basedOn w:val="1013"/>
     <w:uiPriority w:val="99"/>
     <w:pPr>
       <w:pBdr/>
@@ -66295,9 +66023,9 @@
       </w:tcPr>
     </w:tblStylePr>
   </w:style>
-  <w:style w:type="table" w:styleId="920">
+  <w:style w:type="table" w:styleId="936">
     <w:name w:val="List Table 7 Colorful - Accent 4"/>
-    <w:basedOn w:val="997"/>
+    <w:basedOn w:val="1013"/>
     <w:uiPriority w:val="99"/>
     <w:pPr>
       <w:pBdr/>
@@ -66551,9 +66279,9 @@
       </w:tcPr>
     </w:tblStylePr>
   </w:style>
-  <w:style w:type="table" w:styleId="921">
+  <w:style w:type="table" w:styleId="937">
     <w:name w:val="List Table 7 Colorful - Accent 5"/>
-    <w:basedOn w:val="997"/>
+    <w:basedOn w:val="1013"/>
     <w:uiPriority w:val="99"/>
     <w:pPr>
       <w:pBdr/>
@@ -66807,9 +66535,9 @@
       </w:tcPr>
     </w:tblStylePr>
   </w:style>
-  <w:style w:type="table" w:styleId="922">
+  <w:style w:type="table" w:styleId="938">
     <w:name w:val="List Table 7 Colorful - Accent 6"/>
-    <w:basedOn w:val="997"/>
+    <w:basedOn w:val="1013"/>
     <w:uiPriority w:val="99"/>
     <w:pPr>
       <w:pBdr/>
@@ -67063,9 +66791,9 @@
       </w:tcPr>
     </w:tblStylePr>
   </w:style>
-  <w:style w:type="table" w:styleId="923">
+  <w:style w:type="table" w:styleId="939">
     <w:name w:val="Lined - Accent"/>
-    <w:basedOn w:val="997"/>
+    <w:basedOn w:val="1013"/>
     <w:uiPriority w:val="99"/>
     <w:pPr>
       <w:pBdr/>
@@ -67300,9 +67028,9 @@
       </w:tcPr>
     </w:tblStylePr>
   </w:style>
-  <w:style w:type="table" w:styleId="924">
+  <w:style w:type="table" w:styleId="940">
     <w:name w:val="Lined - Accent 1"/>
-    <w:basedOn w:val="997"/>
+    <w:basedOn w:val="1013"/>
     <w:uiPriority w:val="99"/>
     <w:pPr>
       <w:pBdr/>
@@ -67537,9 +67265,9 @@
       </w:tcPr>
     </w:tblStylePr>
   </w:style>
-  <w:style w:type="table" w:styleId="925">
+  <w:style w:type="table" w:styleId="941">
     <w:name w:val="Lined - Accent 2"/>
-    <w:basedOn w:val="997"/>
+    <w:basedOn w:val="1013"/>
     <w:uiPriority w:val="99"/>
     <w:pPr>
       <w:pBdr/>
@@ -67774,9 +67502,9 @@
       </w:tcPr>
     </w:tblStylePr>
   </w:style>
-  <w:style w:type="table" w:styleId="926">
+  <w:style w:type="table" w:styleId="942">
     <w:name w:val="Lined - Accent 3"/>
-    <w:basedOn w:val="997"/>
+    <w:basedOn w:val="1013"/>
     <w:uiPriority w:val="99"/>
     <w:pPr>
       <w:pBdr/>
@@ -68011,9 +67739,9 @@
       </w:tcPr>
     </w:tblStylePr>
   </w:style>
-  <w:style w:type="table" w:styleId="927">
+  <w:style w:type="table" w:styleId="943">
     <w:name w:val="Lined - Accent 4"/>
-    <w:basedOn w:val="997"/>
+    <w:basedOn w:val="1013"/>
     <w:uiPriority w:val="99"/>
     <w:pPr>
       <w:pBdr/>
@@ -68248,9 +67976,9 @@
       </w:tcPr>
     </w:tblStylePr>
   </w:style>
-  <w:style w:type="table" w:styleId="928">
+  <w:style w:type="table" w:styleId="944">
     <w:name w:val="Lined - Accent 5"/>
-    <w:basedOn w:val="997"/>
+    <w:basedOn w:val="1013"/>
     <w:uiPriority w:val="99"/>
     <w:pPr>
       <w:pBdr/>
@@ -68485,9 +68213,9 @@
       </w:tcPr>
     </w:tblStylePr>
   </w:style>
-  <w:style w:type="table" w:styleId="929">
+  <w:style w:type="table" w:styleId="945">
     <w:name w:val="Lined - Accent 6"/>
-    <w:basedOn w:val="997"/>
+    <w:basedOn w:val="1013"/>
     <w:uiPriority w:val="99"/>
     <w:pPr>
       <w:pBdr/>
@@ -68722,9 +68450,9 @@
       </w:tcPr>
     </w:tblStylePr>
   </w:style>
-  <w:style w:type="table" w:styleId="930">
+  <w:style w:type="table" w:styleId="946">
     <w:name w:val="Bordered &amp; Lined - Accent"/>
-    <w:basedOn w:val="997"/>
+    <w:basedOn w:val="1013"/>
     <w:uiPriority w:val="99"/>
     <w:pPr>
       <w:pBdr/>
@@ -68966,9 +68694,9 @@
       </w:tcPr>
     </w:tblStylePr>
   </w:style>
-  <w:style w:type="table" w:styleId="931">
+  <w:style w:type="table" w:styleId="947">
     <w:name w:val="Bordered &amp; Lined - Accent 1"/>
-    <w:basedOn w:val="997"/>
+    <w:basedOn w:val="1013"/>
     <w:uiPriority w:val="99"/>
     <w:pPr>
       <w:pBdr/>
@@ -69210,9 +68938,9 @@
       </w:tcPr>
     </w:tblStylePr>
   </w:style>
-  <w:style w:type="table" w:styleId="932">
+  <w:style w:type="table" w:styleId="948">
     <w:name w:val="Bordered &amp; Lined - Accent 2"/>
-    <w:basedOn w:val="997"/>
+    <w:basedOn w:val="1013"/>
     <w:uiPriority w:val="99"/>
     <w:pPr>
       <w:pBdr/>
@@ -69454,9 +69182,9 @@
       </w:tcPr>
     </w:tblStylePr>
   </w:style>
-  <w:style w:type="table" w:styleId="933">
+  <w:style w:type="table" w:styleId="949">
     <w:name w:val="Bordered &amp; Lined - Accent 3"/>
-    <w:basedOn w:val="997"/>
+    <w:basedOn w:val="1013"/>
     <w:uiPriority w:val="99"/>
     <w:pPr>
       <w:pBdr/>
@@ -69698,9 +69426,9 @@
       </w:tcPr>
     </w:tblStylePr>
   </w:style>
-  <w:style w:type="table" w:styleId="934">
+  <w:style w:type="table" w:styleId="950">
     <w:name w:val="Bordered &amp; Lined - Accent 4"/>
-    <w:basedOn w:val="997"/>
+    <w:basedOn w:val="1013"/>
     <w:uiPriority w:val="99"/>
     <w:pPr>
       <w:pBdr/>
@@ -69942,9 +69670,9 @@
       </w:tcPr>
     </w:tblStylePr>
   </w:style>
-  <w:style w:type="table" w:styleId="935">
+  <w:style w:type="table" w:styleId="951">
     <w:name w:val="Bordered &amp; Lined - Accent 5"/>
-    <w:basedOn w:val="997"/>
+    <w:basedOn w:val="1013"/>
     <w:uiPriority w:val="99"/>
     <w:pPr>
       <w:pBdr/>
@@ -70186,9 +69914,9 @@
       </w:tcPr>
     </w:tblStylePr>
   </w:style>
-  <w:style w:type="table" w:styleId="936">
+  <w:style w:type="table" w:styleId="952">
     <w:name w:val="Bordered &amp; Lined - Accent 6"/>
-    <w:basedOn w:val="997"/>
+    <w:basedOn w:val="1013"/>
     <w:uiPriority w:val="99"/>
     <w:pPr>
       <w:pBdr/>
@@ -70430,9 +70158,9 @@
       </w:tcPr>
     </w:tblStylePr>
   </w:style>
-  <w:style w:type="table" w:styleId="937">
+  <w:style w:type="table" w:styleId="953">
     <w:name w:val="Bordered"/>
-    <w:basedOn w:val="997"/>
+    <w:basedOn w:val="1013"/>
     <w:uiPriority w:val="99"/>
     <w:pPr>
       <w:pBdr/>
@@ -70661,9 +70389,9 @@
       </w:tcPr>
     </w:tblStylePr>
   </w:style>
-  <w:style w:type="table" w:styleId="938">
+  <w:style w:type="table" w:styleId="954">
     <w:name w:val="Bordered - Accent 1"/>
-    <w:basedOn w:val="997"/>
+    <w:basedOn w:val="1013"/>
     <w:uiPriority w:val="99"/>
     <w:pPr>
       <w:pBdr/>
@@ -70892,9 +70620,9 @@
       </w:tcPr>
     </w:tblStylePr>
   </w:style>
-  <w:style w:type="table" w:styleId="939">
+  <w:style w:type="table" w:styleId="955">
     <w:name w:val="Bordered - Accent 2"/>
-    <w:basedOn w:val="997"/>
+    <w:basedOn w:val="1013"/>
     <w:uiPriority w:val="99"/>
     <w:pPr>
       <w:pBdr/>
@@ -71123,9 +70851,9 @@
       </w:tcPr>
     </w:tblStylePr>
   </w:style>
-  <w:style w:type="table" w:styleId="940">
+  <w:style w:type="table" w:styleId="956">
     <w:name w:val="Bordered - Accent 3"/>
-    <w:basedOn w:val="997"/>
+    <w:basedOn w:val="1013"/>
     <w:uiPriority w:val="99"/>
     <w:pPr>
       <w:pBdr/>
@@ -71354,9 +71082,9 @@
       </w:tcPr>
     </w:tblStylePr>
   </w:style>
-  <w:style w:type="table" w:styleId="941">
+  <w:style w:type="table" w:styleId="957">
     <w:name w:val="Bordered - Accent 4"/>
-    <w:basedOn w:val="997"/>
+    <w:basedOn w:val="1013"/>
     <w:uiPriority w:val="99"/>
     <w:pPr>
       <w:pBdr/>
@@ -71585,9 +71313,9 @@
       </w:tcPr>
     </w:tblStylePr>
   </w:style>
-  <w:style w:type="table" w:styleId="942">
+  <w:style w:type="table" w:styleId="958">
     <w:name w:val="Bordered - Accent 5"/>
-    <w:basedOn w:val="997"/>
+    <w:basedOn w:val="1013"/>
     <w:uiPriority w:val="99"/>
     <w:pPr>
       <w:pBdr/>
@@ -71816,9 +71544,9 @@
       </w:tcPr>
     </w:tblStylePr>
   </w:style>
-  <w:style w:type="table" w:styleId="943">
+  <w:style w:type="table" w:styleId="959">
     <w:name w:val="Bordered - Accent 6"/>
-    <w:basedOn w:val="997"/>
+    <w:basedOn w:val="1013"/>
     <w:uiPriority w:val="99"/>
     <w:pPr>
       <w:pBdr/>
@@ -72047,11 +71775,11 @@
       </w:tcPr>
     </w:tblStylePr>
   </w:style>
-  <w:style w:type="paragraph" w:styleId="944">
+  <w:style w:type="paragraph" w:styleId="960">
     <w:name w:val="Heading 5"/>
-    <w:basedOn w:val="991"/>
-    <w:next w:val="991"/>
-    <w:link w:val="953"/>
+    <w:basedOn w:val="1007"/>
+    <w:next w:val="1007"/>
+    <w:link w:val="969"/>
     <w:uiPriority w:val="9"/>
     <w:unhideWhenUsed/>
     <w:qFormat/>
@@ -72068,11 +71796,11 @@
       <w:color w:val="0f4761" w:themeColor="accent1" w:themeShade="BF"/>
     </w:rPr>
   </w:style>
-  <w:style w:type="paragraph" w:styleId="945">
+  <w:style w:type="paragraph" w:styleId="961">
     <w:name w:val="Heading 6"/>
-    <w:basedOn w:val="991"/>
-    <w:next w:val="991"/>
-    <w:link w:val="954"/>
+    <w:basedOn w:val="1007"/>
+    <w:next w:val="1007"/>
+    <w:link w:val="970"/>
     <w:uiPriority w:val="9"/>
     <w:unhideWhenUsed/>
     <w:qFormat/>
@@ -72091,11 +71819,11 @@
       <w:color w:val="595959" w:themeColor="text1" w:themeTint="A6"/>
     </w:rPr>
   </w:style>
-  <w:style w:type="paragraph" w:styleId="946">
+  <w:style w:type="paragraph" w:styleId="962">
     <w:name w:val="Heading 7"/>
-    <w:basedOn w:val="991"/>
-    <w:next w:val="991"/>
-    <w:link w:val="955"/>
+    <w:basedOn w:val="1007"/>
+    <w:next w:val="1007"/>
+    <w:link w:val="971"/>
     <w:uiPriority w:val="9"/>
     <w:unhideWhenUsed/>
     <w:qFormat/>
@@ -72112,11 +71840,11 @@
       <w:color w:val="595959" w:themeColor="text1" w:themeTint="A6"/>
     </w:rPr>
   </w:style>
-  <w:style w:type="paragraph" w:styleId="947">
+  <w:style w:type="paragraph" w:styleId="963">
     <w:name w:val="Heading 8"/>
-    <w:basedOn w:val="991"/>
-    <w:next w:val="991"/>
-    <w:link w:val="956"/>
+    <w:basedOn w:val="1007"/>
+    <w:next w:val="1007"/>
+    <w:link w:val="972"/>
     <w:uiPriority w:val="9"/>
     <w:unhideWhenUsed/>
     <w:qFormat/>
@@ -72135,11 +71863,11 @@
       <w:color w:val="272727" w:themeColor="text1" w:themeTint="D8"/>
     </w:rPr>
   </w:style>
-  <w:style w:type="paragraph" w:styleId="948">
+  <w:style w:type="paragraph" w:styleId="964">
     <w:name w:val="Heading 9"/>
-    <w:basedOn w:val="991"/>
-    <w:next w:val="991"/>
-    <w:link w:val="957"/>
+    <w:basedOn w:val="1007"/>
+    <w:next w:val="1007"/>
+    <w:link w:val="973"/>
     <w:uiPriority w:val="9"/>
     <w:unhideWhenUsed/>
     <w:qFormat/>
@@ -72158,10 +71886,10 @@
       <w:color w:val="272727" w:themeColor="text1" w:themeTint="D8"/>
     </w:rPr>
   </w:style>
-  <w:style w:type="character" w:styleId="949">
+  <w:style w:type="character" w:styleId="965">
     <w:name w:val="Heading 1 Char"/>
-    <w:basedOn w:val="996"/>
-    <w:link w:val="992"/>
+    <w:basedOn w:val="1012"/>
+    <w:link w:val="1008"/>
     <w:uiPriority w:val="9"/>
     <w:pPr>
       <w:pBdr/>
@@ -72175,10 +71903,10 @@
       <w:szCs w:val="40"/>
     </w:rPr>
   </w:style>
-  <w:style w:type="character" w:styleId="950">
+  <w:style w:type="character" w:styleId="966">
     <w:name w:val="Heading 2 Char"/>
-    <w:basedOn w:val="996"/>
-    <w:link w:val="993"/>
+    <w:basedOn w:val="1012"/>
+    <w:link w:val="1009"/>
     <w:uiPriority w:val="9"/>
     <w:pPr>
       <w:pBdr/>
@@ -72192,10 +71920,10 @@
       <w:szCs w:val="32"/>
     </w:rPr>
   </w:style>
-  <w:style w:type="character" w:styleId="951">
+  <w:style w:type="character" w:styleId="967">
     <w:name w:val="Heading 3 Char"/>
-    <w:basedOn w:val="996"/>
-    <w:link w:val="994"/>
+    <w:basedOn w:val="1012"/>
+    <w:link w:val="1010"/>
     <w:uiPriority w:val="9"/>
     <w:pPr>
       <w:pBdr/>
@@ -72209,10 +71937,10 @@
       <w:szCs w:val="28"/>
     </w:rPr>
   </w:style>
-  <w:style w:type="character" w:styleId="952">
+  <w:style w:type="character" w:styleId="968">
     <w:name w:val="Heading 4 Char"/>
-    <w:basedOn w:val="996"/>
-    <w:link w:val="995"/>
+    <w:basedOn w:val="1012"/>
+    <w:link w:val="1011"/>
     <w:uiPriority w:val="9"/>
     <w:pPr>
       <w:pBdr/>
@@ -72226,10 +71954,10 @@
       <w:color w:val="0f4761" w:themeColor="accent1" w:themeShade="BF"/>
     </w:rPr>
   </w:style>
-  <w:style w:type="character" w:styleId="953">
+  <w:style w:type="character" w:styleId="969">
     <w:name w:val="Heading 5 Char"/>
-    <w:basedOn w:val="996"/>
-    <w:link w:val="944"/>
+    <w:basedOn w:val="1012"/>
+    <w:link w:val="960"/>
     <w:uiPriority w:val="9"/>
     <w:pPr>
       <w:pBdr/>
@@ -72241,10 +71969,10 @@
       <w:color w:val="0f4761" w:themeColor="accent1" w:themeShade="BF"/>
     </w:rPr>
   </w:style>
-  <w:style w:type="character" w:styleId="954">
+  <w:style w:type="character" w:styleId="970">
     <w:name w:val="Heading 6 Char"/>
-    <w:basedOn w:val="996"/>
-    <w:link w:val="945"/>
+    <w:basedOn w:val="1012"/>
+    <w:link w:val="961"/>
     <w:uiPriority w:val="9"/>
     <w:pPr>
       <w:pBdr/>
@@ -72258,10 +71986,10 @@
       <w:color w:val="595959" w:themeColor="text1" w:themeTint="A6"/>
     </w:rPr>
   </w:style>
-  <w:style w:type="character" w:styleId="955">
+  <w:style w:type="character" w:styleId="971">
     <w:name w:val="Heading 7 Char"/>
-    <w:basedOn w:val="996"/>
-    <w:link w:val="946"/>
+    <w:basedOn w:val="1012"/>
+    <w:link w:val="962"/>
     <w:uiPriority w:val="9"/>
     <w:pPr>
       <w:pBdr/>
@@ -72273,10 +72001,10 @@
       <w:color w:val="595959" w:themeColor="text1" w:themeTint="A6"/>
     </w:rPr>
   </w:style>
-  <w:style w:type="character" w:styleId="956">
+  <w:style w:type="character" w:styleId="972">
     <w:name w:val="Heading 8 Char"/>
-    <w:basedOn w:val="996"/>
-    <w:link w:val="947"/>
+    <w:basedOn w:val="1012"/>
+    <w:link w:val="963"/>
     <w:uiPriority w:val="9"/>
     <w:pPr>
       <w:pBdr/>
@@ -72290,10 +72018,10 @@
       <w:color w:val="272727" w:themeColor="text1" w:themeTint="D8"/>
     </w:rPr>
   </w:style>
-  <w:style w:type="character" w:styleId="957">
+  <w:style w:type="character" w:styleId="973">
     <w:name w:val="Heading 9 Char"/>
-    <w:basedOn w:val="996"/>
-    <w:link w:val="948"/>
+    <w:basedOn w:val="1012"/>
+    <w:link w:val="964"/>
     <w:uiPriority w:val="9"/>
     <w:pPr>
       <w:pBdr/>
@@ -72307,11 +72035,11 @@
       <w:color w:val="272727" w:themeColor="text1" w:themeTint="D8"/>
     </w:rPr>
   </w:style>
-  <w:style w:type="paragraph" w:styleId="958">
+  <w:style w:type="paragraph" w:styleId="974">
     <w:name w:val="Title"/>
-    <w:basedOn w:val="991"/>
-    <w:next w:val="991"/>
-    <w:link w:val="959"/>
+    <w:basedOn w:val="1007"/>
+    <w:next w:val="1007"/>
+    <w:link w:val="975"/>
     <w:uiPriority w:val="10"/>
     <w:qFormat/>
     <w:pPr>
@@ -72327,10 +72055,10 @@
       <w:szCs w:val="56"/>
     </w:rPr>
   </w:style>
-  <w:style w:type="character" w:styleId="959">
+  <w:style w:type="character" w:styleId="975">
     <w:name w:val="Title Char"/>
-    <w:basedOn w:val="996"/>
-    <w:link w:val="958"/>
+    <w:basedOn w:val="1012"/>
+    <w:link w:val="974"/>
     <w:uiPriority w:val="10"/>
     <w:pPr>
       <w:pBdr/>
@@ -72344,11 +72072,11 @@
       <w:szCs w:val="56"/>
     </w:rPr>
   </w:style>
-  <w:style w:type="paragraph" w:styleId="960">
+  <w:style w:type="paragraph" w:styleId="976">
     <w:name w:val="Subtitle"/>
-    <w:basedOn w:val="991"/>
-    <w:next w:val="991"/>
-    <w:link w:val="961"/>
+    <w:basedOn w:val="1007"/>
+    <w:next w:val="1007"/>
+    <w:link w:val="977"/>
     <w:uiPriority w:val="11"/>
     <w:qFormat/>
     <w:pPr>
@@ -72366,10 +72094,10 @@
       <w:szCs w:val="28"/>
     </w:rPr>
   </w:style>
-  <w:style w:type="character" w:styleId="961">
+  <w:style w:type="character" w:styleId="977">
     <w:name w:val="Subtitle Char"/>
-    <w:basedOn w:val="996"/>
-    <w:link w:val="960"/>
+    <w:basedOn w:val="1012"/>
+    <w:link w:val="976"/>
     <w:uiPriority w:val="11"/>
     <w:pPr>
       <w:pBdr/>
@@ -72383,11 +72111,11 @@
       <w:szCs w:val="28"/>
     </w:rPr>
   </w:style>
-  <w:style w:type="paragraph" w:styleId="962">
+  <w:style w:type="paragraph" w:styleId="978">
     <w:name w:val="Quote"/>
-    <w:basedOn w:val="991"/>
-    <w:next w:val="991"/>
-    <w:link w:val="963"/>
+    <w:basedOn w:val="1007"/>
+    <w:next w:val="1007"/>
+    <w:link w:val="979"/>
     <w:uiPriority w:val="29"/>
     <w:qFormat/>
     <w:pPr>
@@ -72402,10 +72130,10 @@
       <w:color w:val="404040" w:themeColor="text1" w:themeTint="BF"/>
     </w:rPr>
   </w:style>
-  <w:style w:type="character" w:styleId="963">
+  <w:style w:type="character" w:styleId="979">
     <w:name w:val="Quote Char"/>
-    <w:basedOn w:val="996"/>
-    <w:link w:val="962"/>
+    <w:basedOn w:val="1012"/>
+    <w:link w:val="978"/>
     <w:uiPriority w:val="29"/>
     <w:pPr>
       <w:pBdr/>
@@ -72418,9 +72146,9 @@
       <w:color w:val="404040" w:themeColor="text1" w:themeTint="BF"/>
     </w:rPr>
   </w:style>
-  <w:style w:type="character" w:styleId="964">
+  <w:style w:type="character" w:styleId="980">
     <w:name w:val="Intense Emphasis"/>
-    <w:basedOn w:val="996"/>
+    <w:basedOn w:val="1012"/>
     <w:uiPriority w:val="21"/>
     <w:qFormat/>
     <w:pPr>
@@ -72434,11 +72162,11 @@
       <w:color w:val="0f4761" w:themeColor="accent1" w:themeShade="BF"/>
     </w:rPr>
   </w:style>
-  <w:style w:type="paragraph" w:styleId="965">
+  <w:style w:type="paragraph" w:styleId="981">
     <w:name w:val="Intense Quote"/>
-    <w:basedOn w:val="991"/>
-    <w:next w:val="991"/>
-    <w:link w:val="966"/>
+    <w:basedOn w:val="1007"/>
+    <w:next w:val="1007"/>
+    <w:link w:val="982"/>
     <w:uiPriority w:val="30"/>
     <w:qFormat/>
     <w:pPr>
@@ -72456,10 +72184,10 @@
       <w:color w:val="0f4761" w:themeColor="accent1" w:themeShade="BF"/>
     </w:rPr>
   </w:style>
-  <w:style w:type="character" w:styleId="966">
+  <w:style w:type="character" w:styleId="982">
     <w:name w:val="Intense Quote Char"/>
-    <w:basedOn w:val="996"/>
-    <w:link w:val="965"/>
+    <w:basedOn w:val="1012"/>
+    <w:link w:val="981"/>
     <w:uiPriority w:val="30"/>
     <w:pPr>
       <w:pBdr/>
@@ -72472,9 +72200,9 @@
       <w:color w:val="0f4761" w:themeColor="accent1" w:themeShade="BF"/>
     </w:rPr>
   </w:style>
-  <w:style w:type="character" w:styleId="967">
+  <w:style w:type="character" w:styleId="983">
     <w:name w:val="Intense Reference"/>
-    <w:basedOn w:val="996"/>
+    <w:basedOn w:val="1012"/>
     <w:uiPriority w:val="32"/>
     <w:qFormat/>
     <w:pPr>
@@ -72490,9 +72218,9 @@
       <w:spacing w:val="5"/>
     </w:rPr>
   </w:style>
-  <w:style w:type="paragraph" w:styleId="968">
+  <w:style w:type="paragraph" w:styleId="984">
     <w:name w:val="No Spacing"/>
-    <w:basedOn w:val="991"/>
+    <w:basedOn w:val="1007"/>
     <w:uiPriority w:val="1"/>
     <w:qFormat/>
     <w:pPr>
@@ -72501,9 +72229,9 @@
       <w:ind/>
     </w:pPr>
   </w:style>
-  <w:style w:type="character" w:styleId="969">
+  <w:style w:type="character" w:styleId="985">
     <w:name w:val="Subtle Emphasis"/>
-    <w:basedOn w:val="996"/>
+    <w:basedOn w:val="1012"/>
     <w:uiPriority w:val="19"/>
     <w:qFormat/>
     <w:pPr>
@@ -72517,9 +72245,9 @@
       <w:color w:val="404040" w:themeColor="text1" w:themeTint="BF"/>
     </w:rPr>
   </w:style>
-  <w:style w:type="character" w:styleId="970">
+  <w:style w:type="character" w:styleId="986">
     <w:name w:val="Emphasis"/>
-    <w:basedOn w:val="996"/>
+    <w:basedOn w:val="1012"/>
     <w:uiPriority w:val="20"/>
     <w:qFormat/>
     <w:pPr>
@@ -72532,9 +72260,9 @@
       <w:iCs/>
     </w:rPr>
   </w:style>
-  <w:style w:type="character" w:styleId="971">
+  <w:style w:type="character" w:styleId="987">
     <w:name w:val="Subtle Reference"/>
-    <w:basedOn w:val="996"/>
+    <w:basedOn w:val="1012"/>
     <w:uiPriority w:val="31"/>
     <w:qFormat/>
     <w:pPr>
@@ -72547,9 +72275,9 @@
       <w:color w:val="5a5a5a" w:themeColor="text1" w:themeTint="A5"/>
     </w:rPr>
   </w:style>
-  <w:style w:type="character" w:styleId="972">
+  <w:style w:type="character" w:styleId="988">
     <w:name w:val="Book Title"/>
-    <w:basedOn w:val="996"/>
+    <w:basedOn w:val="1012"/>
     <w:uiPriority w:val="33"/>
     <w:qFormat/>
     <w:pPr>
@@ -72565,10 +72293,10 @@
       <w:spacing w:val="5"/>
     </w:rPr>
   </w:style>
-  <w:style w:type="character" w:styleId="973">
+  <w:style w:type="character" w:styleId="989">
     <w:name w:val="Header Char"/>
-    <w:basedOn w:val="996"/>
-    <w:link w:val="1022"/>
+    <w:basedOn w:val="1012"/>
+    <w:link w:val="1038"/>
     <w:uiPriority w:val="99"/>
     <w:pPr>
       <w:pBdr/>
@@ -72576,10 +72304,10 @@
       <w:ind/>
     </w:pPr>
   </w:style>
-  <w:style w:type="character" w:styleId="974">
+  <w:style w:type="character" w:styleId="990">
     <w:name w:val="Footer Char"/>
-    <w:basedOn w:val="996"/>
-    <w:link w:val="1024"/>
+    <w:basedOn w:val="1012"/>
+    <w:link w:val="1040"/>
     <w:uiPriority w:val="99"/>
     <w:pPr>
       <w:pBdr/>
@@ -72587,10 +72315,10 @@
       <w:ind/>
     </w:pPr>
   </w:style>
-  <w:style w:type="paragraph" w:styleId="975">
+  <w:style w:type="paragraph" w:styleId="991">
     <w:name w:val="Caption"/>
-    <w:basedOn w:val="991"/>
-    <w:next w:val="991"/>
+    <w:basedOn w:val="1007"/>
+    <w:next w:val="1007"/>
     <w:uiPriority w:val="35"/>
     <w:unhideWhenUsed/>
     <w:qFormat/>
@@ -72607,10 +72335,10 @@
       <w:szCs w:val="18"/>
     </w:rPr>
   </w:style>
-  <w:style w:type="paragraph" w:styleId="976">
+  <w:style w:type="paragraph" w:styleId="992">
     <w:name w:val="footnote text"/>
-    <w:basedOn w:val="991"/>
-    <w:link w:val="977"/>
+    <w:basedOn w:val="1007"/>
+    <w:link w:val="993"/>
     <w:uiPriority w:val="99"/>
     <w:semiHidden/>
     <w:unhideWhenUsed/>
@@ -72624,10 +72352,10 @@
       <w:szCs w:val="20"/>
     </w:rPr>
   </w:style>
-  <w:style w:type="character" w:styleId="977">
+  <w:style w:type="character" w:styleId="993">
     <w:name w:val="Footnote Text Char"/>
-    <w:basedOn w:val="996"/>
-    <w:link w:val="976"/>
+    <w:basedOn w:val="1012"/>
+    <w:link w:val="992"/>
     <w:uiPriority w:val="99"/>
     <w:semiHidden/>
     <w:pPr>
@@ -72640,9 +72368,9 @@
       <w:szCs w:val="20"/>
     </w:rPr>
   </w:style>
-  <w:style w:type="character" w:styleId="978">
+  <w:style w:type="character" w:styleId="994">
     <w:name w:val="footnote reference"/>
-    <w:basedOn w:val="996"/>
+    <w:basedOn w:val="1012"/>
     <w:uiPriority w:val="99"/>
     <w:semiHidden/>
     <w:unhideWhenUsed/>
@@ -72655,10 +72383,10 @@
       <w:vertAlign w:val="superscript"/>
     </w:rPr>
   </w:style>
-  <w:style w:type="paragraph" w:styleId="979">
+  <w:style w:type="paragraph" w:styleId="995">
     <w:name w:val="endnote text"/>
-    <w:basedOn w:val="991"/>
-    <w:link w:val="980"/>
+    <w:basedOn w:val="1007"/>
+    <w:link w:val="996"/>
     <w:uiPriority w:val="99"/>
     <w:semiHidden/>
     <w:unhideWhenUsed/>
@@ -72672,10 +72400,10 @@
       <w:szCs w:val="20"/>
     </w:rPr>
   </w:style>
-  <w:style w:type="character" w:styleId="980">
+  <w:style w:type="character" w:styleId="996">
     <w:name w:val="Endnote Text Char"/>
-    <w:basedOn w:val="996"/>
-    <w:link w:val="979"/>
+    <w:basedOn w:val="1012"/>
+    <w:link w:val="995"/>
     <w:uiPriority w:val="99"/>
     <w:semiHidden/>
     <w:pPr>
@@ -72688,9 +72416,9 @@
       <w:szCs w:val="20"/>
     </w:rPr>
   </w:style>
-  <w:style w:type="character" w:styleId="981">
+  <w:style w:type="character" w:styleId="997">
     <w:name w:val="endnote reference"/>
-    <w:basedOn w:val="996"/>
+    <w:basedOn w:val="1012"/>
     <w:uiPriority w:val="99"/>
     <w:semiHidden/>
     <w:unhideWhenUsed/>
@@ -72703,9 +72431,9 @@
       <w:vertAlign w:val="superscript"/>
     </w:rPr>
   </w:style>
-  <w:style w:type="character" w:styleId="982">
+  <w:style w:type="character" w:styleId="998">
     <w:name w:val="FollowedHyperlink"/>
-    <w:basedOn w:val="996"/>
+    <w:basedOn w:val="1012"/>
     <w:uiPriority w:val="99"/>
     <w:semiHidden/>
     <w:unhideWhenUsed/>
@@ -72719,10 +72447,10 @@
       <w:u w:val="single"/>
     </w:rPr>
   </w:style>
-  <w:style w:type="paragraph" w:styleId="983">
+  <w:style w:type="paragraph" w:styleId="999">
     <w:name w:val="toc 4"/>
-    <w:basedOn w:val="991"/>
-    <w:next w:val="991"/>
+    <w:basedOn w:val="1007"/>
+    <w:next w:val="1007"/>
     <w:uiPriority w:val="39"/>
     <w:unhideWhenUsed/>
     <w:pPr>
@@ -72731,10 +72459,10 @@
       <w:ind w:left="660"/>
     </w:pPr>
   </w:style>
-  <w:style w:type="paragraph" w:styleId="984">
+  <w:style w:type="paragraph" w:styleId="1000">
     <w:name w:val="toc 5"/>
-    <w:basedOn w:val="991"/>
-    <w:next w:val="991"/>
+    <w:basedOn w:val="1007"/>
+    <w:next w:val="1007"/>
     <w:uiPriority w:val="39"/>
     <w:unhideWhenUsed/>
     <w:pPr>
@@ -72743,10 +72471,10 @@
       <w:ind w:left="880"/>
     </w:pPr>
   </w:style>
-  <w:style w:type="paragraph" w:styleId="985">
+  <w:style w:type="paragraph" w:styleId="1001">
     <w:name w:val="toc 6"/>
-    <w:basedOn w:val="991"/>
-    <w:next w:val="991"/>
+    <w:basedOn w:val="1007"/>
+    <w:next w:val="1007"/>
     <w:uiPriority w:val="39"/>
     <w:unhideWhenUsed/>
     <w:pPr>
@@ -72755,10 +72483,10 @@
       <w:ind w:left="1100"/>
     </w:pPr>
   </w:style>
-  <w:style w:type="paragraph" w:styleId="986">
+  <w:style w:type="paragraph" w:styleId="1002">
     <w:name w:val="toc 7"/>
-    <w:basedOn w:val="991"/>
-    <w:next w:val="991"/>
+    <w:basedOn w:val="1007"/>
+    <w:next w:val="1007"/>
     <w:uiPriority w:val="39"/>
     <w:unhideWhenUsed/>
     <w:pPr>
@@ -72767,10 +72495,10 @@
       <w:ind w:left="1320"/>
     </w:pPr>
   </w:style>
-  <w:style w:type="paragraph" w:styleId="987">
+  <w:style w:type="paragraph" w:styleId="1003">
     <w:name w:val="toc 8"/>
-    <w:basedOn w:val="991"/>
-    <w:next w:val="991"/>
+    <w:basedOn w:val="1007"/>
+    <w:next w:val="1007"/>
     <w:uiPriority w:val="39"/>
     <w:unhideWhenUsed/>
     <w:pPr>
@@ -72779,10 +72507,10 @@
       <w:ind w:left="1540"/>
     </w:pPr>
   </w:style>
-  <w:style w:type="paragraph" w:styleId="988">
+  <w:style w:type="paragraph" w:styleId="1004">
     <w:name w:val="toc 9"/>
-    <w:basedOn w:val="991"/>
-    <w:next w:val="991"/>
+    <w:basedOn w:val="1007"/>
+    <w:next w:val="1007"/>
     <w:uiPriority w:val="39"/>
     <w:unhideWhenUsed/>
     <w:pPr>
@@ -72791,7 +72519,7 @@
       <w:ind w:left="1760"/>
     </w:pPr>
   </w:style>
-  <w:style w:type="paragraph" w:styleId="989">
+  <w:style w:type="paragraph" w:styleId="1005">
     <w:name w:val="TOC Heading"/>
     <w:uiPriority w:val="39"/>
     <w:unhideWhenUsed/>
@@ -72801,10 +72529,10 @@
       <w:ind/>
     </w:pPr>
   </w:style>
-  <w:style w:type="paragraph" w:styleId="990">
+  <w:style w:type="paragraph" w:styleId="1006">
     <w:name w:val="table of figures"/>
-    <w:basedOn w:val="991"/>
-    <w:next w:val="991"/>
+    <w:basedOn w:val="1007"/>
+    <w:next w:val="1007"/>
     <w:uiPriority w:val="99"/>
     <w:unhideWhenUsed/>
     <w:pPr>
@@ -72813,7 +72541,7 @@
       <w:ind/>
     </w:pPr>
   </w:style>
-  <w:style w:type="paragraph" w:styleId="991" w:default="1">
+  <w:style w:type="paragraph" w:styleId="1007" w:default="1">
     <w:name w:val="Normal"/>
     <w:qFormat/>
     <w:pPr>
@@ -72827,11 +72555,11 @@
       <w:szCs w:val="24"/>
     </w:rPr>
   </w:style>
-  <w:style w:type="paragraph" w:styleId="992">
+  <w:style w:type="paragraph" w:styleId="1008">
     <w:name w:val="Heading 1"/>
-    <w:basedOn w:val="991"/>
-    <w:next w:val="991"/>
-    <w:link w:val="1006"/>
+    <w:basedOn w:val="1007"/>
+    <w:next w:val="1007"/>
+    <w:link w:val="1022"/>
     <w:uiPriority w:val="9"/>
     <w:qFormat/>
     <w:pPr>
@@ -72850,11 +72578,11 @@
       <w:szCs w:val="28"/>
     </w:rPr>
   </w:style>
-  <w:style w:type="paragraph" w:styleId="993">
+  <w:style w:type="paragraph" w:styleId="1009">
     <w:name w:val="Heading 2"/>
-    <w:basedOn w:val="991"/>
-    <w:next w:val="991"/>
-    <w:link w:val="1026"/>
+    <w:basedOn w:val="1007"/>
+    <w:next w:val="1007"/>
+    <w:link w:val="1042"/>
     <w:uiPriority w:val="9"/>
     <w:semiHidden/>
     <w:unhideWhenUsed/>
@@ -72874,11 +72602,11 @@
       <w:szCs w:val="26"/>
     </w:rPr>
   </w:style>
-  <w:style w:type="paragraph" w:styleId="994">
+  <w:style w:type="paragraph" w:styleId="1010">
     <w:name w:val="Heading 3"/>
-    <w:basedOn w:val="991"/>
-    <w:next w:val="991"/>
-    <w:link w:val="1015"/>
+    <w:basedOn w:val="1007"/>
+    <w:next w:val="1007"/>
+    <w:link w:val="1031"/>
     <w:uiPriority w:val="9"/>
     <w:semiHidden/>
     <w:unhideWhenUsed/>
@@ -72898,11 +72626,11 @@
       <w:szCs w:val="26"/>
     </w:rPr>
   </w:style>
-  <w:style w:type="paragraph" w:styleId="995">
+  <w:style w:type="paragraph" w:styleId="1011">
     <w:name w:val="Heading 4"/>
-    <w:basedOn w:val="991"/>
-    <w:next w:val="991"/>
-    <w:link w:val="1014"/>
+    <w:basedOn w:val="1007"/>
+    <w:next w:val="1007"/>
+    <w:link w:val="1030"/>
     <w:uiPriority w:val="9"/>
     <w:semiHidden/>
     <w:unhideWhenUsed/>
@@ -72921,7 +72649,7 @@
       <w:szCs w:val="28"/>
     </w:rPr>
   </w:style>
-  <w:style w:type="character" w:styleId="996" w:default="1">
+  <w:style w:type="character" w:styleId="1012" w:default="1">
     <w:name w:val="Default Paragraph Font"/>
     <w:uiPriority w:val="1"/>
     <w:semiHidden/>
@@ -72932,7 +72660,7 @@
       <w:ind/>
     </w:pPr>
   </w:style>
-  <w:style w:type="table" w:styleId="997" w:default="1">
+  <w:style w:type="table" w:styleId="1013" w:default="1">
     <w:name w:val="Normal Table"/>
     <w:uiPriority w:val="99"/>
     <w:semiHidden/>
@@ -73125,7 +72853,7 @@
       </w:tcPr>
     </w:tblStylePr>
   </w:style>
-  <w:style w:type="numbering" w:styleId="998" w:default="1">
+  <w:style w:type="numbering" w:styleId="1014" w:default="1">
     <w:name w:val="No List"/>
     <w:uiPriority w:val="99"/>
     <w:semiHidden/>
@@ -73136,10 +72864,10 @@
       <w:ind/>
     </w:pPr>
   </w:style>
-  <w:style w:type="paragraph" w:styleId="999" w:customStyle="1">
+  <w:style w:type="paragraph" w:styleId="1015" w:customStyle="1">
     <w:name w:val="Осн_текст"/>
-    <w:basedOn w:val="991"/>
-    <w:link w:val="1000"/>
+    <w:basedOn w:val="1007"/>
+    <w:link w:val="1016"/>
     <w:pPr>
       <w:pBdr/>
       <w:spacing w:line="360" w:lineRule="auto"/>
@@ -73150,9 +72878,9 @@
       <w:szCs w:val="20"/>
     </w:rPr>
   </w:style>
-  <w:style w:type="character" w:styleId="1000" w:customStyle="1">
+  <w:style w:type="character" w:styleId="1016" w:customStyle="1">
     <w:name w:val="Осн_текст Знак"/>
-    <w:link w:val="999"/>
+    <w:link w:val="1015"/>
     <w:pPr>
       <w:pBdr/>
       <w:spacing/>
@@ -73165,10 +72893,10 @@
       <w:lang w:eastAsia="ru-RU"/>
     </w:rPr>
   </w:style>
-  <w:style w:type="paragraph" w:styleId="1001">
+  <w:style w:type="paragraph" w:styleId="1017">
     <w:name w:val="toc 1"/>
-    <w:basedOn w:val="991"/>
-    <w:next w:val="991"/>
+    <w:basedOn w:val="1007"/>
+    <w:next w:val="1007"/>
     <w:uiPriority w:val="39"/>
     <w:pPr>
       <w:pBdr/>
@@ -73176,10 +72904,10 @@
       <w:ind/>
     </w:pPr>
   </w:style>
-  <w:style w:type="paragraph" w:styleId="1002">
+  <w:style w:type="paragraph" w:styleId="1018">
     <w:name w:val="toc 2"/>
-    <w:basedOn w:val="991"/>
-    <w:next w:val="991"/>
+    <w:basedOn w:val="1007"/>
+    <w:next w:val="1007"/>
     <w:uiPriority w:val="39"/>
     <w:pPr>
       <w:pBdr/>
@@ -73187,10 +72915,10 @@
       <w:ind w:firstLine="454" w:left="454"/>
     </w:pPr>
   </w:style>
-  <w:style w:type="paragraph" w:styleId="1003">
+  <w:style w:type="paragraph" w:styleId="1019">
     <w:name w:val="toc 3"/>
-    <w:basedOn w:val="991"/>
-    <w:next w:val="991"/>
+    <w:basedOn w:val="1007"/>
+    <w:next w:val="1007"/>
     <w:semiHidden/>
     <w:pPr>
       <w:pBdr/>
@@ -73198,7 +72926,7 @@
       <w:ind w:left="560"/>
     </w:pPr>
   </w:style>
-  <w:style w:type="character" w:styleId="1004">
+  <w:style w:type="character" w:styleId="1020">
     <w:name w:val="Hyperlink"/>
     <w:uiPriority w:val="99"/>
     <w:pPr>
@@ -73211,10 +72939,10 @@
       <w:u w:val="single"/>
     </w:rPr>
   </w:style>
-  <w:style w:type="paragraph" w:styleId="1005" w:customStyle="1">
+  <w:style w:type="paragraph" w:styleId="1021" w:customStyle="1">
     <w:name w:val="Заголовок_0"/>
-    <w:basedOn w:val="992"/>
-    <w:next w:val="999"/>
+    <w:basedOn w:val="1008"/>
+    <w:next w:val="1015"/>
     <w:pPr>
       <w:pageBreakBefore w:val="true"/>
       <w:pBdr/>
@@ -73228,9 +72956,9 @@
       <w:szCs w:val="20"/>
     </w:rPr>
   </w:style>
-  <w:style w:type="character" w:styleId="1006" w:customStyle="1">
+  <w:style w:type="character" w:styleId="1022" w:customStyle="1">
     <w:name w:val="Заголовок 1 Знак"/>
-    <w:link w:val="992"/>
+    <w:link w:val="1008"/>
     <w:uiPriority w:val="9"/>
     <w:pPr>
       <w:pBdr/>
@@ -73247,16 +72975,16 @@
       <w:lang w:eastAsia="ru-RU"/>
     </w:rPr>
   </w:style>
-  <w:style w:type="character" w:styleId="1007" w:customStyle="1">
+  <w:style w:type="character" w:styleId="1023" w:customStyle="1">
     <w:name w:val="apple-converted-space"/>
-    <w:basedOn w:val="996"/>
+    <w:basedOn w:val="1012"/>
     <w:pPr>
       <w:pBdr/>
       <w:spacing/>
       <w:ind/>
     </w:pPr>
   </w:style>
-  <w:style w:type="character" w:styleId="1008">
+  <w:style w:type="character" w:styleId="1024">
     <w:name w:val="HTML Code"/>
     <w:uiPriority w:val="99"/>
     <w:semiHidden/>
@@ -73272,9 +73000,9 @@
       <w:szCs w:val="20"/>
     </w:rPr>
   </w:style>
-  <w:style w:type="paragraph" w:styleId="1009">
+  <w:style w:type="paragraph" w:styleId="1025">
     <w:name w:val="List Paragraph"/>
-    <w:basedOn w:val="991"/>
+    <w:basedOn w:val="1007"/>
     <w:uiPriority w:val="34"/>
     <w:qFormat/>
     <w:pPr>
@@ -73290,7 +73018,7 @@
       <w:lang w:eastAsia="en-US"/>
     </w:rPr>
   </w:style>
-  <w:style w:type="character" w:styleId="1010">
+  <w:style w:type="character" w:styleId="1026">
     <w:name w:val="Strong"/>
     <w:uiPriority w:val="22"/>
     <w:qFormat/>
@@ -73304,9 +73032,9 @@
       <w:bCs/>
     </w:rPr>
   </w:style>
-  <w:style w:type="paragraph" w:styleId="1011" w:customStyle="1">
+  <w:style w:type="paragraph" w:styleId="1027" w:customStyle="1">
     <w:name w:val="Спис_Лит"/>
-    <w:basedOn w:val="999"/>
+    <w:basedOn w:val="1015"/>
     <w:pPr>
       <w:numPr>
         <w:numId w:val="3"/>
@@ -73320,10 +73048,10 @@
       <w:ind w:hanging="540" w:left="540"/>
     </w:pPr>
   </w:style>
-  <w:style w:type="paragraph" w:styleId="1012">
+  <w:style w:type="paragraph" w:styleId="1028">
     <w:name w:val="Balloon Text"/>
-    <w:basedOn w:val="991"/>
-    <w:link w:val="1013"/>
+    <w:basedOn w:val="1007"/>
+    <w:link w:val="1029"/>
     <w:uiPriority w:val="99"/>
     <w:semiHidden/>
     <w:unhideWhenUsed/>
@@ -73338,9 +73066,9 @@
       <w:szCs w:val="16"/>
     </w:rPr>
   </w:style>
-  <w:style w:type="character" w:styleId="1013" w:customStyle="1">
+  <w:style w:type="character" w:styleId="1029" w:customStyle="1">
     <w:name w:val="Текст выноски Знак"/>
-    <w:link w:val="1012"/>
+    <w:link w:val="1028"/>
     <w:uiPriority w:val="99"/>
     <w:semiHidden/>
     <w:pPr>
@@ -73355,10 +73083,10 @@
       <w:lang w:eastAsia="ru-RU"/>
     </w:rPr>
   </w:style>
-  <w:style w:type="character" w:styleId="1014" w:customStyle="1">
+  <w:style w:type="character" w:styleId="1030" w:customStyle="1">
     <w:name w:val="Заголовок 4 Знак"/>
-    <w:basedOn w:val="996"/>
-    <w:link w:val="995"/>
+    <w:basedOn w:val="1012"/>
+    <w:link w:val="1011"/>
     <w:uiPriority w:val="9"/>
     <w:semiHidden/>
     <w:pPr>
@@ -73374,10 +73102,10 @@
       <w:szCs w:val="28"/>
     </w:rPr>
   </w:style>
-  <w:style w:type="character" w:styleId="1015" w:customStyle="1">
+  <w:style w:type="character" w:styleId="1031" w:customStyle="1">
     <w:name w:val="Заголовок 3 Знак"/>
-    <w:basedOn w:val="996"/>
-    <w:link w:val="994"/>
+    <w:basedOn w:val="1012"/>
+    <w:link w:val="1010"/>
     <w:uiPriority w:val="9"/>
     <w:semiHidden/>
     <w:pPr>
@@ -73393,9 +73121,9 @@
       <w:szCs w:val="26"/>
     </w:rPr>
   </w:style>
-  <w:style w:type="character" w:styleId="1016">
+  <w:style w:type="character" w:styleId="1032">
     <w:name w:val="Placeholder Text"/>
-    <w:basedOn w:val="996"/>
+    <w:basedOn w:val="1012"/>
     <w:uiPriority w:val="99"/>
     <w:semiHidden/>
     <w:pPr>
@@ -73407,9 +73135,9 @@
       <w:color w:val="808080"/>
     </w:rPr>
   </w:style>
-  <w:style w:type="table" w:styleId="1017">
+  <w:style w:type="table" w:styleId="1033">
     <w:name w:val="Table Grid"/>
-    <w:basedOn w:val="997"/>
+    <w:basedOn w:val="1013"/>
     <w:uiPriority w:val="59"/>
     <w:pPr>
       <w:pBdr/>
@@ -73599,7 +73327,7 @@
       </w:tcPr>
     </w:tblStylePr>
   </w:style>
-  <w:style w:type="paragraph" w:styleId="1018" w:customStyle="1">
+  <w:style w:type="paragraph" w:styleId="1034" w:customStyle="1">
     <w:name w:val="Обычный1"/>
     <w:pPr>
       <w:pBdr>
@@ -73617,7 +73345,7 @@
       <w:color w:val="000000"/>
     </w:rPr>
   </w:style>
-  <w:style w:type="paragraph" w:styleId="1019" w:customStyle="1">
+  <w:style w:type="paragraph" w:styleId="1035" w:customStyle="1">
     <w:name w:val="Default"/>
     <w:pPr>
       <w:pBdr/>
@@ -73632,9 +73360,9 @@
       <w:lang w:eastAsia="en-US"/>
     </w:rPr>
   </w:style>
-  <w:style w:type="paragraph" w:styleId="1020">
+  <w:style w:type="paragraph" w:styleId="1036">
     <w:name w:val="Body Text"/>
-    <w:link w:val="1021"/>
+    <w:link w:val="1037"/>
     <w:pPr>
       <w:pBdr>
         <w:top w:val="none" w:color="000000" w:sz="4" w:space="0"/>
@@ -73653,10 +73381,10 @@
       <w:szCs w:val="24"/>
     </w:rPr>
   </w:style>
-  <w:style w:type="character" w:styleId="1021" w:customStyle="1">
+  <w:style w:type="character" w:styleId="1037" w:customStyle="1">
     <w:name w:val="Основной текст Знак"/>
-    <w:basedOn w:val="996"/>
-    <w:link w:val="1020"/>
+    <w:basedOn w:val="1012"/>
+    <w:link w:val="1036"/>
     <w:pPr>
       <w:pBdr/>
       <w:spacing/>
@@ -73669,10 +73397,10 @@
       <w:szCs w:val="24"/>
     </w:rPr>
   </w:style>
-  <w:style w:type="paragraph" w:styleId="1022">
+  <w:style w:type="paragraph" w:styleId="1038">
     <w:name w:val="Header"/>
-    <w:basedOn w:val="991"/>
-    <w:link w:val="1023"/>
+    <w:basedOn w:val="1007"/>
+    <w:link w:val="1039"/>
     <w:uiPriority w:val="99"/>
     <w:unhideWhenUsed/>
     <w:pPr>
@@ -73685,10 +73413,10 @@
       <w:ind/>
     </w:pPr>
   </w:style>
-  <w:style w:type="character" w:styleId="1023" w:customStyle="1">
+  <w:style w:type="character" w:styleId="1039" w:customStyle="1">
     <w:name w:val="Верхний колонтитул Знак"/>
-    <w:basedOn w:val="996"/>
-    <w:link w:val="1022"/>
+    <w:basedOn w:val="1012"/>
+    <w:link w:val="1038"/>
     <w:uiPriority w:val="99"/>
     <w:pPr>
       <w:pBdr/>
@@ -73701,10 +73429,10 @@
       <w:szCs w:val="24"/>
     </w:rPr>
   </w:style>
-  <w:style w:type="paragraph" w:styleId="1024">
+  <w:style w:type="paragraph" w:styleId="1040">
     <w:name w:val="Footer"/>
-    <w:basedOn w:val="991"/>
-    <w:link w:val="1025"/>
+    <w:basedOn w:val="1007"/>
+    <w:link w:val="1041"/>
     <w:uiPriority w:val="99"/>
     <w:unhideWhenUsed/>
     <w:pPr>
@@ -73717,10 +73445,10 @@
       <w:ind/>
     </w:pPr>
   </w:style>
-  <w:style w:type="character" w:styleId="1025" w:customStyle="1">
+  <w:style w:type="character" w:styleId="1041" w:customStyle="1">
     <w:name w:val="Нижний колонтитул Знак"/>
-    <w:basedOn w:val="996"/>
-    <w:link w:val="1024"/>
+    <w:basedOn w:val="1012"/>
+    <w:link w:val="1040"/>
     <w:uiPriority w:val="99"/>
     <w:pPr>
       <w:pBdr/>
@@ -73733,10 +73461,10 @@
       <w:szCs w:val="24"/>
     </w:rPr>
   </w:style>
-  <w:style w:type="character" w:styleId="1026" w:customStyle="1">
+  <w:style w:type="character" w:styleId="1042" w:customStyle="1">
     <w:name w:val="Заголовок 2 Знак"/>
-    <w:basedOn w:val="996"/>
-    <w:link w:val="993"/>
+    <w:basedOn w:val="1012"/>
+    <w:link w:val="1009"/>
     <w:uiPriority w:val="9"/>
     <w:semiHidden/>
     <w:pPr>
